--- a/01-Matematicas.docx
+++ b/01-Matematicas.docx
@@ -2,7 +2,7 @@
 <file path=word/document.xml><?xml version="1.0" encoding="utf-8"?>
 <w:document xmlns:w="http://schemas.openxmlformats.org/wordprocessingml/2006/main" xmlns:m="http://schemas.openxmlformats.org/officeDocument/2006/math" xmlns:r="http://schemas.openxmlformats.org/officeDocument/2006/relationships" xmlns:o="urn:schemas-microsoft-com:office:office" xmlns:v="urn:schemas-microsoft-com:vml" xmlns:w10="urn:schemas-microsoft-com:office:word" xmlns:a="http://schemas.openxmlformats.org/drawingml/2006/main" xmlns:pic="http://schemas.openxmlformats.org/drawingml/2006/picture" xmlns:wp="http://schemas.openxmlformats.org/drawingml/2006/wordprocessingDrawing">
   <w:body>
-    <w:bookmarkStart w:id="50" w:name="guía-1-matemáticas"/>
+    <w:bookmarkStart w:id="39" w:name="guía-1-matemáticas"/>
     <w:p>
       <w:pPr>
         <w:pStyle w:val="Heading1"/>
@@ -17,8 +17,8 @@
       </w:pPr>
       <w:r>
         <w:rPr>
+          <w:b/>
           <w:bCs/>
-          <w:b/>
         </w:rPr>
         <w:t xml:space="preserve">Números hasta el millón, multiplicación y división, fracciones y decimales</w:t>
       </w:r>
@@ -28,7 +28,7 @@
         <w:pStyle w:val="BodyText"/>
       </w:pPr>
       <w:r>
-        <w:t xml:space="preserve">Begonia · 5° básico · Repaso 2026</w:t>
+        <w:t xml:space="preserve">Bego · 5° básico · Repaso 2026</w:t>
       </w:r>
     </w:p>
     <w:p>
@@ -37,19 +37,19 @@
       </w:pPr>
       <w:r>
         <w:rPr>
+          <w:b/>
           <w:bCs/>
-          <w:b/>
         </w:rPr>
         <w:t xml:space="preserve">Objetivos de Aprendizaje (Bases Curriculares, Mineduc)</w:t>
       </w:r>
     </w:p>
     <w:p>
       <w:pPr>
+        <w:pStyle w:val="Compact"/>
         <w:numPr>
           <w:ilvl w:val="0"/>
           <w:numId w:val="1001"/>
         </w:numPr>
-        <w:pStyle w:val="Compact"/>
       </w:pPr>
       <w:r>
         <w:t xml:space="preserve">OA 1: Representar y describir números naturales hasta más allá de 1.000.000.</w:t>
@@ -57,11 +57,11 @@
     </w:p>
     <w:p>
       <w:pPr>
+        <w:pStyle w:val="Compact"/>
         <w:numPr>
           <w:ilvl w:val="0"/>
           <w:numId w:val="1001"/>
         </w:numPr>
-        <w:pStyle w:val="Compact"/>
       </w:pPr>
       <w:r>
         <w:t xml:space="preserve">OA 3 y OA 4: Multiplicar y dividir números naturales, aplicando estrategias y resolviendo problemas.</w:t>
@@ -69,11 +69,11 @@
     </w:p>
     <w:p>
       <w:pPr>
+        <w:pStyle w:val="Compact"/>
         <w:numPr>
           <w:ilvl w:val="0"/>
           <w:numId w:val="1001"/>
         </w:numPr>
-        <w:pStyle w:val="Compact"/>
       </w:pPr>
       <w:r>
         <w:t xml:space="preserve">OA 7 y OA 8: Comparar y ordenar fracciones propias e impropias; sumar y restar fracciones con denominadores iguales o relacionados.</w:t>
@@ -81,11 +81,11 @@
     </w:p>
     <w:p>
       <w:pPr>
+        <w:pStyle w:val="Compact"/>
         <w:numPr>
           <w:ilvl w:val="0"/>
           <w:numId w:val="1001"/>
         </w:numPr>
-        <w:pStyle w:val="Compact"/>
       </w:pPr>
       <w:r>
         <w:t xml:space="preserve">OA 10 y OA 11: Representar decimales hasta la milésima; sumar y restar decimales.</w:t>
@@ -97,8 +97,8 @@
       </w:pPr>
       <w:r>
         <w:rPr>
+          <w:b/>
           <w:bCs/>
-          <w:b/>
         </w:rPr>
         <w:t xml:space="preserve">Tiempo estimado:</w:t>
       </w:r>
@@ -116,7 +116,7 @@
         </w:pict>
       </w:r>
     </w:p>
-    <w:bookmarkStart w:id="20" w:name="diagnóstico-de-entrada"/>
+    <w:bookmarkStart w:id="9" w:name="diagnóstico-de-entrada"/>
     <w:p>
       <w:pPr>
         <w:pStyle w:val="Heading2"/>
@@ -135,11 +135,11 @@
     </w:p>
     <w:p>
       <w:pPr>
+        <w:pStyle w:val="Compact"/>
         <w:numPr>
           <w:ilvl w:val="0"/>
           <w:numId w:val="1002"/>
         </w:numPr>
-        <w:pStyle w:val="Compact"/>
       </w:pPr>
       <w:r>
         <w:t xml:space="preserve">Escribe con palabras el número 408.150. ______________________________________</w:t>
@@ -147,11 +147,11 @@
     </w:p>
     <w:p>
       <w:pPr>
+        <w:pStyle w:val="Compact"/>
         <w:numPr>
           <w:ilvl w:val="0"/>
           <w:numId w:val="1002"/>
         </w:numPr>
-        <w:pStyle w:val="Compact"/>
       </w:pPr>
       <w:r>
         <w:t xml:space="preserve">¿Qué valor tiene el 6 en 763.400? ______________________</w:t>
@@ -159,11 +159,11 @@
     </w:p>
     <w:p>
       <w:pPr>
+        <w:pStyle w:val="Compact"/>
         <w:numPr>
           <w:ilvl w:val="0"/>
           <w:numId w:val="1002"/>
         </w:numPr>
-        <w:pStyle w:val="Compact"/>
       </w:pPr>
       <w:r>
         <w:t xml:space="preserve">Calcula 1.204 × 5 = ____________</w:t>
@@ -171,11 +171,11 @@
     </w:p>
     <w:p>
       <w:pPr>
+        <w:pStyle w:val="Compact"/>
         <w:numPr>
           <w:ilvl w:val="0"/>
           <w:numId w:val="1002"/>
         </w:numPr>
-        <w:pStyle w:val="Compact"/>
       </w:pPr>
       <w:r>
         <w:t xml:space="preserve">Calcula 3.612 ÷ 4 = ____________</w:t>
@@ -183,11 +183,11 @@
     </w:p>
     <w:p>
       <w:pPr>
+        <w:pStyle w:val="Compact"/>
         <w:numPr>
           <w:ilvl w:val="0"/>
           <w:numId w:val="1002"/>
         </w:numPr>
-        <w:pStyle w:val="Compact"/>
       </w:pPr>
       <w:r>
         <w:t xml:space="preserve">¿Cuál es mayor, 3/5 o 3/8? ____________</w:t>
@@ -195,11 +195,11 @@
     </w:p>
     <w:p>
       <w:pPr>
+        <w:pStyle w:val="Compact"/>
         <w:numPr>
           <w:ilvl w:val="0"/>
           <w:numId w:val="1002"/>
         </w:numPr>
-        <w:pStyle w:val="Compact"/>
       </w:pPr>
       <w:r>
         <w:t xml:space="preserve">Calcula 2/7 + 3/7 = ____________</w:t>
@@ -207,11 +207,11 @@
     </w:p>
     <w:p>
       <w:pPr>
+        <w:pStyle w:val="Compact"/>
         <w:numPr>
           <w:ilvl w:val="0"/>
           <w:numId w:val="1002"/>
         </w:numPr>
-        <w:pStyle w:val="Compact"/>
       </w:pPr>
       <w:r>
         <w:t xml:space="preserve">Escribe 0,45 como fracción. ____________</w:t>
@@ -219,11 +219,11 @@
     </w:p>
     <w:p>
       <w:pPr>
+        <w:pStyle w:val="Compact"/>
         <w:numPr>
           <w:ilvl w:val="0"/>
           <w:numId w:val="1002"/>
         </w:numPr>
-        <w:pStyle w:val="Compact"/>
       </w:pPr>
       <w:r>
         <w:t xml:space="preserve">Calcula 6,3 + 2,85 = ____________</w:t>
@@ -236,8 +236,8 @@
         </w:pict>
       </w:r>
     </w:p>
-    <w:bookmarkEnd w:id="20"/>
-    <w:bookmarkStart w:id="25" w:name="sección-1-números-hasta-el-millón"/>
+    <w:bookmarkEnd w:id="9"/>
+    <w:bookmarkStart w:id="14" w:name="sección-1-números-hasta-el-millón"/>
     <w:p>
       <w:pPr>
         <w:pStyle w:val="Heading2"/>
@@ -246,7 +246,7 @@
         <w:t xml:space="preserve">Sección 1 · Números hasta el millón</w:t>
       </w:r>
     </w:p>
-    <w:bookmarkStart w:id="21" w:name="el-valor-posicional"/>
+    <w:bookmarkStart w:id="10" w:name="el-valor-posicional"/>
     <w:p>
       <w:pPr>
         <w:pStyle w:val="Heading3"/>
@@ -267,8 +267,8 @@
       </w:r>
       <w:r>
         <w:rPr>
+          <w:b/>
           <w:bCs/>
-          <w:b/>
         </w:rPr>
         <w:t xml:space="preserve">386.412</w:t>
       </w:r>
@@ -281,7 +281,6 @@
         <w:tblStyle w:val="Table"/>
         <w:tblW w:type="auto" w:w="0"/>
         <w:tblLook w:firstRow="1" w:lastRow="0" w:firstColumn="0" w:lastColumn="0" w:noHBand="0" w:noVBand="0" w:val="0020"/>
-        <w:jc w:val="start"/>
       </w:tblPr>
       <w:tblGrid>
         <w:gridCol w:w="1320"/>
@@ -293,14 +292,13 @@
       </w:tblGrid>
       <w:tr>
         <w:trPr>
-          <w:tblHeader w:val="true"/>
+          <w:tblHeader w:val="on"/>
         </w:trPr>
         <w:tc>
           <w:tcPr/>
           <w:p>
             <w:pPr>
               <w:pStyle w:val="Compact"/>
-              <w:jc w:val="left"/>
             </w:pPr>
             <w:r>
               <w:t xml:space="preserve">CM</w:t>
@@ -312,7 +310,6 @@
           <w:p>
             <w:pPr>
               <w:pStyle w:val="Compact"/>
-              <w:jc w:val="left"/>
             </w:pPr>
             <w:r>
               <w:t xml:space="preserve">DM</w:t>
@@ -324,7 +321,6 @@
           <w:p>
             <w:pPr>
               <w:pStyle w:val="Compact"/>
-              <w:jc w:val="left"/>
             </w:pPr>
             <w:r>
               <w:t xml:space="preserve">UM</w:t>
@@ -336,7 +332,6 @@
           <w:p>
             <w:pPr>
               <w:pStyle w:val="Compact"/>
-              <w:jc w:val="left"/>
             </w:pPr>
             <w:r>
               <w:t xml:space="preserve">C</w:t>
@@ -348,7 +343,6 @@
           <w:p>
             <w:pPr>
               <w:pStyle w:val="Compact"/>
-              <w:jc w:val="left"/>
             </w:pPr>
             <w:r>
               <w:t xml:space="preserve">D</w:t>
@@ -360,7 +354,6 @@
           <w:p>
             <w:pPr>
               <w:pStyle w:val="Compact"/>
-              <w:jc w:val="left"/>
             </w:pPr>
             <w:r>
               <w:t xml:space="preserve">U</w:t>
@@ -374,7 +367,6 @@
           <w:p>
             <w:pPr>
               <w:pStyle w:val="Compact"/>
-              <w:jc w:val="left"/>
             </w:pPr>
             <w:r>
               <w:t xml:space="preserve">3</w:t>
@@ -386,7 +378,6 @@
           <w:p>
             <w:pPr>
               <w:pStyle w:val="Compact"/>
-              <w:jc w:val="left"/>
             </w:pPr>
             <w:r>
               <w:t xml:space="preserve">8</w:t>
@@ -398,7 +389,6 @@
           <w:p>
             <w:pPr>
               <w:pStyle w:val="Compact"/>
-              <w:jc w:val="left"/>
             </w:pPr>
             <w:r>
               <w:t xml:space="preserve">6</w:t>
@@ -410,7 +400,6 @@
           <w:p>
             <w:pPr>
               <w:pStyle w:val="Compact"/>
-              <w:jc w:val="left"/>
             </w:pPr>
             <w:r>
               <w:t xml:space="preserve">4</w:t>
@@ -422,7 +411,6 @@
           <w:p>
             <w:pPr>
               <w:pStyle w:val="Compact"/>
-              <w:jc w:val="left"/>
             </w:pPr>
             <w:r>
               <w:t xml:space="preserve">1</w:t>
@@ -434,7 +422,6 @@
           <w:p>
             <w:pPr>
               <w:pStyle w:val="Compact"/>
-              <w:jc w:val="left"/>
             </w:pPr>
             <w:r>
               <w:t xml:space="preserve">2</w:t>
@@ -448,7 +435,6 @@
           <w:p>
             <w:pPr>
               <w:pStyle w:val="Compact"/>
-              <w:jc w:val="left"/>
             </w:pPr>
             <w:r>
               <w:t xml:space="preserve">300.000</w:t>
@@ -460,7 +446,6 @@
           <w:p>
             <w:pPr>
               <w:pStyle w:val="Compact"/>
-              <w:jc w:val="left"/>
             </w:pPr>
             <w:r>
               <w:t xml:space="preserve">80.000</w:t>
@@ -472,7 +457,6 @@
           <w:p>
             <w:pPr>
               <w:pStyle w:val="Compact"/>
-              <w:jc w:val="left"/>
             </w:pPr>
             <w:r>
               <w:t xml:space="preserve">6.000</w:t>
@@ -484,7 +468,6 @@
           <w:p>
             <w:pPr>
               <w:pStyle w:val="Compact"/>
-              <w:jc w:val="left"/>
             </w:pPr>
             <w:r>
               <w:t xml:space="preserve">400</w:t>
@@ -496,7 +479,6 @@
           <w:p>
             <w:pPr>
               <w:pStyle w:val="Compact"/>
-              <w:jc w:val="left"/>
             </w:pPr>
             <w:r>
               <w:t xml:space="preserve">10</w:t>
@@ -508,7 +490,6 @@
           <w:p>
             <w:pPr>
               <w:pStyle w:val="Compact"/>
-              <w:jc w:val="left"/>
             </w:pPr>
             <w:r>
               <w:t xml:space="preserve">2</w:t>
@@ -537,8 +518,8 @@
       </w:r>
       <w:r>
         <w:rPr>
+          <w:b/>
           <w:bCs/>
-          <w:b/>
         </w:rPr>
         <w:t xml:space="preserve">trescientos ochenta y seis mil cuatrocientos doce</w:t>
       </w:r>
@@ -552,8 +533,8 @@
       </w:pPr>
       <w:r>
         <w:rPr>
+          <w:b/>
           <w:bCs/>
-          <w:b/>
         </w:rPr>
         <w:t xml:space="preserve">Descomposición:</w:t>
       </w:r>
@@ -564,8 +545,8 @@
         <w:t xml:space="preserve">386.412 = 300.000 + 80.000 + 6.000 + 400 + 10 + 2</w:t>
       </w:r>
     </w:p>
-    <w:bookmarkEnd w:id="21"/>
-    <w:bookmarkStart w:id="22" w:name="comparar-y-ordenar"/>
+    <w:bookmarkEnd w:id="10"/>
+    <w:bookmarkStart w:id="11" w:name="comparar-y-ordenar"/>
     <w:p>
       <w:pPr>
         <w:pStyle w:val="Heading3"/>
@@ -590,8 +571,8 @@
         <w:t xml:space="preserve">89.999 &lt; 90.010 porque el primero tiene 5 cifras y el segundo también, pero 8 decenas de mil son menos que 9 decenas de mil.</w:t>
       </w:r>
     </w:p>
-    <w:bookmarkEnd w:id="22"/>
-    <w:bookmarkStart w:id="23" w:name="redondear"/>
+    <w:bookmarkEnd w:id="11"/>
+    <w:bookmarkStart w:id="12" w:name="redondear"/>
     <w:p>
       <w:pPr>
         <w:pStyle w:val="Heading3"/>
@@ -612,8 +593,8 @@
       </w:r>
       <w:r>
         <w:rPr>
+          <w:b/>
           <w:bCs/>
-          <w:b/>
         </w:rPr>
         <w:t xml:space="preserve">a la derecha</w:t>
       </w:r>
@@ -626,11 +607,11 @@
     </w:p>
     <w:p>
       <w:pPr>
+        <w:pStyle w:val="Compact"/>
         <w:numPr>
           <w:ilvl w:val="0"/>
           <w:numId w:val="1003"/>
         </w:numPr>
-        <w:pStyle w:val="Compact"/>
       </w:pPr>
       <w:r>
         <w:t xml:space="preserve">462.750 redondeado a la</w:t>
@@ -640,8 +621,8 @@
       </w:r>
       <w:r>
         <w:rPr>
+          <w:b/>
           <w:bCs/>
-          <w:b/>
         </w:rPr>
         <w:t xml:space="preserve">unidad de mil</w:t>
       </w:r>
@@ -653,19 +634,19 @@
       </w:r>
       <w:r>
         <w:rPr>
+          <w:b/>
           <w:bCs/>
-          <w:b/>
         </w:rPr>
         <w:t xml:space="preserve">463.000</w:t>
       </w:r>
     </w:p>
     <w:p>
       <w:pPr>
+        <w:pStyle w:val="Compact"/>
         <w:numPr>
           <w:ilvl w:val="0"/>
           <w:numId w:val="1003"/>
         </w:numPr>
-        <w:pStyle w:val="Compact"/>
       </w:pPr>
       <w:r>
         <w:t xml:space="preserve">462.750 redondeado a la</w:t>
@@ -675,8 +656,8 @@
       </w:r>
       <w:r>
         <w:rPr>
+          <w:b/>
           <w:bCs/>
-          <w:b/>
         </w:rPr>
         <w:t xml:space="preserve">decena de mil</w:t>
       </w:r>
@@ -688,14 +669,14 @@
       </w:r>
       <w:r>
         <w:rPr>
+          <w:b/>
           <w:bCs/>
-          <w:b/>
         </w:rPr>
         <w:t xml:space="preserve">460.000</w:t>
       </w:r>
     </w:p>
-    <w:bookmarkEnd w:id="23"/>
-    <w:bookmarkStart w:id="24" w:name="ahora-tú"/>
+    <w:bookmarkEnd w:id="12"/>
+    <w:bookmarkStart w:id="13" w:name="ahora-tú"/>
     <w:p>
       <w:pPr>
         <w:pStyle w:val="Heading3"/>
@@ -706,11 +687,11 @@
     </w:p>
     <w:p>
       <w:pPr>
+        <w:pStyle w:val="Compact"/>
         <w:numPr>
           <w:ilvl w:val="0"/>
           <w:numId w:val="1004"/>
         </w:numPr>
-        <w:pStyle w:val="Compact"/>
       </w:pPr>
       <w:r>
         <w:t xml:space="preserve">Escribe con palabras: a) 204.070 b) 715.309 c) 1.000.000</w:t>
@@ -718,11 +699,11 @@
     </w:p>
     <w:p>
       <w:pPr>
+        <w:pStyle w:val="Compact"/>
         <w:numPr>
           <w:ilvl w:val="0"/>
           <w:numId w:val="1004"/>
         </w:numPr>
-        <w:pStyle w:val="Compact"/>
       </w:pPr>
       <w:r>
         <w:t xml:space="preserve">Descompón 549.128 en sumandos según el valor posicional.</w:t>
@@ -730,11 +711,11 @@
     </w:p>
     <w:p>
       <w:pPr>
+        <w:pStyle w:val="Compact"/>
         <w:numPr>
           <w:ilvl w:val="0"/>
           <w:numId w:val="1004"/>
         </w:numPr>
-        <w:pStyle w:val="Compact"/>
       </w:pPr>
       <w:r>
         <w:t xml:space="preserve">¿Qué valor tiene el 7 en 375.900?</w:t>
@@ -742,11 +723,11 @@
     </w:p>
     <w:p>
       <w:pPr>
+        <w:pStyle w:val="Compact"/>
         <w:numPr>
           <w:ilvl w:val="0"/>
           <w:numId w:val="1004"/>
         </w:numPr>
-        <w:pStyle w:val="Compact"/>
       </w:pPr>
       <w:r>
         <w:t xml:space="preserve">Ordena de menor a mayor: 89.999 · 90.010 · 89.099 · 90.100</w:t>
@@ -754,11 +735,11 @@
     </w:p>
     <w:p>
       <w:pPr>
+        <w:pStyle w:val="Compact"/>
         <w:numPr>
           <w:ilvl w:val="0"/>
           <w:numId w:val="1004"/>
         </w:numPr>
-        <w:pStyle w:val="Compact"/>
       </w:pPr>
       <w:r>
         <w:t xml:space="preserve">Redondea 462.750 a la decena de mil más cercana.</w:t>
@@ -766,11 +747,11 @@
     </w:p>
     <w:p>
       <w:pPr>
+        <w:pStyle w:val="Compact"/>
         <w:numPr>
           <w:ilvl w:val="0"/>
           <w:numId w:val="1004"/>
         </w:numPr>
-        <w:pStyle w:val="Compact"/>
       </w:pPr>
       <w:r>
         <w:t xml:space="preserve">Escribe el antecesor y el sucesor de 700.000.</w:t>
@@ -783,9 +764,9 @@
         </w:pict>
       </w:r>
     </w:p>
-    <w:bookmarkEnd w:id="24"/>
-    <w:bookmarkEnd w:id="25"/>
-    <w:bookmarkStart w:id="30" w:name="Xb415fc846f4a909e55d9a62a67d884cd074f4d1"/>
+    <w:bookmarkEnd w:id="13"/>
+    <w:bookmarkEnd w:id="14"/>
+    <w:bookmarkStart w:id="19" w:name="Xb415fc846f4a909e55d9a62a67d884cd074f4d1"/>
     <w:p>
       <w:pPr>
         <w:pStyle w:val="Heading2"/>
@@ -794,7 +775,7 @@
         <w:t xml:space="preserve">Sección 2 · Multiplicación y división hasta el millón</w:t>
       </w:r>
     </w:p>
-    <w:bookmarkStart w:id="26" w:name="multiplicar-por-dos-o-más-cifras"/>
+    <w:bookmarkStart w:id="15" w:name="multiplicar-por-dos-o-más-cifras"/>
     <w:p>
       <w:pPr>
         <w:pStyle w:val="Heading3"/>
@@ -817,19 +798,19 @@
       </w:pPr>
       <w:r>
         <w:rPr>
+          <w:b/>
           <w:bCs/>
-          <w:b/>
         </w:rPr>
         <w:t xml:space="preserve">1.245 × 36</w:t>
       </w:r>
     </w:p>
     <w:p>
       <w:pPr>
+        <w:pStyle w:val="Compact"/>
         <w:numPr>
           <w:ilvl w:val="0"/>
           <w:numId w:val="1005"/>
         </w:numPr>
-        <w:pStyle w:val="Compact"/>
       </w:pPr>
       <w:r>
         <w:t xml:space="preserve">1.245 × 30 = 37.350</w:t>
@@ -837,11 +818,11 @@
     </w:p>
     <w:p>
       <w:pPr>
+        <w:pStyle w:val="Compact"/>
         <w:numPr>
           <w:ilvl w:val="0"/>
           <w:numId w:val="1005"/>
         </w:numPr>
-        <w:pStyle w:val="Compact"/>
       </w:pPr>
       <w:r>
         <w:t xml:space="preserve">1.245 × 6 = 7.470</w:t>
@@ -849,11 +830,11 @@
     </w:p>
     <w:p>
       <w:pPr>
+        <w:pStyle w:val="Compact"/>
         <w:numPr>
           <w:ilvl w:val="0"/>
           <w:numId w:val="1005"/>
         </w:numPr>
-        <w:pStyle w:val="Compact"/>
       </w:pPr>
       <w:r>
         <w:t xml:space="preserve">Total: 37.350 + 7.470 =</w:t>
@@ -863,14 +844,14 @@
       </w:r>
       <w:r>
         <w:rPr>
+          <w:b/>
           <w:bCs/>
-          <w:b/>
         </w:rPr>
         <w:t xml:space="preserve">44.820</w:t>
       </w:r>
     </w:p>
-    <w:bookmarkEnd w:id="26"/>
-    <w:bookmarkStart w:id="27" w:name="dividir"/>
+    <w:bookmarkEnd w:id="15"/>
+    <w:bookmarkStart w:id="16" w:name="dividir"/>
     <w:p>
       <w:pPr>
         <w:pStyle w:val="Heading3"/>
@@ -893,8 +874,8 @@
       </w:pPr>
       <w:r>
         <w:rPr>
+          <w:b/>
           <w:bCs/>
-          <w:b/>
         </w:rPr>
         <w:t xml:space="preserve">8.436 ÷ 12 = 703</w:t>
       </w:r>
@@ -911,8 +892,8 @@
       </w:pPr>
       <w:r>
         <w:rPr>
+          <w:b/>
           <w:bCs/>
-          <w:b/>
         </w:rPr>
         <w:t xml:space="preserve">5.279 ÷ 8 = 659, resto 7</w:t>
       </w:r>
@@ -929,8 +910,8 @@
       </w:pPr>
       <w:r>
         <w:rPr>
+          <w:b/>
           <w:bCs/>
-          <w:b/>
         </w:rPr>
         <w:t xml:space="preserve">Comprobación de toda división:</w:t>
       </w:r>
@@ -941,8 +922,8 @@
         <w:t xml:space="preserve">divisor × cociente + resto = dividendo.</w:t>
       </w:r>
     </w:p>
-    <w:bookmarkEnd w:id="27"/>
-    <w:bookmarkStart w:id="28" w:name="cómo-elegir-la-operación-en-un-problema"/>
+    <w:bookmarkEnd w:id="16"/>
+    <w:bookmarkStart w:id="17" w:name="cómo-elegir-la-operación-en-un-problema"/>
     <w:p>
       <w:pPr>
         <w:pStyle w:val="Heading3"/>
@@ -956,7 +937,6 @@
         <w:tblStyle w:val="Table"/>
         <w:tblW w:type="auto" w:w="0"/>
         <w:tblLook w:firstRow="1" w:lastRow="0" w:firstColumn="0" w:lastColumn="0" w:noHBand="0" w:noVBand="0" w:val="0020"/>
-        <w:jc w:val="start"/>
       </w:tblPr>
       <w:tblGrid>
         <w:gridCol w:w="3960"/>
@@ -964,14 +944,13 @@
       </w:tblGrid>
       <w:tr>
         <w:trPr>
-          <w:tblHeader w:val="true"/>
+          <w:tblHeader w:val="on"/>
         </w:trPr>
         <w:tc>
           <w:tcPr/>
           <w:p>
             <w:pPr>
               <w:pStyle w:val="Compact"/>
-              <w:jc w:val="left"/>
             </w:pPr>
             <w:r>
               <w:t xml:space="preserve">Si el problema pide…</w:t>
@@ -983,7 +962,6 @@
           <w:p>
             <w:pPr>
               <w:pStyle w:val="Compact"/>
-              <w:jc w:val="left"/>
             </w:pPr>
             <w:r>
               <w:t xml:space="preserve">La operación es…</w:t>
@@ -997,7 +975,6 @@
           <w:p>
             <w:pPr>
               <w:pStyle w:val="Compact"/>
-              <w:jc w:val="left"/>
             </w:pPr>
             <w:r>
               <w:t xml:space="preserve">Repetir una cantidad varias veces</w:t>
@@ -1009,7 +986,6 @@
           <w:p>
             <w:pPr>
               <w:pStyle w:val="Compact"/>
-              <w:jc w:val="left"/>
             </w:pPr>
             <w:r>
               <w:t xml:space="preserve">Multiplicación</w:t>
@@ -1023,7 +999,6 @@
           <w:p>
             <w:pPr>
               <w:pStyle w:val="Compact"/>
-              <w:jc w:val="left"/>
             </w:pPr>
             <w:r>
               <w:t xml:space="preserve">Repartir en partes iguales</w:t>
@@ -1035,7 +1010,6 @@
           <w:p>
             <w:pPr>
               <w:pStyle w:val="Compact"/>
-              <w:jc w:val="left"/>
             </w:pPr>
             <w:r>
               <w:t xml:space="preserve">División</w:t>
@@ -1049,7 +1023,6 @@
           <w:p>
             <w:pPr>
               <w:pStyle w:val="Compact"/>
-              <w:jc w:val="left"/>
             </w:pPr>
             <w:r>
               <w:t xml:space="preserve">Averiguar cuántos grupos se forman</w:t>
@@ -1061,7 +1034,6 @@
           <w:p>
             <w:pPr>
               <w:pStyle w:val="Compact"/>
-              <w:jc w:val="left"/>
             </w:pPr>
             <w:r>
               <w:t xml:space="preserve">División</w:t>
@@ -1075,7 +1047,6 @@
           <w:p>
             <w:pPr>
               <w:pStyle w:val="Compact"/>
-              <w:jc w:val="left"/>
             </w:pPr>
             <w:r>
               <w:t xml:space="preserve">Calcular el total de filas por columnas</w:t>
@@ -1087,7 +1058,6 @@
           <w:p>
             <w:pPr>
               <w:pStyle w:val="Compact"/>
-              <w:jc w:val="left"/>
             </w:pPr>
             <w:r>
               <w:t xml:space="preserve">Multiplicación</w:t>
@@ -1096,8 +1066,8 @@
         </w:tc>
       </w:tr>
     </w:tbl>
-    <w:bookmarkEnd w:id="28"/>
-    <w:bookmarkStart w:id="29" w:name="ahora-tú-1"/>
+    <w:bookmarkEnd w:id="17"/>
+    <w:bookmarkStart w:id="18" w:name="ahora-tú-1"/>
     <w:p>
       <w:pPr>
         <w:pStyle w:val="Heading3"/>
@@ -1108,11 +1078,11 @@
     </w:p>
     <w:p>
       <w:pPr>
+        <w:pStyle w:val="Compact"/>
         <w:numPr>
           <w:ilvl w:val="0"/>
           <w:numId w:val="1006"/>
         </w:numPr>
-        <w:pStyle w:val="Compact"/>
       </w:pPr>
       <w:r>
         <w:t xml:space="preserve">2.348 × 7 =</w:t>
@@ -1120,11 +1090,11 @@
     </w:p>
     <w:p>
       <w:pPr>
+        <w:pStyle w:val="Compact"/>
         <w:numPr>
           <w:ilvl w:val="0"/>
           <w:numId w:val="1006"/>
         </w:numPr>
-        <w:pStyle w:val="Compact"/>
       </w:pPr>
       <w:r>
         <w:t xml:space="preserve">1.560 × 24 =</w:t>
@@ -1132,11 +1102,11 @@
     </w:p>
     <w:p>
       <w:pPr>
+        <w:pStyle w:val="Compact"/>
         <w:numPr>
           <w:ilvl w:val="0"/>
           <w:numId w:val="1006"/>
         </w:numPr>
-        <w:pStyle w:val="Compact"/>
       </w:pPr>
       <w:r>
         <w:t xml:space="preserve">906 × 305 =</w:t>
@@ -1144,11 +1114,11 @@
     </w:p>
     <w:p>
       <w:pPr>
+        <w:pStyle w:val="Compact"/>
         <w:numPr>
           <w:ilvl w:val="0"/>
           <w:numId w:val="1006"/>
         </w:numPr>
-        <w:pStyle w:val="Compact"/>
       </w:pPr>
       <w:r>
         <w:t xml:space="preserve">9.744 ÷ 6 =</w:t>
@@ -1156,11 +1126,11 @@
     </w:p>
     <w:p>
       <w:pPr>
+        <w:pStyle w:val="Compact"/>
         <w:numPr>
           <w:ilvl w:val="0"/>
           <w:numId w:val="1006"/>
         </w:numPr>
-        <w:pStyle w:val="Compact"/>
       </w:pPr>
       <w:r>
         <w:t xml:space="preserve">7.325 ÷ 15 = (indica cociente y resto)</w:t>
@@ -1168,11 +1138,11 @@
     </w:p>
     <w:p>
       <w:pPr>
+        <w:pStyle w:val="Compact"/>
         <w:numPr>
           <w:ilvl w:val="0"/>
           <w:numId w:val="1006"/>
         </w:numPr>
-        <w:pStyle w:val="Compact"/>
       </w:pPr>
       <w:r>
         <w:t xml:space="preserve">Un colegio compra 18 cajas de libros y cada caja trae 245 libros. ¿Cuántos libros compró?</w:t>
@@ -1180,11 +1150,11 @@
     </w:p>
     <w:p>
       <w:pPr>
+        <w:pStyle w:val="Compact"/>
         <w:numPr>
           <w:ilvl w:val="0"/>
           <w:numId w:val="1006"/>
         </w:numPr>
-        <w:pStyle w:val="Compact"/>
       </w:pPr>
       <w:r>
         <w:t xml:space="preserve">Esos mismos libros se reparten en partes iguales entre 21 cursos. ¿Cuántos libros recibe cada curso?</w:t>
@@ -1197,9 +1167,9 @@
         </w:pict>
       </w:r>
     </w:p>
-    <w:bookmarkEnd w:id="29"/>
-    <w:bookmarkEnd w:id="30"/>
-    <w:bookmarkStart w:id="37" w:name="sección-3-fracciones"/>
+    <w:bookmarkEnd w:id="18"/>
+    <w:bookmarkEnd w:id="19"/>
+    <w:bookmarkStart w:id="26" w:name="sección-3-fracciones"/>
     <w:p>
       <w:pPr>
         <w:pStyle w:val="Heading2"/>
@@ -1208,7 +1178,7 @@
         <w:t xml:space="preserve">Sección 3 · Fracciones</w:t>
       </w:r>
     </w:p>
-    <w:bookmarkStart w:id="31" w:name="las-partes-de-una-fracción"/>
+    <w:bookmarkStart w:id="20" w:name="las-partes-de-una-fracción"/>
     <w:p>
       <w:pPr>
         <w:pStyle w:val="Heading3"/>
@@ -1229,8 +1199,8 @@
       </w:r>
       <w:r>
         <w:rPr>
+          <w:b/>
           <w:bCs/>
-          <w:b/>
         </w:rPr>
         <w:t xml:space="preserve">3/4</w:t>
       </w:r>
@@ -1242,8 +1212,8 @@
       </w:r>
       <w:r>
         <w:rPr>
+          <w:b/>
           <w:bCs/>
-          <w:b/>
         </w:rPr>
         <w:t xml:space="preserve">4</w:t>
       </w:r>
@@ -1258,8 +1228,8 @@
       </w:r>
       <w:r>
         <w:rPr>
+          <w:b/>
           <w:bCs/>
-          <w:b/>
         </w:rPr>
         <w:t xml:space="preserve">3</w:t>
       </w:r>
@@ -1270,8 +1240,8 @@
         <w:t xml:space="preserve">(numerador) dice cuántas de esas partes se toman.</w:t>
       </w:r>
     </w:p>
-    <w:bookmarkEnd w:id="31"/>
-    <w:bookmarkStart w:id="32" w:name="tipos-de-fracciones"/>
+    <w:bookmarkEnd w:id="20"/>
+    <w:bookmarkStart w:id="21" w:name="tipos-de-fracciones"/>
     <w:p>
       <w:pPr>
         <w:pStyle w:val="Heading3"/>
@@ -1284,8 +1254,8 @@
       <w:tblPr>
         <w:tblStyle w:val="Table"/>
         <w:tblW w:type="pct" w:w="5000"/>
+        <w:tblLayout w:type="fixed"/>
         <w:tblLook w:firstRow="1" w:lastRow="0" w:firstColumn="0" w:lastColumn="0" w:noHBand="0" w:noVBand="0" w:val="0020"/>
-        <w:jc w:val="start"/>
       </w:tblPr>
       <w:tblGrid>
         <w:gridCol w:w="2640"/>
@@ -1294,14 +1264,13 @@
       </w:tblGrid>
       <w:tr>
         <w:trPr>
-          <w:tblHeader w:val="true"/>
+          <w:tblHeader w:val="on"/>
         </w:trPr>
         <w:tc>
           <w:tcPr/>
           <w:p>
             <w:pPr>
               <w:pStyle w:val="Compact"/>
-              <w:jc w:val="left"/>
             </w:pPr>
             <w:r>
               <w:t xml:space="preserve">Tipo</w:t>
@@ -1313,7 +1282,6 @@
           <w:p>
             <w:pPr>
               <w:pStyle w:val="Compact"/>
-              <w:jc w:val="left"/>
             </w:pPr>
             <w:r>
               <w:t xml:space="preserve">Cómo se reconoce</w:t>
@@ -1325,7 +1293,6 @@
           <w:p>
             <w:pPr>
               <w:pStyle w:val="Compact"/>
-              <w:jc w:val="left"/>
             </w:pPr>
             <w:r>
               <w:t xml:space="preserve">Ejemplo</w:t>
@@ -1339,7 +1306,6 @@
           <w:p>
             <w:pPr>
               <w:pStyle w:val="Compact"/>
-              <w:jc w:val="left"/>
             </w:pPr>
             <w:r>
               <w:t xml:space="preserve">Propia</w:t>
@@ -1351,7 +1317,6 @@
           <w:p>
             <w:pPr>
               <w:pStyle w:val="Compact"/>
-              <w:jc w:val="left"/>
             </w:pPr>
             <w:r>
               <w:t xml:space="preserve">Numerador menor que el denominador. Vale menos que 1.</w:t>
@@ -1363,7 +1328,6 @@
           <w:p>
             <w:pPr>
               <w:pStyle w:val="Compact"/>
-              <w:jc w:val="left"/>
             </w:pPr>
             <w:r>
               <w:t xml:space="preserve">5/9</w:t>
@@ -1377,7 +1341,6 @@
           <w:p>
             <w:pPr>
               <w:pStyle w:val="Compact"/>
-              <w:jc w:val="left"/>
             </w:pPr>
             <w:r>
               <w:t xml:space="preserve">Impropia</w:t>
@@ -1389,7 +1352,6 @@
           <w:p>
             <w:pPr>
               <w:pStyle w:val="Compact"/>
-              <w:jc w:val="left"/>
             </w:pPr>
             <w:r>
               <w:t xml:space="preserve">Numerador mayor o igual que el denominador. Vale 1 o más.</w:t>
@@ -1401,7 +1363,6 @@
           <w:p>
             <w:pPr>
               <w:pStyle w:val="Compact"/>
-              <w:jc w:val="left"/>
             </w:pPr>
             <w:r>
               <w:t xml:space="preserve">11/7</w:t>
@@ -1415,7 +1376,6 @@
           <w:p>
             <w:pPr>
               <w:pStyle w:val="Compact"/>
-              <w:jc w:val="left"/>
             </w:pPr>
             <w:r>
               <w:t xml:space="preserve">Mixta</w:t>
@@ -1427,7 +1387,6 @@
           <w:p>
             <w:pPr>
               <w:pStyle w:val="Compact"/>
-              <w:jc w:val="left"/>
             </w:pPr>
             <w:r>
               <w:t xml:space="preserve">Un número entero junto a una fracción propia.</w:t>
@@ -1439,7 +1398,6 @@
           <w:p>
             <w:pPr>
               <w:pStyle w:val="Compact"/>
-              <w:jc w:val="left"/>
             </w:pPr>
             <w:r>
               <w:t xml:space="preserve">2 3/8</w:t>
@@ -1454,8 +1412,8 @@
       </w:pPr>
       <w:r>
         <w:rPr>
+          <w:b/>
           <w:bCs/>
-          <w:b/>
         </w:rPr>
         <w:t xml:space="preserve">De impropia a mixta:</w:t>
       </w:r>
@@ -1470,8 +1428,8 @@
       </w:r>
       <w:r>
         <w:rPr>
+          <w:b/>
           <w:bCs/>
-          <w:b/>
         </w:rPr>
         <w:t xml:space="preserve">3 2/5</w:t>
       </w:r>
@@ -1482,8 +1440,8 @@
       </w:pPr>
       <w:r>
         <w:rPr>
+          <w:b/>
           <w:bCs/>
-          <w:b/>
         </w:rPr>
         <w:t xml:space="preserve">De mixta a impropia:</w:t>
       </w:r>
@@ -1498,14 +1456,14 @@
       </w:r>
       <w:r>
         <w:rPr>
+          <w:b/>
           <w:bCs/>
-          <w:b/>
         </w:rPr>
         <w:t xml:space="preserve">19/8</w:t>
       </w:r>
     </w:p>
-    <w:bookmarkEnd w:id="32"/>
-    <w:bookmarkStart w:id="33" w:name="fracciones-equivalentes"/>
+    <w:bookmarkEnd w:id="21"/>
+    <w:bookmarkStart w:id="22" w:name="fracciones-equivalentes"/>
     <w:p>
       <w:pPr>
         <w:pStyle w:val="Heading3"/>
@@ -1530,8 +1488,8 @@
         <w:t xml:space="preserve">3/4 = 6/8 = 9/12 · y también 12/18 = 2/3 (dividiendo ambos por 6)</w:t>
       </w:r>
     </w:p>
-    <w:bookmarkEnd w:id="33"/>
-    <w:bookmarkStart w:id="34" w:name="comparar-fracciones"/>
+    <w:bookmarkEnd w:id="22"/>
+    <w:bookmarkStart w:id="23" w:name="comparar-fracciones"/>
     <w:p>
       <w:pPr>
         <w:pStyle w:val="Heading3"/>
@@ -1542,16 +1500,16 @@
     </w:p>
     <w:p>
       <w:pPr>
+        <w:pStyle w:val="Compact"/>
         <w:numPr>
           <w:ilvl w:val="0"/>
           <w:numId w:val="1007"/>
         </w:numPr>
-        <w:pStyle w:val="Compact"/>
       </w:pPr>
       <w:r>
         <w:rPr>
+          <w:b/>
           <w:bCs/>
-          <w:b/>
         </w:rPr>
         <w:t xml:space="preserve">Mismo denominador:</w:t>
       </w:r>
@@ -1564,16 +1522,16 @@
     </w:p>
     <w:p>
       <w:pPr>
+        <w:pStyle w:val="Compact"/>
         <w:numPr>
           <w:ilvl w:val="0"/>
           <w:numId w:val="1007"/>
         </w:numPr>
-        <w:pStyle w:val="Compact"/>
       </w:pPr>
       <w:r>
         <w:rPr>
+          <w:b/>
           <w:bCs/>
-          <w:b/>
         </w:rPr>
         <w:t xml:space="preserve">Mismo numerador:</w:t>
       </w:r>
@@ -1588,8 +1546,8 @@
       </w:r>
       <w:r>
         <w:rPr>
+          <w:i/>
           <w:iCs/>
-          <w:i/>
         </w:rPr>
         <w:t xml:space="preserve">menor</w:t>
       </w:r>
@@ -1599,16 +1557,16 @@
     </w:p>
     <w:p>
       <w:pPr>
+        <w:pStyle w:val="Compact"/>
         <w:numPr>
           <w:ilvl w:val="0"/>
           <w:numId w:val="1007"/>
         </w:numPr>
-        <w:pStyle w:val="Compact"/>
       </w:pPr>
       <w:r>
         <w:rPr>
+          <w:b/>
           <w:bCs/>
-          <w:b/>
         </w:rPr>
         <w:t xml:space="preserve">Distintos:</w:t>
       </w:r>
@@ -1619,8 +1577,8 @@
         <w:t xml:space="preserve">se busca un denominador común. 1/2 = 4/8, entonces 1/2 = 4/8</w:t>
       </w:r>
     </w:p>
-    <w:bookmarkEnd w:id="34"/>
-    <w:bookmarkStart w:id="35" w:name="sumar-y-restar"/>
+    <w:bookmarkEnd w:id="23"/>
+    <w:bookmarkStart w:id="24" w:name="sumar-y-restar"/>
     <w:p>
       <w:pPr>
         <w:pStyle w:val="Heading3"/>
@@ -1639,11 +1597,11 @@
     </w:p>
     <w:p>
       <w:pPr>
+        <w:pStyle w:val="Compact"/>
         <w:numPr>
           <w:ilvl w:val="0"/>
           <w:numId w:val="1008"/>
         </w:numPr>
-        <w:pStyle w:val="Compact"/>
       </w:pPr>
       <w:r>
         <w:t xml:space="preserve">Igual denominador: 3/8 + 2/8 =</w:t>
@@ -1653,19 +1611,19 @@
       </w:r>
       <w:r>
         <w:rPr>
+          <w:b/>
           <w:bCs/>
-          <w:b/>
         </w:rPr>
         <w:t xml:space="preserve">5/8</w:t>
       </w:r>
     </w:p>
     <w:p>
       <w:pPr>
+        <w:pStyle w:val="Compact"/>
         <w:numPr>
           <w:ilvl w:val="0"/>
           <w:numId w:val="1008"/>
         </w:numPr>
-        <w:pStyle w:val="Compact"/>
       </w:pPr>
       <w:r>
         <w:t xml:space="preserve">Denominadores relacionados: 1/2 + 1/4 → 2/4 + 1/4 =</w:t>
@@ -1675,19 +1633,19 @@
       </w:r>
       <w:r>
         <w:rPr>
+          <w:b/>
           <w:bCs/>
-          <w:b/>
         </w:rPr>
         <w:t xml:space="preserve">3/4</w:t>
       </w:r>
     </w:p>
     <w:p>
       <w:pPr>
+        <w:pStyle w:val="Compact"/>
         <w:numPr>
           <w:ilvl w:val="0"/>
           <w:numId w:val="1008"/>
         </w:numPr>
-        <w:pStyle w:val="Compact"/>
       </w:pPr>
       <w:r>
         <w:t xml:space="preserve">Otro ejemplo: 5/6 − 1/3 → 5/6 − 2/6 = 3/6 =</w:t>
@@ -1697,14 +1655,14 @@
       </w:r>
       <w:r>
         <w:rPr>
+          <w:b/>
           <w:bCs/>
-          <w:b/>
         </w:rPr>
         <w:t xml:space="preserve">1/2</w:t>
       </w:r>
     </w:p>
-    <w:bookmarkEnd w:id="35"/>
-    <w:bookmarkStart w:id="36" w:name="ahora-tú-2"/>
+    <w:bookmarkEnd w:id="24"/>
+    <w:bookmarkStart w:id="25" w:name="ahora-tú-2"/>
     <w:p>
       <w:pPr>
         <w:pStyle w:val="Heading3"/>
@@ -1715,11 +1673,11 @@
     </w:p>
     <w:p>
       <w:pPr>
+        <w:pStyle w:val="Compact"/>
         <w:numPr>
           <w:ilvl w:val="0"/>
           <w:numId w:val="1009"/>
         </w:numPr>
-        <w:pStyle w:val="Compact"/>
       </w:pPr>
       <w:r>
         <w:t xml:space="preserve">Clasifica cada fracción en propia, impropia o igual a un entero: 5/9 · 11/7 · 3/3 · 9/4</w:t>
@@ -1727,11 +1685,11 @@
     </w:p>
     <w:p>
       <w:pPr>
+        <w:pStyle w:val="Compact"/>
         <w:numPr>
           <w:ilvl w:val="0"/>
           <w:numId w:val="1009"/>
         </w:numPr>
-        <w:pStyle w:val="Compact"/>
       </w:pPr>
       <w:r>
         <w:t xml:space="preserve">Transforma 17/5 a número mixto.</w:t>
@@ -1739,11 +1697,11 @@
     </w:p>
     <w:p>
       <w:pPr>
+        <w:pStyle w:val="Compact"/>
         <w:numPr>
           <w:ilvl w:val="0"/>
           <w:numId w:val="1009"/>
         </w:numPr>
-        <w:pStyle w:val="Compact"/>
       </w:pPr>
       <w:r>
         <w:t xml:space="preserve">Transforma 2 3/8 a fracción impropia.</w:t>
@@ -1751,11 +1709,11 @@
     </w:p>
     <w:p>
       <w:pPr>
+        <w:pStyle w:val="Compact"/>
         <w:numPr>
           <w:ilvl w:val="0"/>
           <w:numId w:val="1009"/>
         </w:numPr>
-        <w:pStyle w:val="Compact"/>
       </w:pPr>
       <w:r>
         <w:t xml:space="preserve">Escribe dos fracciones equivalentes a 2/5.</w:t>
@@ -1763,11 +1721,11 @@
     </w:p>
     <w:p>
       <w:pPr>
+        <w:pStyle w:val="Compact"/>
         <w:numPr>
           <w:ilvl w:val="0"/>
           <w:numId w:val="1009"/>
         </w:numPr>
-        <w:pStyle w:val="Compact"/>
       </w:pPr>
       <w:r>
         <w:t xml:space="preserve">Simplifica 20/24 hasta su mínima expresión.</w:t>
@@ -1775,11 +1733,11 @@
     </w:p>
     <w:p>
       <w:pPr>
+        <w:pStyle w:val="Compact"/>
         <w:numPr>
           <w:ilvl w:val="0"/>
           <w:numId w:val="1009"/>
         </w:numPr>
-        <w:pStyle w:val="Compact"/>
       </w:pPr>
       <w:r>
         <w:t xml:space="preserve">Compara usando &lt;, &gt; o =: a) 3/7 __ 5/7 b) 2/3 __ 2/9 c) 1/2 __ 4/8</w:t>
@@ -1787,11 +1745,11 @@
     </w:p>
     <w:p>
       <w:pPr>
+        <w:pStyle w:val="Compact"/>
         <w:numPr>
           <w:ilvl w:val="0"/>
           <w:numId w:val="1009"/>
         </w:numPr>
-        <w:pStyle w:val="Compact"/>
       </w:pPr>
       <w:r>
         <w:t xml:space="preserve">Calcula y simplifica si se puede: a) 4/9 + 2/9 b) 7/10 − 3/10 c) 1/3 + 1/6 d) 3/4 − 1/8</w:t>
@@ -1804,9 +1762,9 @@
         </w:pict>
       </w:r>
     </w:p>
-    <w:bookmarkEnd w:id="36"/>
-    <w:bookmarkEnd w:id="37"/>
-    <w:bookmarkStart w:id="43" w:name="sección-4-decimales"/>
+    <w:bookmarkEnd w:id="25"/>
+    <w:bookmarkEnd w:id="26"/>
+    <w:bookmarkStart w:id="32" w:name="sección-4-decimales"/>
     <w:p>
       <w:pPr>
         <w:pStyle w:val="Heading2"/>
@@ -1815,7 +1773,7 @@
         <w:t xml:space="preserve">Sección 4 · Decimales</w:t>
       </w:r>
     </w:p>
-    <w:bookmarkStart w:id="38" w:name="décimos-centésimos-y-milésimos"/>
+    <w:bookmarkStart w:id="27" w:name="décimos-centésimos-y-milésimos"/>
     <w:p>
       <w:pPr>
         <w:pStyle w:val="Heading3"/>
@@ -1829,7 +1787,6 @@
         <w:tblStyle w:val="Table"/>
         <w:tblW w:type="auto" w:w="0"/>
         <w:tblLook w:firstRow="1" w:lastRow="0" w:firstColumn="0" w:lastColumn="0" w:noHBand="0" w:noVBand="0" w:val="0020"/>
-        <w:jc w:val="start"/>
       </w:tblPr>
       <w:tblGrid>
         <w:gridCol w:w="2640"/>
@@ -1838,14 +1795,13 @@
       </w:tblGrid>
       <w:tr>
         <w:trPr>
-          <w:tblHeader w:val="true"/>
+          <w:tblHeader w:val="on"/>
         </w:trPr>
         <w:tc>
           <w:tcPr/>
           <w:p>
             <w:pPr>
               <w:pStyle w:val="Compact"/>
-              <w:jc w:val="left"/>
             </w:pPr>
             <w:r>
               <w:t xml:space="preserve">Fracción</w:t>
@@ -1857,7 +1813,6 @@
           <w:p>
             <w:pPr>
               <w:pStyle w:val="Compact"/>
-              <w:jc w:val="left"/>
             </w:pPr>
             <w:r>
               <w:t xml:space="preserve">Decimal</w:t>
@@ -1869,7 +1824,6 @@
           <w:p>
             <w:pPr>
               <w:pStyle w:val="Compact"/>
-              <w:jc w:val="left"/>
             </w:pPr>
             <w:r>
               <w:t xml:space="preserve">Se lee</w:t>
@@ -1883,7 +1837,6 @@
           <w:p>
             <w:pPr>
               <w:pStyle w:val="Compact"/>
-              <w:jc w:val="left"/>
             </w:pPr>
             <w:r>
               <w:t xml:space="preserve">1/10</w:t>
@@ -1895,7 +1848,6 @@
           <w:p>
             <w:pPr>
               <w:pStyle w:val="Compact"/>
-              <w:jc w:val="left"/>
             </w:pPr>
             <w:r>
               <w:t xml:space="preserve">0,1</w:t>
@@ -1907,7 +1859,6 @@
           <w:p>
             <w:pPr>
               <w:pStyle w:val="Compact"/>
-              <w:jc w:val="left"/>
             </w:pPr>
             <w:r>
               <w:t xml:space="preserve">un décimo</w:t>
@@ -1921,7 +1872,6 @@
           <w:p>
             <w:pPr>
               <w:pStyle w:val="Compact"/>
-              <w:jc w:val="left"/>
             </w:pPr>
             <w:r>
               <w:t xml:space="preserve">1/100</w:t>
@@ -1933,7 +1883,6 @@
           <w:p>
             <w:pPr>
               <w:pStyle w:val="Compact"/>
-              <w:jc w:val="left"/>
             </w:pPr>
             <w:r>
               <w:t xml:space="preserve">0,01</w:t>
@@ -1945,7 +1894,6 @@
           <w:p>
             <w:pPr>
               <w:pStyle w:val="Compact"/>
-              <w:jc w:val="left"/>
             </w:pPr>
             <w:r>
               <w:t xml:space="preserve">un centésimo</w:t>
@@ -1959,7 +1907,6 @@
           <w:p>
             <w:pPr>
               <w:pStyle w:val="Compact"/>
-              <w:jc w:val="left"/>
             </w:pPr>
             <w:r>
               <w:t xml:space="preserve">1/1000</w:t>
@@ -1971,7 +1918,6 @@
           <w:p>
             <w:pPr>
               <w:pStyle w:val="Compact"/>
-              <w:jc w:val="left"/>
             </w:pPr>
             <w:r>
               <w:t xml:space="preserve">0,001</w:t>
@@ -1983,7 +1929,6 @@
           <w:p>
             <w:pPr>
               <w:pStyle w:val="Compact"/>
-              <w:jc w:val="left"/>
             </w:pPr>
             <w:r>
               <w:t xml:space="preserve">un milésimo</w:t>
@@ -2004,8 +1949,8 @@
       </w:r>
       <w:r>
         <w:rPr>
+          <w:b/>
           <w:bCs/>
-          <w:b/>
         </w:rPr>
         <w:t xml:space="preserve">3,472</w:t>
       </w:r>
@@ -2013,8 +1958,8 @@
         <w:t xml:space="preserve">: hay 3 enteros, 4 décimos, 7 centésimos y 2 milésimos.</w:t>
       </w:r>
     </w:p>
-    <w:bookmarkEnd w:id="38"/>
-    <w:bookmarkStart w:id="39" w:name="comparar-decimales"/>
+    <w:bookmarkEnd w:id="27"/>
+    <w:bookmarkStart w:id="28" w:name="comparar-decimales"/>
     <w:p>
       <w:pPr>
         <w:pStyle w:val="Heading3"/>
@@ -2043,8 +1988,8 @@
       </w:r>
       <w:r>
         <w:rPr>
+          <w:b/>
           <w:bCs/>
-          <w:b/>
         </w:rPr>
         <w:t xml:space="preserve">0,7 &gt; 0,68</w:t>
       </w:r>
@@ -2057,8 +2002,8 @@
         <w:t xml:space="preserve">Cuidado con la trampa más común: un número con más cifras decimales no es necesariamente mayor.</w:t>
       </w:r>
     </w:p>
-    <w:bookmarkEnd w:id="39"/>
-    <w:bookmarkStart w:id="40" w:name="sumar-y-restar-decimales"/>
+    <w:bookmarkEnd w:id="28"/>
+    <w:bookmarkStart w:id="29" w:name="sumar-y-restar-decimales"/>
     <w:p>
       <w:pPr>
         <w:pStyle w:val="Heading3"/>
@@ -2079,8 +2024,8 @@
       </w:r>
       <w:r>
         <w:rPr>
+          <w:b/>
           <w:bCs/>
-          <w:b/>
         </w:rPr>
         <w:t xml:space="preserve">la coma se alinea con la coma</w:t>
       </w:r>
@@ -2090,11 +2035,11 @@
     </w:p>
     <w:p>
       <w:pPr>
+        <w:pStyle w:val="Compact"/>
         <w:numPr>
           <w:ilvl w:val="0"/>
           <w:numId w:val="1010"/>
         </w:numPr>
-        <w:pStyle w:val="Compact"/>
       </w:pPr>
       <w:r>
         <w:t xml:space="preserve">12,45 + 3,80 =</w:t>
@@ -2104,19 +2049,19 @@
       </w:r>
       <w:r>
         <w:rPr>
+          <w:b/>
           <w:bCs/>
-          <w:b/>
         </w:rPr>
         <w:t xml:space="preserve">16,25</w:t>
       </w:r>
     </w:p>
     <w:p>
       <w:pPr>
+        <w:pStyle w:val="Compact"/>
         <w:numPr>
           <w:ilvl w:val="0"/>
           <w:numId w:val="1010"/>
         </w:numPr>
-        <w:pStyle w:val="Compact"/>
       </w:pPr>
       <w:r>
         <w:t xml:space="preserve">9,30 − 4,75 =</w:t>
@@ -2126,14 +2071,14 @@
       </w:r>
       <w:r>
         <w:rPr>
+          <w:b/>
           <w:bCs/>
-          <w:b/>
         </w:rPr>
         <w:t xml:space="preserve">4,55</w:t>
       </w:r>
     </w:p>
-    <w:bookmarkEnd w:id="40"/>
-    <w:bookmarkStart w:id="41" w:name="de-fracción-a-decimal"/>
+    <w:bookmarkEnd w:id="29"/>
+    <w:bookmarkStart w:id="30" w:name="de-fracción-a-decimal"/>
     <w:p>
       <w:pPr>
         <w:pStyle w:val="Heading3"/>
@@ -2162,8 +2107,8 @@
       </w:r>
       <w:r>
         <w:rPr>
+          <w:b/>
           <w:bCs/>
-          <w:b/>
         </w:rPr>
         <w:t xml:space="preserve">0,75</w:t>
       </w:r>
@@ -2178,14 +2123,14 @@
       </w:r>
       <w:r>
         <w:rPr>
+          <w:b/>
           <w:bCs/>
-          <w:b/>
         </w:rPr>
         <w:t xml:space="preserve">0,125</w:t>
       </w:r>
     </w:p>
-    <w:bookmarkEnd w:id="41"/>
-    <w:bookmarkStart w:id="42" w:name="ahora-tú-3"/>
+    <w:bookmarkEnd w:id="30"/>
+    <w:bookmarkStart w:id="31" w:name="ahora-tú-3"/>
     <w:p>
       <w:pPr>
         <w:pStyle w:val="Heading3"/>
@@ -2196,11 +2141,11 @@
     </w:p>
     <w:p>
       <w:pPr>
+        <w:pStyle w:val="Compact"/>
         <w:numPr>
           <w:ilvl w:val="0"/>
           <w:numId w:val="1011"/>
         </w:numPr>
-        <w:pStyle w:val="Compact"/>
       </w:pPr>
       <w:r>
         <w:t xml:space="preserve">Escribe como decimal: a) 7/10 b) 45/100 c) 8/1000 d) 1/4</w:t>
@@ -2208,11 +2153,11 @@
     </w:p>
     <w:p>
       <w:pPr>
+        <w:pStyle w:val="Compact"/>
         <w:numPr>
           <w:ilvl w:val="0"/>
           <w:numId w:val="1011"/>
         </w:numPr>
-        <w:pStyle w:val="Compact"/>
       </w:pPr>
       <w:r>
         <w:t xml:space="preserve">Escribe como fracción simplificada: a) 0,6 b) 0,25 c) 0,125</w:t>
@@ -2220,11 +2165,11 @@
     </w:p>
     <w:p>
       <w:pPr>
+        <w:pStyle w:val="Compact"/>
         <w:numPr>
           <w:ilvl w:val="0"/>
           <w:numId w:val="1011"/>
         </w:numPr>
-        <w:pStyle w:val="Compact"/>
       </w:pPr>
       <w:r>
         <w:t xml:space="preserve">¿Qué valor tiene el 5 en 2,357?</w:t>
@@ -2232,11 +2177,11 @@
     </w:p>
     <w:p>
       <w:pPr>
+        <w:pStyle w:val="Compact"/>
         <w:numPr>
           <w:ilvl w:val="0"/>
           <w:numId w:val="1011"/>
         </w:numPr>
-        <w:pStyle w:val="Compact"/>
       </w:pPr>
       <w:r>
         <w:t xml:space="preserve">Ordena de menor a mayor: 0,9 · 0,09 · 0,901 · 0,19</w:t>
@@ -2244,11 +2189,11 @@
     </w:p>
     <w:p>
       <w:pPr>
+        <w:pStyle w:val="Compact"/>
         <w:numPr>
           <w:ilvl w:val="0"/>
           <w:numId w:val="1011"/>
         </w:numPr>
-        <w:pStyle w:val="Compact"/>
       </w:pPr>
       <w:r>
         <w:t xml:space="preserve">Calcula: a) 5,64 + 12,9 b) 20 − 7,35 c) 3,5 + 0,75 + 1,2 d) 8,04 − 3,7</w:t>
@@ -2256,14 +2201,14 @@
     </w:p>
     <w:p>
       <w:pPr>
+        <w:pStyle w:val="Compact"/>
         <w:numPr>
           <w:ilvl w:val="0"/>
           <w:numId w:val="1011"/>
         </w:numPr>
-        <w:pStyle w:val="Compact"/>
-      </w:pPr>
-      <w:r>
-        <w:t xml:space="preserve">Begonia corrió 2,8 km el lunes y 3,45 km el miércoles. ¿Cuántos kilómetros corrió en total? ¿Cuánto más corrió el miércoles que el lunes?</w:t>
+      </w:pPr>
+      <w:r>
+        <w:t xml:space="preserve">Bego corrió 2,8 km el lunes y 3,45 km el miércoles. ¿Cuántos kilómetros corrió en total? ¿Cuánto más corrió el miércoles que el lunes?</w:t>
       </w:r>
     </w:p>
     <w:p>
@@ -2273,9 +2218,9 @@
         </w:pict>
       </w:r>
     </w:p>
-    <w:bookmarkEnd w:id="42"/>
-    <w:bookmarkEnd w:id="43"/>
-    <w:bookmarkStart w:id="47" w:name="práctica-graduada"/>
+    <w:bookmarkEnd w:id="31"/>
+    <w:bookmarkEnd w:id="32"/>
+    <w:bookmarkStart w:id="36" w:name="práctica-graduada"/>
     <w:p>
       <w:pPr>
         <w:pStyle w:val="Heading2"/>
@@ -2284,7 +2229,7 @@
         <w:t xml:space="preserve">Práctica graduada</w:t>
       </w:r>
     </w:p>
-    <w:bookmarkStart w:id="44" w:name="nivel-1-para-calentar"/>
+    <w:bookmarkStart w:id="33" w:name="nivel-1-para-calentar"/>
     <w:p>
       <w:pPr>
         <w:pStyle w:val="Heading3"/>
@@ -2295,11 +2240,11 @@
     </w:p>
     <w:p>
       <w:pPr>
+        <w:pStyle w:val="Compact"/>
         <w:numPr>
           <w:ilvl w:val="0"/>
           <w:numId w:val="1012"/>
         </w:numPr>
-        <w:pStyle w:val="Compact"/>
       </w:pPr>
       <w:r>
         <w:t xml:space="preserve">3.706 × 8 =</w:t>
@@ -2307,11 +2252,11 @@
     </w:p>
     <w:p>
       <w:pPr>
+        <w:pStyle w:val="Compact"/>
         <w:numPr>
           <w:ilvl w:val="0"/>
           <w:numId w:val="1012"/>
         </w:numPr>
-        <w:pStyle w:val="Compact"/>
       </w:pPr>
       <w:r>
         <w:t xml:space="preserve">6.930 ÷ 9 =</w:t>
@@ -2319,11 +2264,11 @@
     </w:p>
     <w:p>
       <w:pPr>
+        <w:pStyle w:val="Compact"/>
         <w:numPr>
           <w:ilvl w:val="0"/>
           <w:numId w:val="1012"/>
         </w:numPr>
-        <w:pStyle w:val="Compact"/>
       </w:pPr>
       <w:r>
         <w:t xml:space="preserve">5/12 + 4/12 =</w:t>
@@ -2331,11 +2276,11 @@
     </w:p>
     <w:p>
       <w:pPr>
+        <w:pStyle w:val="Compact"/>
         <w:numPr>
           <w:ilvl w:val="0"/>
           <w:numId w:val="1012"/>
         </w:numPr>
-        <w:pStyle w:val="Compact"/>
       </w:pPr>
       <w:r>
         <w:t xml:space="preserve">0,4 + 0,35 =</w:t>
@@ -2343,18 +2288,18 @@
     </w:p>
     <w:p>
       <w:pPr>
+        <w:pStyle w:val="Compact"/>
         <w:numPr>
           <w:ilvl w:val="0"/>
           <w:numId w:val="1012"/>
         </w:numPr>
-        <w:pStyle w:val="Compact"/>
       </w:pPr>
       <w:r>
         <w:t xml:space="preserve">Ordena de mayor a menor: 1/2 · 1/5 · 1/10</w:t>
       </w:r>
     </w:p>
-    <w:bookmarkEnd w:id="44"/>
-    <w:bookmarkStart w:id="45" w:name="nivel-2-para-afirmar"/>
+    <w:bookmarkEnd w:id="33"/>
+    <w:bookmarkStart w:id="34" w:name="nivel-2-para-afirmar"/>
     <w:p>
       <w:pPr>
         <w:pStyle w:val="Heading3"/>
@@ -2365,11 +2310,11 @@
     </w:p>
     <w:p>
       <w:pPr>
+        <w:pStyle w:val="Compact"/>
         <w:numPr>
           <w:ilvl w:val="0"/>
           <w:numId w:val="1013"/>
         </w:numPr>
-        <w:pStyle w:val="Compact"/>
       </w:pPr>
       <w:r>
         <w:t xml:space="preserve">428 × 63 =</w:t>
@@ -2377,11 +2322,11 @@
     </w:p>
     <w:p>
       <w:pPr>
+        <w:pStyle w:val="Compact"/>
         <w:numPr>
           <w:ilvl w:val="0"/>
           <w:numId w:val="1013"/>
         </w:numPr>
-        <w:pStyle w:val="Compact"/>
       </w:pPr>
       <w:r>
         <w:t xml:space="preserve">8.514 ÷ 22 =</w:t>
@@ -2389,11 +2334,11 @@
     </w:p>
     <w:p>
       <w:pPr>
+        <w:pStyle w:val="Compact"/>
         <w:numPr>
           <w:ilvl w:val="0"/>
           <w:numId w:val="1013"/>
         </w:numPr>
-        <w:pStyle w:val="Compact"/>
       </w:pPr>
       <w:r>
         <w:t xml:space="preserve">2/3 + 1/6 − 1/2 =</w:t>
@@ -2401,11 +2346,11 @@
     </w:p>
     <w:p>
       <w:pPr>
+        <w:pStyle w:val="Compact"/>
         <w:numPr>
           <w:ilvl w:val="0"/>
           <w:numId w:val="1013"/>
         </w:numPr>
-        <w:pStyle w:val="Compact"/>
       </w:pPr>
       <w:r>
         <w:t xml:space="preserve">15,7 − 8,49 =</w:t>
@@ -2413,18 +2358,18 @@
     </w:p>
     <w:p>
       <w:pPr>
+        <w:pStyle w:val="Compact"/>
         <w:numPr>
           <w:ilvl w:val="0"/>
           <w:numId w:val="1013"/>
         </w:numPr>
-        <w:pStyle w:val="Compact"/>
       </w:pPr>
       <w:r>
         <w:t xml:space="preserve">¿Cuántos milésimos hay en 0,42?</w:t>
       </w:r>
     </w:p>
-    <w:bookmarkEnd w:id="45"/>
-    <w:bookmarkStart w:id="46" w:name="nivel-3-desafío"/>
+    <w:bookmarkEnd w:id="34"/>
+    <w:bookmarkStart w:id="35" w:name="nivel-3-desafío"/>
     <w:p>
       <w:pPr>
         <w:pStyle w:val="Heading3"/>
@@ -2435,11 +2380,11 @@
     </w:p>
     <w:p>
       <w:pPr>
+        <w:pStyle w:val="Compact"/>
         <w:numPr>
           <w:ilvl w:val="0"/>
           <w:numId w:val="1014"/>
         </w:numPr>
-        <w:pStyle w:val="Compact"/>
       </w:pPr>
       <w:r>
         <w:t xml:space="preserve">Un tren recorre 1.245 km cada día. ¿Cuántos kilómetros recorre en 21 días?</w:t>
@@ -2447,11 +2392,11 @@
     </w:p>
     <w:p>
       <w:pPr>
+        <w:pStyle w:val="Compact"/>
         <w:numPr>
           <w:ilvl w:val="0"/>
           <w:numId w:val="1014"/>
         </w:numPr>
-        <w:pStyle w:val="Compact"/>
       </w:pPr>
       <w:r>
         <w:t xml:space="preserve">Una biblioteca tiene 12.480 libros y los ordena en estantes de 96 libros cada uno. ¿Cuántos estantes necesita?</w:t>
@@ -2459,23 +2404,23 @@
     </w:p>
     <w:p>
       <w:pPr>
+        <w:pStyle w:val="Compact"/>
         <w:numPr>
           <w:ilvl w:val="0"/>
           <w:numId w:val="1014"/>
         </w:numPr>
-        <w:pStyle w:val="Compact"/>
-      </w:pPr>
-      <w:r>
-        <w:t xml:space="preserve">Begonia leyó 2/5 de un libro de 240 páginas el lunes y 1/4 del libro el martes. ¿Cuántas páginas leyó en total? ¿Qué fracción del libro le queda por leer?</w:t>
-      </w:r>
-    </w:p>
-    <w:p>
-      <w:pPr>
+      </w:pPr>
+      <w:r>
+        <w:t xml:space="preserve">Bego leyó 2/5 de un libro de 240 páginas el lunes y 1/4 del libro el martes. ¿Cuántas páginas leyó en total? ¿Qué fracción del libro le queda por leer?</w:t>
+      </w:r>
+    </w:p>
+    <w:p>
+      <w:pPr>
+        <w:pStyle w:val="Compact"/>
         <w:numPr>
           <w:ilvl w:val="0"/>
           <w:numId w:val="1014"/>
         </w:numPr>
-        <w:pStyle w:val="Compact"/>
       </w:pPr>
       <w:r>
         <w:t xml:space="preserve">Tres corredoras recorrieron 3,75 km, 4,2 km y 3,08 km. ¿Cuál es el total? ¿Cuánto más corrió la primera que la tercera?</w:t>
@@ -2483,11 +2428,11 @@
     </w:p>
     <w:p>
       <w:pPr>
+        <w:pStyle w:val="Compact"/>
         <w:numPr>
           <w:ilvl w:val="0"/>
           <w:numId w:val="1014"/>
         </w:numPr>
-        <w:pStyle w:val="Compact"/>
       </w:pPr>
       <w:r>
         <w:t xml:space="preserve">Un frasco de miel pesa 0,65 kg. ¿Cuánto pesan 4 frascos iguales?</w:t>
@@ -2500,9 +2445,9 @@
         </w:pict>
       </w:r>
     </w:p>
-    <w:bookmarkEnd w:id="46"/>
-    <w:bookmarkEnd w:id="47"/>
-    <w:bookmarkStart w:id="48" w:name="Xae3025432d35c85ab5af0e499c391df2acbdeaa"/>
+    <w:bookmarkEnd w:id="35"/>
+    <w:bookmarkEnd w:id="36"/>
+    <w:bookmarkStart w:id="37" w:name="Xae3025432d35c85ab5af0e499c391df2acbdeaa"/>
     <w:p>
       <w:pPr>
         <w:pStyle w:val="Heading2"/>
@@ -2516,15 +2461,15 @@
         <w:pStyle w:val="FirstParagraph"/>
       </w:pPr>
       <w:r>
-        <w:t xml:space="preserve">Begonia organiza la once de fin de semestre para su curso de</w:t>
+        <w:t xml:space="preserve">Bego organiza la once de fin de semestre para su curso de</w:t>
       </w:r>
       <w:r>
         <w:t xml:space="preserve"> </w:t>
       </w:r>
       <w:r>
         <w:rPr>
+          <w:b/>
           <w:bCs/>
-          <w:b/>
         </w:rPr>
         <w:t xml:space="preserve">24 estudiantes</w:t>
       </w:r>
@@ -2537,7 +2482,6 @@
         <w:tblStyle w:val="Table"/>
         <w:tblW w:type="auto" w:w="0"/>
         <w:tblLook w:firstRow="1" w:lastRow="0" w:firstColumn="0" w:lastColumn="0" w:noHBand="0" w:noVBand="0" w:val="0020"/>
-        <w:jc w:val="start"/>
       </w:tblPr>
       <w:tblGrid>
         <w:gridCol w:w="2640"/>
@@ -2546,14 +2490,13 @@
       </w:tblGrid>
       <w:tr>
         <w:trPr>
-          <w:tblHeader w:val="true"/>
+          <w:tblHeader w:val="on"/>
         </w:trPr>
         <w:tc>
           <w:tcPr/>
           <w:p>
             <w:pPr>
               <w:pStyle w:val="Compact"/>
-              <w:jc w:val="left"/>
             </w:pPr>
             <w:r>
               <w:t xml:space="preserve">Producto</w:t>
@@ -2565,7 +2508,6 @@
           <w:p>
             <w:pPr>
               <w:pStyle w:val="Compact"/>
-              <w:jc w:val="left"/>
             </w:pPr>
             <w:r>
               <w:t xml:space="preserve">Detalle</w:t>
@@ -2577,7 +2519,6 @@
           <w:p>
             <w:pPr>
               <w:pStyle w:val="Compact"/>
-              <w:jc w:val="left"/>
             </w:pPr>
             <w:r>
               <w:t xml:space="preserve">Precio unitario</w:t>
@@ -2591,7 +2532,6 @@
           <w:p>
             <w:pPr>
               <w:pStyle w:val="Compact"/>
-              <w:jc w:val="left"/>
             </w:pPr>
             <w:r>
               <w:t xml:space="preserve">Jugo</w:t>
@@ -2603,7 +2543,6 @@
           <w:p>
             <w:pPr>
               <w:pStyle w:val="Compact"/>
-              <w:jc w:val="left"/>
             </w:pPr>
             <w:r>
               <w:t xml:space="preserve">6 cajas</w:t>
@@ -2615,7 +2554,6 @@
           <w:p>
             <w:pPr>
               <w:pStyle w:val="Compact"/>
-              <w:jc w:val="left"/>
             </w:pPr>
             <w:r>
               <w:t xml:space="preserve">$1.290</w:t>
@@ -2629,7 +2567,6 @@
           <w:p>
             <w:pPr>
               <w:pStyle w:val="Compact"/>
-              <w:jc w:val="left"/>
             </w:pPr>
             <w:r>
               <w:t xml:space="preserve">Pan</w:t>
@@ -2641,7 +2578,6 @@
           <w:p>
             <w:pPr>
               <w:pStyle w:val="Compact"/>
-              <w:jc w:val="left"/>
             </w:pPr>
             <w:r>
               <w:t xml:space="preserve">96 panes, en bolsas de 12</w:t>
@@ -2653,7 +2589,6 @@
           <w:p>
             <w:pPr>
               <w:pStyle w:val="Compact"/>
-              <w:jc w:val="left"/>
             </w:pPr>
             <w:r>
               <w:t xml:space="preserve">$2.450 la bolsa</w:t>
@@ -2667,7 +2602,6 @@
           <w:p>
             <w:pPr>
               <w:pStyle w:val="Compact"/>
-              <w:jc w:val="left"/>
             </w:pPr>
             <w:r>
               <w:t xml:space="preserve">Fruta</w:t>
@@ -2679,7 +2613,6 @@
           <w:p>
             <w:pPr>
               <w:pStyle w:val="Compact"/>
-              <w:jc w:val="left"/>
             </w:pPr>
             <w:r>
               <w:t xml:space="preserve">3,5 kg de uva y 2,75 kg de manzana</w:t>
@@ -2691,7 +2624,6 @@
           <w:p>
             <w:pPr>
               <w:pStyle w:val="Compact"/>
-              <w:jc w:val="left"/>
             </w:pPr>
             <w:r>
               <w:t xml:space="preserve">—</w:t>
@@ -2710,11 +2642,11 @@
     </w:p>
     <w:p>
       <w:pPr>
+        <w:pStyle w:val="Compact"/>
         <w:numPr>
           <w:ilvl w:val="0"/>
           <w:numId w:val="1015"/>
         </w:numPr>
-        <w:pStyle w:val="Compact"/>
       </w:pPr>
       <w:r>
         <w:t xml:space="preserve">¿Cuánto se gasta en jugo?</w:t>
@@ -2722,11 +2654,11 @@
     </w:p>
     <w:p>
       <w:pPr>
+        <w:pStyle w:val="Compact"/>
         <w:numPr>
           <w:ilvl w:val="0"/>
           <w:numId w:val="1015"/>
         </w:numPr>
-        <w:pStyle w:val="Compact"/>
       </w:pPr>
       <w:r>
         <w:t xml:space="preserve">¿Cuántas bolsas de pan hay que comprar? ¿Cuánto cuestan?</w:t>
@@ -2734,11 +2666,11 @@
     </w:p>
     <w:p>
       <w:pPr>
+        <w:pStyle w:val="Compact"/>
         <w:numPr>
           <w:ilvl w:val="0"/>
           <w:numId w:val="1015"/>
         </w:numPr>
-        <w:pStyle w:val="Compact"/>
       </w:pPr>
       <w:r>
         <w:t xml:space="preserve">¿Cuántos kilos de fruta se compran en total?</w:t>
@@ -2746,11 +2678,11 @@
     </w:p>
     <w:p>
       <w:pPr>
+        <w:pStyle w:val="Compact"/>
         <w:numPr>
           <w:ilvl w:val="0"/>
           <w:numId w:val="1015"/>
         </w:numPr>
-        <w:pStyle w:val="Compact"/>
       </w:pPr>
       <w:r>
         <w:t xml:space="preserve">De los 24 estudiantes, 3/8 prefiere jugo de durazno y 1/4 prefiere jugo de naranja. ¿Cuántos son en cada caso? ¿Cuántos prefieren manzana? ¿Qué fracción del curso representa ese último grupo?</w:t>
@@ -2758,11 +2690,11 @@
     </w:p>
     <w:p>
       <w:pPr>
+        <w:pStyle w:val="Compact"/>
         <w:numPr>
           <w:ilvl w:val="0"/>
           <w:numId w:val="1015"/>
         </w:numPr>
-        <w:pStyle w:val="Compact"/>
       </w:pPr>
       <w:r>
         <w:t xml:space="preserve">¿Cuál es el gasto total de la once?</w:t>
@@ -2770,11 +2702,11 @@
     </w:p>
     <w:p>
       <w:pPr>
+        <w:pStyle w:val="Compact"/>
         <w:numPr>
           <w:ilvl w:val="0"/>
           <w:numId w:val="1015"/>
         </w:numPr>
-        <w:pStyle w:val="Compact"/>
       </w:pPr>
       <w:r>
         <w:t xml:space="preserve">Si cada estudiante aporta $1.500, ¿se reúne lo suficiente? ¿Cuánto sobra o falta?</w:t>
@@ -2787,8 +2719,8 @@
         </w:pict>
       </w:r>
     </w:p>
-    <w:bookmarkEnd w:id="48"/>
-    <w:bookmarkStart w:id="49" w:name="evaluación-integradora"/>
+    <w:bookmarkEnd w:id="37"/>
+    <w:bookmarkStart w:id="38" w:name="evaluación-integradora"/>
     <w:p>
       <w:pPr>
         <w:pStyle w:val="Heading2"/>
@@ -2807,11 +2739,11 @@
     </w:p>
     <w:p>
       <w:pPr>
+        <w:pStyle w:val="Compact"/>
         <w:numPr>
           <w:ilvl w:val="0"/>
           <w:numId w:val="1016"/>
         </w:numPr>
-        <w:pStyle w:val="Compact"/>
       </w:pPr>
       <w:r>
         <w:t xml:space="preserve">Escribe con palabras 630.045.</w:t>
@@ -2819,11 +2751,11 @@
     </w:p>
     <w:p>
       <w:pPr>
+        <w:pStyle w:val="Compact"/>
         <w:numPr>
           <w:ilvl w:val="0"/>
           <w:numId w:val="1016"/>
         </w:numPr>
-        <w:pStyle w:val="Compact"/>
       </w:pPr>
       <w:r>
         <w:t xml:space="preserve">¿Qué número es 400.000 + 70.000 + 200 + 9?</w:t>
@@ -2831,11 +2763,11 @@
     </w:p>
     <w:p>
       <w:pPr>
+        <w:pStyle w:val="Compact"/>
         <w:numPr>
           <w:ilvl w:val="0"/>
           <w:numId w:val="1016"/>
         </w:numPr>
-        <w:pStyle w:val="Compact"/>
       </w:pPr>
       <w:r>
         <w:t xml:space="preserve">Redondea 187.640 a la unidad de mil.</w:t>
@@ -2843,11 +2775,11 @@
     </w:p>
     <w:p>
       <w:pPr>
+        <w:pStyle w:val="Compact"/>
         <w:numPr>
           <w:ilvl w:val="0"/>
           <w:numId w:val="1016"/>
         </w:numPr>
-        <w:pStyle w:val="Compact"/>
       </w:pPr>
       <w:r>
         <w:t xml:space="preserve">Calcula 2.075 × 48.</w:t>
@@ -2855,11 +2787,11 @@
     </w:p>
     <w:p>
       <w:pPr>
+        <w:pStyle w:val="Compact"/>
         <w:numPr>
           <w:ilvl w:val="0"/>
           <w:numId w:val="1016"/>
         </w:numPr>
-        <w:pStyle w:val="Compact"/>
       </w:pPr>
       <w:r>
         <w:t xml:space="preserve">Calcula 15.372 ÷ 12.</w:t>
@@ -2867,11 +2799,11 @@
     </w:p>
     <w:p>
       <w:pPr>
+        <w:pStyle w:val="Compact"/>
         <w:numPr>
           <w:ilvl w:val="0"/>
           <w:numId w:val="1016"/>
         </w:numPr>
-        <w:pStyle w:val="Compact"/>
       </w:pPr>
       <w:r>
         <w:t xml:space="preserve">Transforma 23/6 a número mixto.</w:t>
@@ -2879,11 +2811,11 @@
     </w:p>
     <w:p>
       <w:pPr>
+        <w:pStyle w:val="Compact"/>
         <w:numPr>
           <w:ilvl w:val="0"/>
           <w:numId w:val="1016"/>
         </w:numPr>
-        <w:pStyle w:val="Compact"/>
       </w:pPr>
       <w:r>
         <w:t xml:space="preserve">Calcula 5/8 + 1/4 y simplifica si es posible.</w:t>
@@ -2891,11 +2823,11 @@
     </w:p>
     <w:p>
       <w:pPr>
+        <w:pStyle w:val="Compact"/>
         <w:numPr>
           <w:ilvl w:val="0"/>
           <w:numId w:val="1016"/>
         </w:numPr>
-        <w:pStyle w:val="Compact"/>
       </w:pPr>
       <w:r>
         <w:t xml:space="preserve">Calcula 7/9 − 1/3.</w:t>
@@ -2903,11 +2835,11 @@
     </w:p>
     <w:p>
       <w:pPr>
+        <w:pStyle w:val="Compact"/>
         <w:numPr>
           <w:ilvl w:val="0"/>
           <w:numId w:val="1016"/>
         </w:numPr>
-        <w:pStyle w:val="Compact"/>
       </w:pPr>
       <w:r>
         <w:t xml:space="preserve">Ordena de menor a mayor: 1,05 · 1,5 · 0,95 · 1,055</w:t>
@@ -2915,11 +2847,11 @@
     </w:p>
     <w:p>
       <w:pPr>
+        <w:pStyle w:val="Compact"/>
         <w:numPr>
           <w:ilvl w:val="0"/>
           <w:numId w:val="1016"/>
         </w:numPr>
-        <w:pStyle w:val="Compact"/>
       </w:pPr>
       <w:r>
         <w:t xml:space="preserve">Calcula 14,2 − 6,78.</w:t>
@@ -2927,11 +2859,11 @@
     </w:p>
     <w:p>
       <w:pPr>
+        <w:pStyle w:val="Compact"/>
         <w:numPr>
           <w:ilvl w:val="0"/>
           <w:numId w:val="1016"/>
         </w:numPr>
-        <w:pStyle w:val="Compact"/>
       </w:pPr>
       <w:r>
         <w:t xml:space="preserve">Un camión transporta 1.350 cajas por viaje y hace 16 viajes. ¿Cuántas cajas transporta en total?</w:t>
@@ -2939,14 +2871,14 @@
     </w:p>
     <w:p>
       <w:pPr>
+        <w:pStyle w:val="Compact"/>
         <w:numPr>
           <w:ilvl w:val="0"/>
           <w:numId w:val="1016"/>
         </w:numPr>
-        <w:pStyle w:val="Compact"/>
-      </w:pPr>
-      <w:r>
-        <w:t xml:space="preserve">Begonia gastó 3/10 de su mesada en un libro y 2/5 en un regalo. ¿Qué fracción de la mesada gastó? ¿Qué fracción le quedó?</w:t>
+      </w:pPr>
+      <w:r>
+        <w:t xml:space="preserve">Bego gastó 3/10 de su mesada en un libro y 2/5 en un regalo. ¿Qué fracción de la mesada gastó? ¿Qué fracción le quedó?</w:t>
       </w:r>
     </w:p>
     <w:p>
@@ -2954,9 +2886,9 @@
         <w:br w:type="page"/>
       </w:r>
     </w:p>
-    <w:bookmarkEnd w:id="49"/>
-    <w:bookmarkEnd w:id="50"/>
-    <w:bookmarkStart w:id="60" w:name="solucionario-guía-1-matemáticas"/>
+    <w:bookmarkEnd w:id="38"/>
+    <w:bookmarkEnd w:id="39"/>
+    <w:bookmarkStart w:id="49" w:name="solucionario-guía-1-matemáticas"/>
     <w:p>
       <w:pPr>
         <w:pStyle w:val="Heading1"/>
@@ -2971,8 +2903,8 @@
       </w:pPr>
       <w:r>
         <w:rPr>
+          <w:b/>
           <w:bCs/>
-          <w:b/>
         </w:rPr>
         <w:t xml:space="preserve">Uso del adulto.</w:t>
       </w:r>
@@ -2983,7 +2915,7 @@
         <w:t xml:space="preserve">Esta sección no debe entregarse junto con la guía de trabajo.</w:t>
       </w:r>
     </w:p>
-    <w:bookmarkStart w:id="51" w:name="diagnóstico-de-entrada-1"/>
+    <w:bookmarkStart w:id="40" w:name="diagnóstico-de-entrada-1"/>
     <w:p>
       <w:pPr>
         <w:pStyle w:val="Heading2"/>
@@ -2994,11 +2926,11 @@
     </w:p>
     <w:p>
       <w:pPr>
+        <w:pStyle w:val="Compact"/>
         <w:numPr>
           <w:ilvl w:val="0"/>
           <w:numId w:val="1017"/>
         </w:numPr>
-        <w:pStyle w:val="Compact"/>
       </w:pPr>
       <w:r>
         <w:t xml:space="preserve">Cuatrocientos ocho mil ciento cincuenta</w:t>
@@ -3006,11 +2938,11 @@
     </w:p>
     <w:p>
       <w:pPr>
+        <w:pStyle w:val="Compact"/>
         <w:numPr>
           <w:ilvl w:val="0"/>
           <w:numId w:val="1017"/>
         </w:numPr>
-        <w:pStyle w:val="Compact"/>
       </w:pPr>
       <w:r>
         <w:t xml:space="preserve">60.000 (seis decenas de mil)</w:t>
@@ -3018,11 +2950,11 @@
     </w:p>
     <w:p>
       <w:pPr>
+        <w:pStyle w:val="Compact"/>
         <w:numPr>
           <w:ilvl w:val="0"/>
           <w:numId w:val="1017"/>
         </w:numPr>
-        <w:pStyle w:val="Compact"/>
       </w:pPr>
       <w:r>
         <w:t xml:space="preserve">6.020</w:t>
@@ -3030,11 +2962,11 @@
     </w:p>
     <w:p>
       <w:pPr>
+        <w:pStyle w:val="Compact"/>
         <w:numPr>
           <w:ilvl w:val="0"/>
           <w:numId w:val="1017"/>
         </w:numPr>
-        <w:pStyle w:val="Compact"/>
       </w:pPr>
       <w:r>
         <w:t xml:space="preserve">903</w:t>
@@ -3042,11 +2974,11 @@
     </w:p>
     <w:p>
       <w:pPr>
+        <w:pStyle w:val="Compact"/>
         <w:numPr>
           <w:ilvl w:val="0"/>
           <w:numId w:val="1017"/>
         </w:numPr>
-        <w:pStyle w:val="Compact"/>
       </w:pPr>
       <w:r>
         <w:t xml:space="preserve">3/5 es mayor</w:t>
@@ -3054,11 +2986,11 @@
     </w:p>
     <w:p>
       <w:pPr>
+        <w:pStyle w:val="Compact"/>
         <w:numPr>
           <w:ilvl w:val="0"/>
           <w:numId w:val="1017"/>
         </w:numPr>
-        <w:pStyle w:val="Compact"/>
       </w:pPr>
       <w:r>
         <w:t xml:space="preserve">5/7</w:t>
@@ -3066,11 +2998,11 @@
     </w:p>
     <w:p>
       <w:pPr>
+        <w:pStyle w:val="Compact"/>
         <w:numPr>
           <w:ilvl w:val="0"/>
           <w:numId w:val="1017"/>
         </w:numPr>
-        <w:pStyle w:val="Compact"/>
       </w:pPr>
       <w:r>
         <w:t xml:space="preserve">45/100 = 9/20</w:t>
@@ -3078,18 +3010,18 @@
     </w:p>
     <w:p>
       <w:pPr>
+        <w:pStyle w:val="Compact"/>
         <w:numPr>
           <w:ilvl w:val="0"/>
           <w:numId w:val="1017"/>
         </w:numPr>
-        <w:pStyle w:val="Compact"/>
       </w:pPr>
       <w:r>
         <w:t xml:space="preserve">9,15</w:t>
       </w:r>
     </w:p>
-    <w:bookmarkEnd w:id="51"/>
-    <w:bookmarkStart w:id="52" w:name="sección-1-ahora-tú"/>
+    <w:bookmarkEnd w:id="40"/>
+    <w:bookmarkStart w:id="41" w:name="sección-1-ahora-tú"/>
     <w:p>
       <w:pPr>
         <w:pStyle w:val="Heading2"/>
@@ -3100,20 +3032,20 @@
     </w:p>
     <w:p>
       <w:pPr>
+        <w:pStyle w:val="Compact"/>
         <w:numPr>
           <w:ilvl w:val="0"/>
           <w:numId w:val="1018"/>
         </w:numPr>
-        <w:pStyle w:val="Compact"/>
-      </w:pPr>
-    </w:p>
-    <w:p>
-      <w:pPr>
+      </w:pPr>
+    </w:p>
+    <w:p>
+      <w:pPr>
+        <w:pStyle w:val="Compact"/>
         <w:numPr>
           <w:ilvl w:val="1"/>
           <w:numId w:val="1019"/>
         </w:numPr>
-        <w:pStyle w:val="Compact"/>
       </w:pPr>
       <w:r>
         <w:t xml:space="preserve">doscientos cuatro mil setenta · b) setecientos quince mil trescientos nueve · c) un millón</w:t>
@@ -3121,11 +3053,11 @@
     </w:p>
     <w:p>
       <w:pPr>
+        <w:pStyle w:val="Compact"/>
         <w:numPr>
           <w:ilvl w:val="0"/>
           <w:numId w:val="1018"/>
         </w:numPr>
-        <w:pStyle w:val="Compact"/>
       </w:pPr>
       <w:r>
         <w:t xml:space="preserve">500.000 + 40.000 + 9.000 + 100 + 20 + 8</w:t>
@@ -3133,11 +3065,11 @@
     </w:p>
     <w:p>
       <w:pPr>
+        <w:pStyle w:val="Compact"/>
         <w:numPr>
           <w:ilvl w:val="0"/>
           <w:numId w:val="1018"/>
         </w:numPr>
-        <w:pStyle w:val="Compact"/>
       </w:pPr>
       <w:r>
         <w:t xml:space="preserve">70.000 (siete decenas de mil)</w:t>
@@ -3145,11 +3077,11 @@
     </w:p>
     <w:p>
       <w:pPr>
+        <w:pStyle w:val="Compact"/>
         <w:numPr>
           <w:ilvl w:val="0"/>
           <w:numId w:val="1018"/>
         </w:numPr>
-        <w:pStyle w:val="Compact"/>
       </w:pPr>
       <w:r>
         <w:t xml:space="preserve">89.099 · 89.999 · 90.010 · 90.100</w:t>
@@ -3157,11 +3089,11 @@
     </w:p>
     <w:p>
       <w:pPr>
+        <w:pStyle w:val="Compact"/>
         <w:numPr>
           <w:ilvl w:val="0"/>
           <w:numId w:val="1018"/>
         </w:numPr>
-        <w:pStyle w:val="Compact"/>
       </w:pPr>
       <w:r>
         <w:t xml:space="preserve">460.000</w:t>
@@ -3169,18 +3101,18 @@
     </w:p>
     <w:p>
       <w:pPr>
+        <w:pStyle w:val="Compact"/>
         <w:numPr>
           <w:ilvl w:val="0"/>
           <w:numId w:val="1018"/>
         </w:numPr>
-        <w:pStyle w:val="Compact"/>
       </w:pPr>
       <w:r>
         <w:t xml:space="preserve">Antecesor 699.999 · sucesor 700.001</w:t>
       </w:r>
     </w:p>
-    <w:bookmarkEnd w:id="52"/>
-    <w:bookmarkStart w:id="53" w:name="sección-2-ahora-tú"/>
+    <w:bookmarkEnd w:id="41"/>
+    <w:bookmarkStart w:id="42" w:name="sección-2-ahora-tú"/>
     <w:p>
       <w:pPr>
         <w:pStyle w:val="Heading2"/>
@@ -3191,11 +3123,11 @@
     </w:p>
     <w:p>
       <w:pPr>
+        <w:pStyle w:val="Compact"/>
         <w:numPr>
           <w:ilvl w:val="0"/>
           <w:numId w:val="1020"/>
         </w:numPr>
-        <w:pStyle w:val="Compact"/>
       </w:pPr>
       <w:r>
         <w:t xml:space="preserve">16.436</w:t>
@@ -3203,11 +3135,11 @@
     </w:p>
     <w:p>
       <w:pPr>
+        <w:pStyle w:val="Compact"/>
         <w:numPr>
           <w:ilvl w:val="0"/>
           <w:numId w:val="1020"/>
         </w:numPr>
-        <w:pStyle w:val="Compact"/>
       </w:pPr>
       <w:r>
         <w:t xml:space="preserve">37.440</w:t>
@@ -3215,11 +3147,11 @@
     </w:p>
     <w:p>
       <w:pPr>
+        <w:pStyle w:val="Compact"/>
         <w:numPr>
           <w:ilvl w:val="0"/>
           <w:numId w:val="1020"/>
         </w:numPr>
-        <w:pStyle w:val="Compact"/>
       </w:pPr>
       <w:r>
         <w:t xml:space="preserve">276.330</w:t>
@@ -3227,11 +3159,11 @@
     </w:p>
     <w:p>
       <w:pPr>
+        <w:pStyle w:val="Compact"/>
         <w:numPr>
           <w:ilvl w:val="0"/>
           <w:numId w:val="1020"/>
         </w:numPr>
-        <w:pStyle w:val="Compact"/>
       </w:pPr>
       <w:r>
         <w:t xml:space="preserve">1.624</w:t>
@@ -3239,11 +3171,11 @@
     </w:p>
     <w:p>
       <w:pPr>
+        <w:pStyle w:val="Compact"/>
         <w:numPr>
           <w:ilvl w:val="0"/>
           <w:numId w:val="1020"/>
         </w:numPr>
-        <w:pStyle w:val="Compact"/>
       </w:pPr>
       <w:r>
         <w:t xml:space="preserve">Cociente 488, resto 5</w:t>
@@ -3251,11 +3183,11 @@
     </w:p>
     <w:p>
       <w:pPr>
+        <w:pStyle w:val="Compact"/>
         <w:numPr>
           <w:ilvl w:val="0"/>
           <w:numId w:val="1020"/>
         </w:numPr>
-        <w:pStyle w:val="Compact"/>
       </w:pPr>
       <w:r>
         <w:t xml:space="preserve">18 × 245 = 4.410 libros</w:t>
@@ -3263,18 +3195,18 @@
     </w:p>
     <w:p>
       <w:pPr>
+        <w:pStyle w:val="Compact"/>
         <w:numPr>
           <w:ilvl w:val="0"/>
           <w:numId w:val="1020"/>
         </w:numPr>
-        <w:pStyle w:val="Compact"/>
       </w:pPr>
       <w:r>
         <w:t xml:space="preserve">4.410 ÷ 21 = 210 libros por curso</w:t>
       </w:r>
     </w:p>
-    <w:bookmarkEnd w:id="53"/>
-    <w:bookmarkStart w:id="54" w:name="sección-3-ahora-tú"/>
+    <w:bookmarkEnd w:id="42"/>
+    <w:bookmarkStart w:id="43" w:name="sección-3-ahora-tú"/>
     <w:p>
       <w:pPr>
         <w:pStyle w:val="Heading2"/>
@@ -3285,11 +3217,11 @@
     </w:p>
     <w:p>
       <w:pPr>
+        <w:pStyle w:val="Compact"/>
         <w:numPr>
           <w:ilvl w:val="0"/>
           <w:numId w:val="1021"/>
         </w:numPr>
-        <w:pStyle w:val="Compact"/>
       </w:pPr>
       <w:r>
         <w:t xml:space="preserve">5/9 propia · 11/7 impropia · 3/3 igual a un entero · 9/4 impropia</w:t>
@@ -3297,11 +3229,11 @@
     </w:p>
     <w:p>
       <w:pPr>
+        <w:pStyle w:val="Compact"/>
         <w:numPr>
           <w:ilvl w:val="0"/>
           <w:numId w:val="1021"/>
         </w:numPr>
-        <w:pStyle w:val="Compact"/>
       </w:pPr>
       <w:r>
         <w:t xml:space="preserve">3 2/5</w:t>
@@ -3309,11 +3241,11 @@
     </w:p>
     <w:p>
       <w:pPr>
+        <w:pStyle w:val="Compact"/>
         <w:numPr>
           <w:ilvl w:val="0"/>
           <w:numId w:val="1021"/>
         </w:numPr>
-        <w:pStyle w:val="Compact"/>
       </w:pPr>
       <w:r>
         <w:t xml:space="preserve">19/8</w:t>
@@ -3321,11 +3253,11 @@
     </w:p>
     <w:p>
       <w:pPr>
+        <w:pStyle w:val="Compact"/>
         <w:numPr>
           <w:ilvl w:val="0"/>
           <w:numId w:val="1021"/>
         </w:numPr>
-        <w:pStyle w:val="Compact"/>
       </w:pPr>
       <w:r>
         <w:t xml:space="preserve">Por ejemplo, 4/10 y 6/15</w:t>
@@ -3333,11 +3265,11 @@
     </w:p>
     <w:p>
       <w:pPr>
+        <w:pStyle w:val="Compact"/>
         <w:numPr>
           <w:ilvl w:val="0"/>
           <w:numId w:val="1021"/>
         </w:numPr>
-        <w:pStyle w:val="Compact"/>
       </w:pPr>
       <w:r>
         <w:t xml:space="preserve">5/6</w:t>
@@ -3345,20 +3277,20 @@
     </w:p>
     <w:p>
       <w:pPr>
+        <w:pStyle w:val="Compact"/>
         <w:numPr>
           <w:ilvl w:val="0"/>
           <w:numId w:val="1021"/>
         </w:numPr>
-        <w:pStyle w:val="Compact"/>
-      </w:pPr>
-    </w:p>
-    <w:p>
-      <w:pPr>
+      </w:pPr>
+    </w:p>
+    <w:p>
+      <w:pPr>
+        <w:pStyle w:val="Compact"/>
         <w:numPr>
           <w:ilvl w:val="1"/>
           <w:numId w:val="1022"/>
         </w:numPr>
-        <w:pStyle w:val="Compact"/>
       </w:pPr>
       <w:r>
         <w:t xml:space="preserve">&lt; · b) &gt; · c) =</w:t>
@@ -3366,27 +3298,27 @@
     </w:p>
     <w:p>
       <w:pPr>
+        <w:pStyle w:val="Compact"/>
         <w:numPr>
           <w:ilvl w:val="0"/>
           <w:numId w:val="1021"/>
         </w:numPr>
-        <w:pStyle w:val="Compact"/>
-      </w:pPr>
-    </w:p>
-    <w:p>
-      <w:pPr>
+      </w:pPr>
+    </w:p>
+    <w:p>
+      <w:pPr>
+        <w:pStyle w:val="Compact"/>
         <w:numPr>
           <w:ilvl w:val="1"/>
           <w:numId w:val="1023"/>
         </w:numPr>
-        <w:pStyle w:val="Compact"/>
       </w:pPr>
       <w:r>
         <w:t xml:space="preserve">6/9 = 2/3 · b) 4/10 = 2/5 · c) 3/6 = 1/2 · d) 5/8</w:t>
       </w:r>
     </w:p>
-    <w:bookmarkEnd w:id="54"/>
-    <w:bookmarkStart w:id="55" w:name="sección-4-ahora-tú"/>
+    <w:bookmarkEnd w:id="43"/>
+    <w:bookmarkStart w:id="44" w:name="sección-4-ahora-tú"/>
     <w:p>
       <w:pPr>
         <w:pStyle w:val="Heading2"/>
@@ -3397,20 +3329,20 @@
     </w:p>
     <w:p>
       <w:pPr>
+        <w:pStyle w:val="Compact"/>
         <w:numPr>
           <w:ilvl w:val="0"/>
           <w:numId w:val="1024"/>
         </w:numPr>
-        <w:pStyle w:val="Compact"/>
-      </w:pPr>
-    </w:p>
-    <w:p>
-      <w:pPr>
+      </w:pPr>
+    </w:p>
+    <w:p>
+      <w:pPr>
+        <w:pStyle w:val="Compact"/>
         <w:numPr>
           <w:ilvl w:val="1"/>
           <w:numId w:val="1025"/>
         </w:numPr>
-        <w:pStyle w:val="Compact"/>
       </w:pPr>
       <w:r>
         <w:t xml:space="preserve">0,7 · b) 0,45 · c) 0,008 · d) 0,25</w:t>
@@ -3418,20 +3350,20 @@
     </w:p>
     <w:p>
       <w:pPr>
+        <w:pStyle w:val="Compact"/>
         <w:numPr>
           <w:ilvl w:val="0"/>
           <w:numId w:val="1024"/>
         </w:numPr>
-        <w:pStyle w:val="Compact"/>
-      </w:pPr>
-    </w:p>
-    <w:p>
-      <w:pPr>
+      </w:pPr>
+    </w:p>
+    <w:p>
+      <w:pPr>
+        <w:pStyle w:val="Compact"/>
         <w:numPr>
           <w:ilvl w:val="1"/>
           <w:numId w:val="1026"/>
         </w:numPr>
-        <w:pStyle w:val="Compact"/>
       </w:pPr>
       <w:r>
         <w:t xml:space="preserve">3/5 · b) 1/4 · c) 1/8</w:t>
@@ -3439,11 +3371,11 @@
     </w:p>
     <w:p>
       <w:pPr>
+        <w:pStyle w:val="Compact"/>
         <w:numPr>
           <w:ilvl w:val="0"/>
           <w:numId w:val="1024"/>
         </w:numPr>
-        <w:pStyle w:val="Compact"/>
       </w:pPr>
       <w:r>
         <w:t xml:space="preserve">5 centésimos, es decir 0,05</w:t>
@@ -3451,11 +3383,11 @@
     </w:p>
     <w:p>
       <w:pPr>
+        <w:pStyle w:val="Compact"/>
         <w:numPr>
           <w:ilvl w:val="0"/>
           <w:numId w:val="1024"/>
         </w:numPr>
-        <w:pStyle w:val="Compact"/>
       </w:pPr>
       <w:r>
         <w:t xml:space="preserve">0,09 · 0,19 · 0,9 · 0,901</w:t>
@@ -3463,20 +3395,20 @@
     </w:p>
     <w:p>
       <w:pPr>
+        <w:pStyle w:val="Compact"/>
         <w:numPr>
           <w:ilvl w:val="0"/>
           <w:numId w:val="1024"/>
         </w:numPr>
-        <w:pStyle w:val="Compact"/>
-      </w:pPr>
-    </w:p>
-    <w:p>
-      <w:pPr>
+      </w:pPr>
+    </w:p>
+    <w:p>
+      <w:pPr>
+        <w:pStyle w:val="Compact"/>
         <w:numPr>
           <w:ilvl w:val="1"/>
           <w:numId w:val="1027"/>
         </w:numPr>
-        <w:pStyle w:val="Compact"/>
       </w:pPr>
       <w:r>
         <w:t xml:space="preserve">18,54 · b) 12,65 · c) 5,45 · d) 4,34</w:t>
@@ -3484,18 +3416,18 @@
     </w:p>
     <w:p>
       <w:pPr>
+        <w:pStyle w:val="Compact"/>
         <w:numPr>
           <w:ilvl w:val="0"/>
           <w:numId w:val="1024"/>
         </w:numPr>
-        <w:pStyle w:val="Compact"/>
       </w:pPr>
       <w:r>
         <w:t xml:space="preserve">Total 6,25 km. El miércoles corrió 0,65 km más.</w:t>
       </w:r>
     </w:p>
-    <w:bookmarkEnd w:id="55"/>
-    <w:bookmarkStart w:id="56" w:name="práctica-graduada-1"/>
+    <w:bookmarkEnd w:id="44"/>
+    <w:bookmarkStart w:id="45" w:name="práctica-graduada-1"/>
     <w:p>
       <w:pPr>
         <w:pStyle w:val="Heading2"/>
@@ -3510,8 +3442,8 @@
       </w:pPr>
       <w:r>
         <w:rPr>
+          <w:b/>
           <w:bCs/>
-          <w:b/>
         </w:rPr>
         <w:t xml:space="preserve">Nivel 1:</w:t>
       </w:r>
@@ -3528,8 +3460,8 @@
       </w:pPr>
       <w:r>
         <w:rPr>
+          <w:b/>
           <w:bCs/>
-          <w:b/>
         </w:rPr>
         <w:t xml:space="preserve">Nivel 2:</w:t>
       </w:r>
@@ -3546,19 +3478,19 @@
       </w:pPr>
       <w:r>
         <w:rPr>
+          <w:b/>
           <w:bCs/>
-          <w:b/>
         </w:rPr>
         <w:t xml:space="preserve">Nivel 3:</w:t>
       </w:r>
     </w:p>
     <w:p>
       <w:pPr>
+        <w:pStyle w:val="Compact"/>
         <w:numPr>
           <w:ilvl w:val="0"/>
           <w:numId w:val="1028"/>
         </w:numPr>
-        <w:pStyle w:val="Compact"/>
       </w:pPr>
       <w:r>
         <w:t xml:space="preserve">1.245 × 21 = 26.145 km</w:t>
@@ -3566,11 +3498,11 @@
     </w:p>
     <w:p>
       <w:pPr>
+        <w:pStyle w:val="Compact"/>
         <w:numPr>
           <w:ilvl w:val="0"/>
           <w:numId w:val="1028"/>
         </w:numPr>
-        <w:pStyle w:val="Compact"/>
       </w:pPr>
       <w:r>
         <w:t xml:space="preserve">12.480 ÷ 96 = 130 estantes</w:t>
@@ -3578,11 +3510,11 @@
     </w:p>
     <w:p>
       <w:pPr>
+        <w:pStyle w:val="Compact"/>
         <w:numPr>
           <w:ilvl w:val="0"/>
           <w:numId w:val="1028"/>
         </w:numPr>
-        <w:pStyle w:val="Compact"/>
       </w:pPr>
       <w:r>
         <w:t xml:space="preserve">2/5 de 240 = 96 páginas; 1/4 de 240 = 60 páginas; total 156 páginas. Le quedan 240 − 156 = 84 páginas, es decir 7/20 del libro.</w:t>
@@ -3590,11 +3522,11 @@
     </w:p>
     <w:p>
       <w:pPr>
+        <w:pStyle w:val="Compact"/>
         <w:numPr>
           <w:ilvl w:val="0"/>
           <w:numId w:val="1028"/>
         </w:numPr>
-        <w:pStyle w:val="Compact"/>
       </w:pPr>
       <w:r>
         <w:t xml:space="preserve">Total 11,03 km. La primera corrió 1,12 km más que la tercera.</w:t>
@@ -3602,18 +3534,18 @@
     </w:p>
     <w:p>
       <w:pPr>
+        <w:pStyle w:val="Compact"/>
         <w:numPr>
           <w:ilvl w:val="0"/>
           <w:numId w:val="1028"/>
         </w:numPr>
-        <w:pStyle w:val="Compact"/>
       </w:pPr>
       <w:r>
         <w:t xml:space="preserve">0,65 + 0,65 + 0,65 + 0,65 = 2,6 kg</w:t>
       </w:r>
     </w:p>
-    <w:bookmarkEnd w:id="56"/>
-    <w:bookmarkStart w:id="57" w:name="actividad-central"/>
+    <w:bookmarkEnd w:id="45"/>
+    <w:bookmarkStart w:id="46" w:name="actividad-central"/>
     <w:p>
       <w:pPr>
         <w:pStyle w:val="Heading2"/>
@@ -3624,11 +3556,11 @@
     </w:p>
     <w:p>
       <w:pPr>
+        <w:pStyle w:val="Compact"/>
         <w:numPr>
           <w:ilvl w:val="0"/>
           <w:numId w:val="1029"/>
         </w:numPr>
-        <w:pStyle w:val="Compact"/>
       </w:pPr>
       <w:r>
         <w:t xml:space="preserve">6 × $1.290 =</w:t>
@@ -3638,19 +3570,19 @@
       </w:r>
       <w:r>
         <w:rPr>
+          <w:b/>
           <w:bCs/>
-          <w:b/>
         </w:rPr>
         <w:t xml:space="preserve">$7.740</w:t>
       </w:r>
     </w:p>
     <w:p>
       <w:pPr>
+        <w:pStyle w:val="Compact"/>
         <w:numPr>
           <w:ilvl w:val="0"/>
           <w:numId w:val="1029"/>
         </w:numPr>
-        <w:pStyle w:val="Compact"/>
       </w:pPr>
       <w:r>
         <w:t xml:space="preserve">96 ÷ 12 = 8 bolsas · 8 × $2.450 =</w:t>
@@ -3660,19 +3592,19 @@
       </w:r>
       <w:r>
         <w:rPr>
+          <w:b/>
           <w:bCs/>
-          <w:b/>
         </w:rPr>
         <w:t xml:space="preserve">$19.600</w:t>
       </w:r>
     </w:p>
     <w:p>
       <w:pPr>
+        <w:pStyle w:val="Compact"/>
         <w:numPr>
           <w:ilvl w:val="0"/>
           <w:numId w:val="1029"/>
         </w:numPr>
-        <w:pStyle w:val="Compact"/>
       </w:pPr>
       <w:r>
         <w:t xml:space="preserve">3,5 + 2,75 =</w:t>
@@ -3682,19 +3614,19 @@
       </w:r>
       <w:r>
         <w:rPr>
+          <w:b/>
           <w:bCs/>
-          <w:b/>
         </w:rPr>
         <w:t xml:space="preserve">6,25 kg</w:t>
       </w:r>
     </w:p>
     <w:p>
       <w:pPr>
+        <w:pStyle w:val="Compact"/>
         <w:numPr>
           <w:ilvl w:val="0"/>
           <w:numId w:val="1029"/>
         </w:numPr>
-        <w:pStyle w:val="Compact"/>
       </w:pPr>
       <w:r>
         <w:t xml:space="preserve">Durazno: 3/8 de 24 = 9 estudiantes. Naranja: 1/4 de 24 = 6 estudiantes. Manzana: 24 − 15 = 9 estudiantes, que son 9/24 =</w:t>
@@ -3704,8 +3636,8 @@
       </w:r>
       <w:r>
         <w:rPr>
+          <w:b/>
           <w:bCs/>
-          <w:b/>
         </w:rPr>
         <w:t xml:space="preserve">3/8</w:t>
       </w:r>
@@ -3718,11 +3650,11 @@
     </w:p>
     <w:p>
       <w:pPr>
+        <w:pStyle w:val="Compact"/>
         <w:numPr>
           <w:ilvl w:val="0"/>
           <w:numId w:val="1029"/>
         </w:numPr>
-        <w:pStyle w:val="Compact"/>
       </w:pPr>
       <w:r>
         <w:t xml:space="preserve">$7.740 + $19.600 =</w:t>
@@ -3732,19 +3664,19 @@
       </w:r>
       <w:r>
         <w:rPr>
+          <w:b/>
           <w:bCs/>
-          <w:b/>
         </w:rPr>
         <w:t xml:space="preserve">$27.340</w:t>
       </w:r>
     </w:p>
     <w:p>
       <w:pPr>
+        <w:pStyle w:val="Compact"/>
         <w:numPr>
           <w:ilvl w:val="0"/>
           <w:numId w:val="1029"/>
         </w:numPr>
-        <w:pStyle w:val="Compact"/>
       </w:pPr>
       <w:r>
         <w:t xml:space="preserve">24 × $1.500 = $36.000. Sí alcanza: sobran</w:t>
@@ -3754,8 +3686,8 @@
       </w:r>
       <w:r>
         <w:rPr>
+          <w:b/>
           <w:bCs/>
-          <w:b/>
         </w:rPr>
         <w:t xml:space="preserve">$8.660</w:t>
       </w:r>
@@ -3763,8 +3695,8 @@
         <w:t xml:space="preserve">.</w:t>
       </w:r>
     </w:p>
-    <w:bookmarkEnd w:id="57"/>
-    <w:bookmarkStart w:id="58" w:name="evaluación-integradora-1"/>
+    <w:bookmarkEnd w:id="46"/>
+    <w:bookmarkStart w:id="47" w:name="evaluación-integradora-1"/>
     <w:p>
       <w:pPr>
         <w:pStyle w:val="Heading2"/>
@@ -3775,11 +3707,11 @@
     </w:p>
     <w:p>
       <w:pPr>
+        <w:pStyle w:val="Compact"/>
         <w:numPr>
           <w:ilvl w:val="0"/>
           <w:numId w:val="1030"/>
         </w:numPr>
-        <w:pStyle w:val="Compact"/>
       </w:pPr>
       <w:r>
         <w:t xml:space="preserve">Seiscientos treinta mil cuarenta y cinco</w:t>
@@ -3787,11 +3719,11 @@
     </w:p>
     <w:p>
       <w:pPr>
+        <w:pStyle w:val="Compact"/>
         <w:numPr>
           <w:ilvl w:val="0"/>
           <w:numId w:val="1030"/>
         </w:numPr>
-        <w:pStyle w:val="Compact"/>
       </w:pPr>
       <w:r>
         <w:t xml:space="preserve">470.209</w:t>
@@ -3799,11 +3731,11 @@
     </w:p>
     <w:p>
       <w:pPr>
+        <w:pStyle w:val="Compact"/>
         <w:numPr>
           <w:ilvl w:val="0"/>
           <w:numId w:val="1030"/>
         </w:numPr>
-        <w:pStyle w:val="Compact"/>
       </w:pPr>
       <w:r>
         <w:t xml:space="preserve">188.000</w:t>
@@ -3811,11 +3743,11 @@
     </w:p>
     <w:p>
       <w:pPr>
+        <w:pStyle w:val="Compact"/>
         <w:numPr>
           <w:ilvl w:val="0"/>
           <w:numId w:val="1030"/>
         </w:numPr>
-        <w:pStyle w:val="Compact"/>
       </w:pPr>
       <w:r>
         <w:t xml:space="preserve">99.600</w:t>
@@ -3823,11 +3755,11 @@
     </w:p>
     <w:p>
       <w:pPr>
+        <w:pStyle w:val="Compact"/>
         <w:numPr>
           <w:ilvl w:val="0"/>
           <w:numId w:val="1030"/>
         </w:numPr>
-        <w:pStyle w:val="Compact"/>
       </w:pPr>
       <w:r>
         <w:t xml:space="preserve">1.281</w:t>
@@ -3835,11 +3767,11 @@
     </w:p>
     <w:p>
       <w:pPr>
+        <w:pStyle w:val="Compact"/>
         <w:numPr>
           <w:ilvl w:val="0"/>
           <w:numId w:val="1030"/>
         </w:numPr>
-        <w:pStyle w:val="Compact"/>
       </w:pPr>
       <w:r>
         <w:t xml:space="preserve">3 5/6</w:t>
@@ -3847,11 +3779,11 @@
     </w:p>
     <w:p>
       <w:pPr>
+        <w:pStyle w:val="Compact"/>
         <w:numPr>
           <w:ilvl w:val="0"/>
           <w:numId w:val="1030"/>
         </w:numPr>
-        <w:pStyle w:val="Compact"/>
       </w:pPr>
       <w:r>
         <w:t xml:space="preserve">5/8 + 2/8 = 7/8</w:t>
@@ -3859,11 +3791,11 @@
     </w:p>
     <w:p>
       <w:pPr>
+        <w:pStyle w:val="Compact"/>
         <w:numPr>
           <w:ilvl w:val="0"/>
           <w:numId w:val="1030"/>
         </w:numPr>
-        <w:pStyle w:val="Compact"/>
       </w:pPr>
       <w:r>
         <w:t xml:space="preserve">7/9 − 3/9 = 4/9</w:t>
@@ -3871,11 +3803,11 @@
     </w:p>
     <w:p>
       <w:pPr>
+        <w:pStyle w:val="Compact"/>
         <w:numPr>
           <w:ilvl w:val="0"/>
           <w:numId w:val="1030"/>
         </w:numPr>
-        <w:pStyle w:val="Compact"/>
       </w:pPr>
       <w:r>
         <w:t xml:space="preserve">0,95 · 1,05 · 1,055 · 1,5</w:t>
@@ -3883,11 +3815,11 @@
     </w:p>
     <w:p>
       <w:pPr>
+        <w:pStyle w:val="Compact"/>
         <w:numPr>
           <w:ilvl w:val="0"/>
           <w:numId w:val="1030"/>
         </w:numPr>
-        <w:pStyle w:val="Compact"/>
       </w:pPr>
       <w:r>
         <w:t xml:space="preserve">7,42</w:t>
@@ -3895,11 +3827,11 @@
     </w:p>
     <w:p>
       <w:pPr>
+        <w:pStyle w:val="Compact"/>
         <w:numPr>
           <w:ilvl w:val="0"/>
           <w:numId w:val="1030"/>
         </w:numPr>
-        <w:pStyle w:val="Compact"/>
       </w:pPr>
       <w:r>
         <w:t xml:space="preserve">1.350 × 16 = 21.600 cajas</w:t>
@@ -3907,18 +3839,18 @@
     </w:p>
     <w:p>
       <w:pPr>
+        <w:pStyle w:val="Compact"/>
         <w:numPr>
           <w:ilvl w:val="0"/>
           <w:numId w:val="1030"/>
         </w:numPr>
-        <w:pStyle w:val="Compact"/>
       </w:pPr>
       <w:r>
         <w:t xml:space="preserve">3/10 + 4/10 = 7/10 gastado; le quedó 3/10</w:t>
       </w:r>
     </w:p>
-    <w:bookmarkEnd w:id="58"/>
-    <w:bookmarkStart w:id="59" w:name="tabla-de-remediación"/>
+    <w:bookmarkEnd w:id="47"/>
+    <w:bookmarkStart w:id="48" w:name="tabla-de-remediación"/>
     <w:p>
       <w:pPr>
         <w:pStyle w:val="Heading2"/>
@@ -3931,8 +3863,8 @@
       <w:tblPr>
         <w:tblStyle w:val="Table"/>
         <w:tblW w:type="pct" w:w="5000"/>
+        <w:tblLayout w:type="fixed"/>
         <w:tblLook w:firstRow="1" w:lastRow="0" w:firstColumn="0" w:lastColumn="0" w:noHBand="0" w:noVBand="0" w:val="0020"/>
-        <w:jc w:val="start"/>
       </w:tblPr>
       <w:tblGrid>
         <w:gridCol w:w="2640"/>
@@ -3941,14 +3873,13 @@
       </w:tblGrid>
       <w:tr>
         <w:trPr>
-          <w:tblHeader w:val="true"/>
+          <w:tblHeader w:val="on"/>
         </w:trPr>
         <w:tc>
           <w:tcPr/>
           <w:p>
             <w:pPr>
               <w:pStyle w:val="Compact"/>
-              <w:jc w:val="left"/>
             </w:pPr>
             <w:r>
               <w:t xml:space="preserve">Si falló en…</w:t>
@@ -3960,7 +3891,6 @@
           <w:p>
             <w:pPr>
               <w:pStyle w:val="Compact"/>
-              <w:jc w:val="left"/>
             </w:pPr>
             <w:r>
               <w:t xml:space="preserve">Volver a…</w:t>
@@ -3972,7 +3902,6 @@
           <w:p>
             <w:pPr>
               <w:pStyle w:val="Compact"/>
-              <w:jc w:val="left"/>
             </w:pPr>
             <w:r>
               <w:t xml:space="preserve">Refuerzo sugerido</w:t>
@@ -3986,7 +3915,6 @@
           <w:p>
             <w:pPr>
               <w:pStyle w:val="Compact"/>
-              <w:jc w:val="left"/>
             </w:pPr>
             <w:r>
               <w:t xml:space="preserve">Preguntas 1, 2, 3</w:t>
@@ -3998,7 +3926,6 @@
           <w:p>
             <w:pPr>
               <w:pStyle w:val="Compact"/>
-              <w:jc w:val="left"/>
             </w:pPr>
             <w:r>
               <w:t xml:space="preserve">Sección 1</w:t>
@@ -4010,7 +3937,6 @@
           <w:p>
             <w:pPr>
               <w:pStyle w:val="Compact"/>
-              <w:jc w:val="left"/>
             </w:pPr>
             <w:r>
               <w:t xml:space="preserve">Escribir y descomponer 5 números de 6 cifras al día</w:t>
@@ -4024,7 +3950,6 @@
           <w:p>
             <w:pPr>
               <w:pStyle w:val="Compact"/>
-              <w:jc w:val="left"/>
             </w:pPr>
             <w:r>
               <w:t xml:space="preserve">Preguntas 4, 5, 11</w:t>
@@ -4036,7 +3961,6 @@
           <w:p>
             <w:pPr>
               <w:pStyle w:val="Compact"/>
-              <w:jc w:val="left"/>
             </w:pPr>
             <w:r>
               <w:t xml:space="preserve">Sección 2</w:t>
@@ -4048,7 +3972,6 @@
           <w:p>
             <w:pPr>
               <w:pStyle w:val="Compact"/>
-              <w:jc w:val="left"/>
             </w:pPr>
             <w:r>
               <w:t xml:space="preserve">Repasar tablas del 6 al 9 y comprobar divisiones multiplicando</w:t>
@@ -4062,7 +3985,6 @@
           <w:p>
             <w:pPr>
               <w:pStyle w:val="Compact"/>
-              <w:jc w:val="left"/>
             </w:pPr>
             <w:r>
               <w:t xml:space="preserve">Preguntas 6, 7, 8, 12</w:t>
@@ -4074,7 +3996,6 @@
           <w:p>
             <w:pPr>
               <w:pStyle w:val="Compact"/>
-              <w:jc w:val="left"/>
             </w:pPr>
             <w:r>
               <w:t xml:space="preserve">Sección 3</w:t>
@@ -4086,7 +4007,6 @@
           <w:p>
             <w:pPr>
               <w:pStyle w:val="Compact"/>
-              <w:jc w:val="left"/>
             </w:pPr>
             <w:r>
               <w:t xml:space="preserve">Dibujar las fracciones antes de operar</w:t>
@@ -4100,7 +4020,6 @@
           <w:p>
             <w:pPr>
               <w:pStyle w:val="Compact"/>
-              <w:jc w:val="left"/>
             </w:pPr>
             <w:r>
               <w:t xml:space="preserve">Preguntas 9, 10</w:t>
@@ -4112,7 +4031,6 @@
           <w:p>
             <w:pPr>
               <w:pStyle w:val="Compact"/>
-              <w:jc w:val="left"/>
             </w:pPr>
             <w:r>
               <w:t xml:space="preserve">Sección 4</w:t>
@@ -4124,7 +4042,6 @@
           <w:p>
             <w:pPr>
               <w:pStyle w:val="Compact"/>
-              <w:jc w:val="left"/>
             </w:pPr>
             <w:r>
               <w:t xml:space="preserve">Practicar alineación de la coma en papel cuadriculado</w:t>
@@ -4139,8 +4056,8 @@
       </w:pPr>
       <w:r>
         <w:rPr>
+          <w:b/>
           <w:bCs/>
-          <w:b/>
         </w:rPr>
         <w:t xml:space="preserve">Puntaje total: 12 puntos.</w:t>
       </w:r>
@@ -4151,9 +4068,13 @@
         <w:t xml:space="preserve">10 o más indica dominio del contenido; entre 7 y 9, repaso focalizado; menos de 7, rehacer las secciones marcadas.</w:t>
       </w:r>
     </w:p>
-    <w:bookmarkEnd w:id="59"/>
-    <w:bookmarkEnd w:id="60"/>
-    <w:sectPr/>
+    <w:bookmarkEnd w:id="48"/>
+    <w:bookmarkEnd w:id="49"/>
+    <w:sectPr>
+      <w:footnotePr>
+        <w:numRestart w:val="eachSect"/>
+      </w:footnotePr>
+    </w:sectPr>
   </w:body>
 </w:document>
 </file>
@@ -4184,14 +4105,14 @@
 <file path=word/numbering.xml><?xml version="1.0" encoding="utf-8"?>
 <w:numbering xmlns:w="http://schemas.openxmlformats.org/wordprocessingml/2006/main">
   <w:abstractNum w:abstractNumId="990">
-    <w:nsid w:val="A990"/>
+    <w:nsid w:val="0000A990"/>
     <w:multiLevelType w:val="multilevel"/>
     <w:lvl w:ilvl="0">
       <w:numFmt w:val="bullet"/>
       <w:lvlText w:val=" "/>
       <w:lvlJc w:val="left"/>
       <w:pPr>
-        <w:ind w:left="720" w:hanging="480"/>
+        <w:ind w:left="720" w:hanging="360"/>
       </w:pPr>
     </w:lvl>
     <w:lvl w:ilvl="1">
@@ -4199,7 +4120,7 @@
       <w:lvlText w:val=" "/>
       <w:lvlJc w:val="left"/>
       <w:pPr>
-        <w:ind w:left="1440" w:hanging="480"/>
+        <w:ind w:left="1440" w:hanging="360"/>
       </w:pPr>
     </w:lvl>
     <w:lvl w:ilvl="2">
@@ -4207,7 +4128,7 @@
       <w:lvlText w:val=" "/>
       <w:lvlJc w:val="left"/>
       <w:pPr>
-        <w:ind w:left="2160" w:hanging="480"/>
+        <w:ind w:left="2160" w:hanging="360"/>
       </w:pPr>
     </w:lvl>
     <w:lvl w:ilvl="3">
@@ -4215,7 +4136,7 @@
       <w:lvlText w:val=" "/>
       <w:lvlJc w:val="left"/>
       <w:pPr>
-        <w:ind w:left="2880" w:hanging="480"/>
+        <w:ind w:left="2880" w:hanging="360"/>
       </w:pPr>
     </w:lvl>
     <w:lvl w:ilvl="4">
@@ -4223,7 +4144,7 @@
       <w:lvlText w:val=" "/>
       <w:lvlJc w:val="left"/>
       <w:pPr>
-        <w:ind w:left="3600" w:hanging="480"/>
+        <w:ind w:left="3600" w:hanging="360"/>
       </w:pPr>
     </w:lvl>
     <w:lvl w:ilvl="5">
@@ -4231,7 +4152,7 @@
       <w:lvlText w:val=" "/>
       <w:lvlJc w:val="left"/>
       <w:pPr>
-        <w:ind w:left="4320" w:hanging="480"/>
+        <w:ind w:left="4320" w:hanging="360"/>
       </w:pPr>
     </w:lvl>
     <w:lvl w:ilvl="6">
@@ -4239,7 +4160,7 @@
       <w:lvlText w:val=" "/>
       <w:lvlJc w:val="left"/>
       <w:pPr>
-        <w:ind w:left="5040" w:hanging="480"/>
+        <w:ind w:left="5040" w:hanging="360"/>
       </w:pPr>
     </w:lvl>
     <w:lvl w:ilvl="7">
@@ -4247,7 +4168,7 @@
       <w:lvlText w:val=" "/>
       <w:lvlJc w:val="left"/>
       <w:pPr>
-        <w:ind w:left="5760" w:hanging="480"/>
+        <w:ind w:left="5760" w:hanging="360"/>
       </w:pPr>
     </w:lvl>
     <w:lvl w:ilvl="8">
@@ -4255,88 +4176,115 @@
       <w:lvlText w:val=" "/>
       <w:lvlJc w:val="left"/>
       <w:pPr>
-        <w:ind w:left="6480" w:hanging="480"/>
+        <w:ind w:left="6480" w:hanging="360"/>
       </w:pPr>
     </w:lvl>
   </w:abstractNum>
   <w:abstractNum w:abstractNumId="991">
-    <w:nsid w:val="A991"/>
+    <w:nsid w:val="0000A991"/>
     <w:multiLevelType w:val="multilevel"/>
     <w:lvl w:ilvl="0">
       <w:numFmt w:val="bullet"/>
-      <w:lvlText w:val="•"/>
+      <w:lvlText w:val=""/>
       <w:lvlJc w:val="left"/>
       <w:pPr>
-        <w:ind w:left="720" w:hanging="480"/>
-      </w:pPr>
+        <w:ind w:left="720" w:hanging="360"/>
+      </w:pPr>
+      <w:rPr>
+        <w:rFonts w:ascii="Symbol" w:hAnsi="Symbol" w:cs="Symbol" w:hint="default"/>
+      </w:rPr>
     </w:lvl>
     <w:lvl w:ilvl="1">
       <w:numFmt w:val="bullet"/>
-      <w:lvlText w:val="–"/>
+      <w:lvlText w:val="o"/>
       <w:lvlJc w:val="left"/>
       <w:pPr>
-        <w:ind w:left="1440" w:hanging="480"/>
-      </w:pPr>
+        <w:ind w:left="1440" w:hanging="360"/>
+      </w:pPr>
+      <w:rPr>
+        <w:rFonts w:ascii="Courier New" w:hAnsi="Courier New" w:cs="Courier New" w:hint="default"/>
+      </w:rPr>
     </w:lvl>
     <w:lvl w:ilvl="2">
       <w:numFmt w:val="bullet"/>
-      <w:lvlText w:val="•"/>
+      <w:lvlText w:val=""/>
       <w:lvlJc w:val="left"/>
       <w:pPr>
-        <w:ind w:left="2160" w:hanging="480"/>
-      </w:pPr>
+        <w:ind w:left="2160" w:hanging="360"/>
+      </w:pPr>
+      <w:rPr>
+        <w:rFonts w:ascii="Wingdings" w:hAnsi="Wingdings" w:cs="Wingdings" w:hint="default"/>
+      </w:rPr>
     </w:lvl>
     <w:lvl w:ilvl="3">
       <w:numFmt w:val="bullet"/>
-      <w:lvlText w:val="–"/>
+      <w:lvlText w:val=""/>
       <w:lvlJc w:val="left"/>
       <w:pPr>
-        <w:ind w:left="2880" w:hanging="480"/>
-      </w:pPr>
+        <w:ind w:left="2880" w:hanging="360"/>
+      </w:pPr>
+      <w:rPr>
+        <w:rFonts w:ascii="Symbol" w:hAnsi="Symbol" w:cs="Symbol" w:hint="default"/>
+      </w:rPr>
     </w:lvl>
     <w:lvl w:ilvl="4">
       <w:numFmt w:val="bullet"/>
-      <w:lvlText w:val="•"/>
+      <w:lvlText w:val="o"/>
       <w:lvlJc w:val="left"/>
       <w:pPr>
-        <w:ind w:left="3600" w:hanging="480"/>
-      </w:pPr>
+        <w:ind w:left="3600" w:hanging="360"/>
+      </w:pPr>
+      <w:rPr>
+        <w:rFonts w:ascii="Courier New" w:hAnsi="Courier New" w:cs="Courier New" w:hint="default"/>
+      </w:rPr>
     </w:lvl>
     <w:lvl w:ilvl="5">
       <w:numFmt w:val="bullet"/>
-      <w:lvlText w:val="–"/>
+      <w:lvlText w:val=""/>
       <w:lvlJc w:val="left"/>
       <w:pPr>
-        <w:ind w:left="4320" w:hanging="480"/>
-      </w:pPr>
+        <w:ind w:left="4320" w:hanging="360"/>
+      </w:pPr>
+      <w:rPr>
+        <w:rFonts w:ascii="Wingdings" w:hAnsi="Wingdings" w:cs="Wingdings" w:hint="default"/>
+      </w:rPr>
     </w:lvl>
     <w:lvl w:ilvl="6">
       <w:numFmt w:val="bullet"/>
-      <w:lvlText w:val="•"/>
+      <w:lvlText w:val=""/>
       <w:lvlJc w:val="left"/>
       <w:pPr>
-        <w:ind w:left="5040" w:hanging="480"/>
-      </w:pPr>
+        <w:ind w:left="5040" w:hanging="360"/>
+      </w:pPr>
+      <w:rPr>
+        <w:rFonts w:ascii="Symbol" w:hAnsi="Symbol" w:cs="Symbol" w:hint="default"/>
+      </w:rPr>
     </w:lvl>
     <w:lvl w:ilvl="7">
       <w:numFmt w:val="bullet"/>
-      <w:lvlText w:val="–"/>
+      <w:lvlText w:val="o"/>
       <w:lvlJc w:val="left"/>
       <w:pPr>
-        <w:ind w:left="5760" w:hanging="480"/>
-      </w:pPr>
+        <w:ind w:left="5760" w:hanging="360"/>
+      </w:pPr>
+      <w:rPr>
+        <w:rFonts w:ascii="Courier New" w:hAnsi="Courier New" w:cs="Courier New" w:hint="default"/>
+      </w:rPr>
     </w:lvl>
     <w:lvl w:ilvl="8">
       <w:numFmt w:val="bullet"/>
-      <w:lvlText w:val="•"/>
+      <w:lvlText w:val=""/>
       <w:lvlJc w:val="left"/>
       <w:pPr>
-        <w:ind w:left="6480" w:hanging="480"/>
-      </w:pPr>
+        <w:ind w:left="6480" w:hanging="360"/>
+      </w:pPr>
+      <w:rPr>
+        <w:rFonts w:ascii="Wingdings" w:hAnsi="Wingdings" w:cs="Wingdings" w:hint="default"/>
+      </w:rPr>
     </w:lvl>
   </w:abstractNum>
   <w:abstractNum w:abstractNumId="99411">
-    <w:nsid w:val="A99411"/>
+    <w:nsid w:val="00A99411"/>
     <w:multiLevelType w:val="multilevel"/>
     <w:lvl w:ilvl="0">
       <w:start w:val="1"/>
@@ -4344,7 +4292,7 @@
       <w:lvlText w:val="%1."/>
       <w:lvlJc w:val="left"/>
       <w:pPr>
-        <w:ind w:left="720" w:hanging="480"/>
+        <w:ind w:left="720" w:hanging="360"/>
       </w:pPr>
     </w:lvl>
     <w:lvl w:ilvl="1">
@@ -4353,7 +4301,7 @@
       <w:lvlText w:val="%2."/>
       <w:lvlJc w:val="left"/>
       <w:pPr>
-        <w:ind w:left="1440" w:hanging="480"/>
+        <w:ind w:left="1440" w:hanging="360"/>
       </w:pPr>
     </w:lvl>
     <w:lvl w:ilvl="2">
@@ -4362,7 +4310,7 @@
       <w:lvlText w:val="%3."/>
       <w:lvlJc w:val="left"/>
       <w:pPr>
-        <w:ind w:left="2160" w:hanging="480"/>
+        <w:ind w:left="2160" w:hanging="360"/>
       </w:pPr>
     </w:lvl>
     <w:lvl w:ilvl="3">
@@ -4371,7 +4319,7 @@
       <w:lvlText w:val="%4."/>
       <w:lvlJc w:val="left"/>
       <w:pPr>
-        <w:ind w:left="2880" w:hanging="480"/>
+        <w:ind w:left="2880" w:hanging="360"/>
       </w:pPr>
     </w:lvl>
     <w:lvl w:ilvl="4">
@@ -4380,7 +4328,7 @@
       <w:lvlText w:val="%5."/>
       <w:lvlJc w:val="left"/>
       <w:pPr>
-        <w:ind w:left="3600" w:hanging="480"/>
+        <w:ind w:left="3600" w:hanging="360"/>
       </w:pPr>
     </w:lvl>
     <w:lvl w:ilvl="5">
@@ -4389,7 +4337,7 @@
       <w:lvlText w:val="%6."/>
       <w:lvlJc w:val="left"/>
       <w:pPr>
-        <w:ind w:left="4320" w:hanging="480"/>
+        <w:ind w:left="4320" w:hanging="360"/>
       </w:pPr>
     </w:lvl>
     <w:lvl w:ilvl="6">
@@ -4398,7 +4346,7 @@
       <w:lvlText w:val="%7."/>
       <w:lvlJc w:val="left"/>
       <w:pPr>
-        <w:ind w:left="5040" w:hanging="480"/>
+        <w:ind w:left="5040" w:hanging="360"/>
       </w:pPr>
     </w:lvl>
     <w:lvl w:ilvl="7">
@@ -4407,7 +4355,7 @@
       <w:lvlText w:val="%8."/>
       <w:lvlJc w:val="left"/>
       <w:pPr>
-        <w:ind w:left="5760" w:hanging="480"/>
+        <w:ind w:left="5760" w:hanging="360"/>
       </w:pPr>
     </w:lvl>
     <w:lvl w:ilvl="8">
@@ -4416,12 +4364,12 @@
       <w:lvlText w:val="%9."/>
       <w:lvlJc w:val="left"/>
       <w:pPr>
-        <w:ind w:left="6480" w:hanging="480"/>
+        <w:ind w:left="6480" w:hanging="360"/>
       </w:pPr>
     </w:lvl>
   </w:abstractNum>
   <w:abstractNum w:abstractNumId="99721">
-    <w:nsid w:val="A99721"/>
+    <w:nsid w:val="00A99721"/>
     <w:multiLevelType w:val="multilevel"/>
     <w:lvl w:ilvl="0">
       <w:start w:val="1"/>
@@ -4429,7 +4377,7 @@
       <w:lvlText w:val="%1)"/>
       <w:lvlJc w:val="left"/>
       <w:pPr>
-        <w:ind w:left="720" w:hanging="480"/>
+        <w:ind w:left="720" w:hanging="360"/>
       </w:pPr>
     </w:lvl>
     <w:lvl w:ilvl="1">
@@ -4438,7 +4386,7 @@
       <w:lvlText w:val="%2)"/>
       <w:lvlJc w:val="left"/>
       <w:pPr>
-        <w:ind w:left="1440" w:hanging="480"/>
+        <w:ind w:left="1440" w:hanging="360"/>
       </w:pPr>
     </w:lvl>
     <w:lvl w:ilvl="2">
@@ -4447,7 +4395,7 @@
       <w:lvlText w:val="%3)"/>
       <w:lvlJc w:val="left"/>
       <w:pPr>
-        <w:ind w:left="2160" w:hanging="480"/>
+        <w:ind w:left="2160" w:hanging="360"/>
       </w:pPr>
     </w:lvl>
     <w:lvl w:ilvl="3">
@@ -4456,7 +4404,7 @@
       <w:lvlText w:val="%4)"/>
       <w:lvlJc w:val="left"/>
       <w:pPr>
-        <w:ind w:left="2880" w:hanging="480"/>
+        <w:ind w:left="2880" w:hanging="360"/>
       </w:pPr>
     </w:lvl>
     <w:lvl w:ilvl="4">
@@ -4465,7 +4413,7 @@
       <w:lvlText w:val="%5)"/>
       <w:lvlJc w:val="left"/>
       <w:pPr>
-        <w:ind w:left="3600" w:hanging="480"/>
+        <w:ind w:left="3600" w:hanging="360"/>
       </w:pPr>
     </w:lvl>
     <w:lvl w:ilvl="5">
@@ -4474,7 +4422,7 @@
       <w:lvlText w:val="%6)"/>
       <w:lvlJc w:val="left"/>
       <w:pPr>
-        <w:ind w:left="4320" w:hanging="480"/>
+        <w:ind w:left="4320" w:hanging="360"/>
       </w:pPr>
     </w:lvl>
     <w:lvl w:ilvl="6">
@@ -4483,7 +4431,7 @@
       <w:lvlText w:val="%7)"/>
       <w:lvlJc w:val="left"/>
       <w:pPr>
-        <w:ind w:left="5040" w:hanging="480"/>
+        <w:ind w:left="5040" w:hanging="360"/>
       </w:pPr>
     </w:lvl>
     <w:lvl w:ilvl="7">
@@ -4492,7 +4440,7 @@
       <w:lvlText w:val="%8)"/>
       <w:lvlJc w:val="left"/>
       <w:pPr>
-        <w:ind w:left="5760" w:hanging="480"/>
+        <w:ind w:left="5760" w:hanging="360"/>
       </w:pPr>
     </w:lvl>
     <w:lvl w:ilvl="8">
@@ -4501,7 +4449,7 @@
       <w:lvlText w:val="%9)"/>
       <w:lvlJc w:val="left"/>
       <w:pPr>
-        <w:ind w:left="6480" w:hanging="480"/>
+        <w:ind w:left="6480" w:hanging="360"/>
       </w:pPr>
     </w:lvl>
   </w:abstractNum>
@@ -5254,10 +5202,10 @@
   <w:docDefaults>
     <w:rPrDefault>
       <w:rPr>
-        <w:rFonts w:asciiTheme="minorHAnsi" w:cstheme="minorBidi" w:eastAsiaTheme="minorHAnsi" w:hAnsiTheme="minorHAnsi"/>
+        <w:rFonts w:asciiTheme="minorHAnsi" w:cstheme="minorBidi" w:eastAsiaTheme="minorEastAsia" w:hAnsiTheme="minorHAnsi"/>
         <w:sz w:val="24"/>
         <w:szCs w:val="24"/>
-        <w:lang w:bidi="ar-SA" w:eastAsia="en-US" w:val="en-US"/>
+        <w:lang w:bidi="ar-SA" w:eastAsia="zh-CN" w:val="en-US"/>
       </w:rPr>
     </w:rPrDefault>
     <w:pPrDefault>
@@ -5275,10 +5223,10 @@
     <w:name w:val="Body Text"/>
     <w:basedOn w:val="Normal"/>
     <w:link w:val="BodyTextChar"/>
+    <w:qFormat/>
     <w:pPr>
       <w:spacing w:after="180" w:before="180"/>
     </w:pPr>
-    <w:qFormat/>
   </w:style>
   <w:style w:customStyle="1" w:styleId="FirstParagraph" w:type="paragraph">
     <w:name w:val="First Paragraph"/>
@@ -5298,57 +5246,94 @@
     <w:name w:val="Title"/>
     <w:basedOn w:val="Normal"/>
     <w:next w:val="BodyText"/>
+    <w:link w:val="TitleChar"/>
+    <w:uiPriority w:val="10"/>
     <w:qFormat/>
+    <w:rsid w:val="00A10FD9"/>
     <w:pPr>
-      <w:keepNext/>
-      <w:keepLines/>
-      <w:spacing w:after="240" w:before="480"/>
+      <w:spacing w:after="80" w:line="240" w:lineRule="auto"/>
+      <w:contextualSpacing/>
       <w:jc w:val="center"/>
     </w:pPr>
     <w:rPr>
       <w:rFonts w:asciiTheme="majorHAnsi" w:cstheme="majorBidi" w:eastAsiaTheme="majorEastAsia" w:hAnsiTheme="majorHAnsi"/>
-      <w:b/>
-      <w:bCs/>
-      <w:color w:themeColor="accent1" w:themeShade="B5" w:val="345A8A"/>
-      <w:sz w:val="36"/>
-      <w:szCs w:val="36"/>
+      <w:sz w:val="56"/>
+      <w:szCs w:val="56"/>
+    </w:rPr>
+  </w:style>
+  <w:style w:customStyle="1" w:styleId="TitleChar" w:type="character">
+    <w:name w:val="Title Char"/>
+    <w:basedOn w:val="DefaultParagraphFont"/>
+    <w:link w:val="Title"/>
+    <w:uiPriority w:val="10"/>
+    <w:rsid w:val="00A10FD9"/>
+    <w:rPr>
+      <w:rFonts w:asciiTheme="majorHAnsi" w:cstheme="majorBidi" w:eastAsiaTheme="majorEastAsia" w:hAnsiTheme="majorHAnsi"/>
+      <w:sz w:val="56"/>
+      <w:szCs w:val="56"/>
     </w:rPr>
   </w:style>
   <w:style w:styleId="Subtitle" w:type="paragraph">
     <w:name w:val="Subtitle"/>
+    <w:basedOn w:val="Title"/>
+    <w:next w:val="BodyText"/>
+    <w:link w:val="SubtitleChar"/>
+    <w:uiPriority w:val="11"/>
+    <w:qFormat/>
+    <w:rsid w:val="00A10FD9"/>
+    <w:pPr>
+      <w:numPr>
+        <w:ilvl w:val="1"/>
+      </w:numPr>
+    </w:pPr>
+    <w:rPr>
+      <w:rFonts w:cstheme="majorBidi" w:eastAsiaTheme="majorEastAsia"/>
+      <w:spacing w:val="15"/>
+      <w:sz w:val="28"/>
+      <w:szCs w:val="28"/>
+    </w:rPr>
+  </w:style>
+  <w:style w:customStyle="1" w:styleId="SubtitleChar" w:type="character">
+    <w:name w:val="Subtitle Char"/>
+    <w:basedOn w:val="DefaultParagraphFont"/>
+    <w:link w:val="Subtitle"/>
+    <w:uiPriority w:val="11"/>
+    <w:rsid w:val="00A10FD9"/>
+    <w:rPr>
+      <w:rFonts w:cstheme="majorBidi" w:eastAsiaTheme="majorEastAsia"/>
+      <w:color w:themeColor="text1" w:themeTint="A6" w:val="595959"/>
+      <w:spacing w:val="15"/>
+      <w:sz w:val="28"/>
+      <w:szCs w:val="28"/>
+    </w:rPr>
+  </w:style>
+  <w:style w:customStyle="1" w:styleId="Author" w:type="paragraph">
+    <w:name w:val="Author"/>
     <w:basedOn w:val="Title"/>
     <w:next w:val="BodyText"/>
     <w:qFormat/>
     <w:pPr>
       <w:keepNext/>
       <w:keepLines/>
-      <w:spacing w:after="240" w:before="240"/>
-      <w:jc w:val="center"/>
     </w:pPr>
     <w:rPr>
-      <w:sz w:val="30"/>
-      <w:szCs w:val="30"/>
+      <w:sz w:val="24"/>
+      <w:szCs w:val="24"/>
     </w:rPr>
   </w:style>
-  <w:style w:customStyle="1" w:styleId="Author" w:type="paragraph">
-    <w:name w:val="Author"/>
+  <w:style w:styleId="Date" w:type="paragraph">
+    <w:name w:val="Date"/>
+    <w:basedOn w:val="Title"/>
     <w:next w:val="BodyText"/>
     <w:qFormat/>
     <w:pPr>
       <w:keepNext/>
       <w:keepLines/>
-      <w:jc w:val="center"/>
     </w:pPr>
-  </w:style>
-  <w:style w:styleId="Date" w:type="paragraph">
-    <w:name w:val="Date"/>
-    <w:next w:val="BodyText"/>
-    <w:qFormat/>
-    <w:pPr>
-      <w:keepNext/>
-      <w:keepLines/>
-      <w:jc w:val="center"/>
-    </w:pPr>
+    <w:rPr>
+      <w:sz w:val="24"/>
+      <w:szCs w:val="24"/>
+    </w:rPr>
   </w:style>
   <w:style w:customStyle="1" w:styleId="AbstractTitle" w:type="paragraph">
     <w:name w:val="Abstract Title"/>
@@ -5358,15 +5343,13 @@
     <w:pPr>
       <w:keepNext/>
       <w:keepLines/>
+      <w:spacing w:after="0" w:before="300"/>
       <w:jc w:val="center"/>
-      <w:spacing w:after="0" w:before="300"/>
     </w:pPr>
     <w:rPr>
+      <w:b/>
       <w:sz w:val="20"/>
       <w:szCs w:val="20"/>
-      <w:b/>
-      <w:color w:val="345A8A"/>
-      &gt;
     </w:rPr>
   </w:style>
   <w:style w:customStyle="1" w:styleId="Abstract" w:type="paragraph">
@@ -5393,191 +5376,321 @@
     <w:rPr/>
   </w:style>
   <w:style w:styleId="Heading1" w:type="paragraph">
-    <w:name w:val="Heading 1"/>
+    <w:name w:val="heading 1"/>
     <w:basedOn w:val="Normal"/>
     <w:next w:val="BodyText"/>
+    <w:link w:val="Heading1Char"/>
     <w:uiPriority w:val="9"/>
     <w:qFormat/>
+    <w:rsid w:val="00A10FD9"/>
     <w:pPr>
       <w:keepNext/>
       <w:keepLines/>
-      <w:spacing w:after="0" w:before="480"/>
+      <w:spacing w:after="80" w:before="360"/>
       <w:outlineLvl w:val="0"/>
     </w:pPr>
     <w:rPr>
       <w:rFonts w:asciiTheme="majorHAnsi" w:cstheme="majorBidi" w:eastAsiaTheme="majorEastAsia" w:hAnsiTheme="majorHAnsi"/>
-      <w:b/>
-      <w:bCs/>
-      <w:color w:themeColor="accent1" w:val="4F81BD"/>
-      <w:sz w:val="32"/>
-      <w:szCs w:val="32"/>
+      <w:color w:themeColor="accent1" w:themeShade="BF" w:val="0F4761"/>
+      <w:sz w:val="40"/>
+      <w:szCs w:val="40"/>
     </w:rPr>
   </w:style>
   <w:style w:styleId="Heading2" w:type="paragraph">
-    <w:name w:val="Heading 2"/>
+    <w:name w:val="heading 2"/>
     <w:basedOn w:val="Normal"/>
     <w:next w:val="BodyText"/>
+    <w:link w:val="Heading2Char"/>
     <w:uiPriority w:val="9"/>
+    <w:semiHidden/>
     <w:unhideWhenUsed/>
     <w:qFormat/>
+    <w:rsid w:val="00A10FD9"/>
     <w:pPr>
       <w:keepNext/>
       <w:keepLines/>
-      <w:spacing w:after="0" w:before="200"/>
+      <w:spacing w:after="80" w:before="160"/>
       <w:outlineLvl w:val="1"/>
     </w:pPr>
     <w:rPr>
       <w:rFonts w:asciiTheme="majorHAnsi" w:cstheme="majorBidi" w:eastAsiaTheme="majorEastAsia" w:hAnsiTheme="majorHAnsi"/>
-      <w:b/>
-      <w:bCs/>
-      <w:color w:themeColor="accent1" w:val="4F81BD"/>
+      <w:color w:themeColor="accent1" w:themeShade="BF" w:val="0F4761"/>
+      <w:sz w:val="32"/>
+      <w:szCs w:val="32"/>
+    </w:rPr>
+  </w:style>
+  <w:style w:styleId="Heading3" w:type="paragraph">
+    <w:name w:val="heading 3"/>
+    <w:basedOn w:val="Normal"/>
+    <w:next w:val="BodyText"/>
+    <w:link w:val="Heading3Char"/>
+    <w:uiPriority w:val="9"/>
+    <w:semiHidden/>
+    <w:unhideWhenUsed/>
+    <w:qFormat/>
+    <w:rsid w:val="00A10FD9"/>
+    <w:pPr>
+      <w:keepNext/>
+      <w:keepLines/>
+      <w:spacing w:after="80" w:before="160"/>
+      <w:outlineLvl w:val="2"/>
+    </w:pPr>
+    <w:rPr>
+      <w:rFonts w:cstheme="majorBidi" w:eastAsiaTheme="majorEastAsia"/>
+      <w:color w:themeColor="accent1" w:themeShade="BF" w:val="0F4761"/>
       <w:sz w:val="28"/>
       <w:szCs w:val="28"/>
     </w:rPr>
   </w:style>
-  <w:style w:styleId="Heading3" w:type="paragraph">
-    <w:name w:val="Heading 3"/>
+  <w:style w:styleId="Heading4" w:type="paragraph">
+    <w:name w:val="heading 4"/>
     <w:basedOn w:val="Normal"/>
     <w:next w:val="BodyText"/>
+    <w:link w:val="Heading4Char"/>
     <w:uiPriority w:val="9"/>
+    <w:semiHidden/>
     <w:unhideWhenUsed/>
     <w:qFormat/>
+    <w:rsid w:val="00A10FD9"/>
     <w:pPr>
       <w:keepNext/>
       <w:keepLines/>
-      <w:spacing w:after="0" w:before="200"/>
-      <w:outlineLvl w:val="2"/>
+      <w:spacing w:after="40" w:before="80"/>
+      <w:outlineLvl w:val="3"/>
     </w:pPr>
     <w:rPr>
-      <w:rFonts w:asciiTheme="majorHAnsi" w:cstheme="majorBidi" w:eastAsiaTheme="majorEastAsia" w:hAnsiTheme="majorHAnsi"/>
-      <w:b/>
-      <w:bCs/>
-      <w:color w:themeColor="accent1" w:val="4F81BD"/>
-      <w:sz w:val="24"/>
-      <w:szCs w:val="24"/>
+      <w:rFonts w:cstheme="majorBidi" w:eastAsiaTheme="majorEastAsia"/>
+      <w:i/>
+      <w:iCs/>
+      <w:color w:themeColor="accent1" w:themeShade="BF" w:val="0F4761"/>
     </w:rPr>
   </w:style>
-  <w:style w:styleId="Heading4" w:type="paragraph">
-    <w:name w:val="Heading 4"/>
+  <w:style w:styleId="Heading5" w:type="paragraph">
+    <w:name w:val="heading 5"/>
     <w:basedOn w:val="Normal"/>
     <w:next w:val="BodyText"/>
+    <w:link w:val="Heading5Char"/>
     <w:uiPriority w:val="9"/>
+    <w:semiHidden/>
     <w:unhideWhenUsed/>
     <w:qFormat/>
+    <w:rsid w:val="00A10FD9"/>
     <w:pPr>
       <w:keepNext/>
       <w:keepLines/>
-      <w:spacing w:after="0" w:before="200"/>
-      <w:outlineLvl w:val="3"/>
+      <w:spacing w:after="40" w:before="80"/>
+      <w:outlineLvl w:val="4"/>
     </w:pPr>
     <w:rPr>
-      <w:rFonts w:asciiTheme="majorHAnsi" w:cstheme="majorBidi" w:eastAsiaTheme="majorEastAsia" w:hAnsiTheme="majorHAnsi"/>
-      <w:i/>
-      <w:bCs/>
-      <w:color w:themeColor="accent1" w:val="4F81BD"/>
-      <w:sz w:val="24"/>
-      <w:szCs w:val="24"/>
+      <w:rFonts w:cstheme="majorBidi" w:eastAsiaTheme="majorEastAsia"/>
+      <w:color w:themeColor="accent1" w:themeShade="BF" w:val="0F4761"/>
     </w:rPr>
   </w:style>
-  <w:style w:styleId="Heading5" w:type="paragraph">
-    <w:name w:val="Heading 5"/>
+  <w:style w:styleId="Heading6" w:type="paragraph">
+    <w:name w:val="heading 6"/>
     <w:basedOn w:val="Normal"/>
     <w:next w:val="BodyText"/>
+    <w:link w:val="Heading6Char"/>
     <w:uiPriority w:val="9"/>
+    <w:semiHidden/>
     <w:unhideWhenUsed/>
     <w:qFormat/>
+    <w:rsid w:val="00A10FD9"/>
     <w:pPr>
       <w:keepNext/>
       <w:keepLines/>
-      <w:spacing w:after="0" w:before="200"/>
-      <w:outlineLvl w:val="4"/>
+      <w:spacing w:after="0" w:before="40"/>
+      <w:outlineLvl w:val="5"/>
     </w:pPr>
     <w:rPr>
-      <w:rFonts w:asciiTheme="majorHAnsi" w:cstheme="majorBidi" w:eastAsiaTheme="majorEastAsia" w:hAnsiTheme="majorHAnsi"/>
+      <w:rFonts w:cstheme="majorBidi" w:eastAsiaTheme="majorEastAsia"/>
+      <w:i/>
       <w:iCs/>
-      <w:color w:themeColor="accent1" w:val="4F81BD"/>
-      <w:sz w:val="24"/>
-      <w:szCs w:val="24"/>
+      <w:color w:themeColor="text1" w:themeTint="A6" w:val="595959"/>
     </w:rPr>
   </w:style>
-  <w:style w:styleId="Heading6" w:type="paragraph">
-    <w:name w:val="Heading 6"/>
+  <w:style w:styleId="Heading7" w:type="paragraph">
+    <w:name w:val="heading 7"/>
     <w:basedOn w:val="Normal"/>
     <w:next w:val="BodyText"/>
+    <w:link w:val="Heading7Char"/>
     <w:uiPriority w:val="9"/>
+    <w:semiHidden/>
     <w:unhideWhenUsed/>
     <w:qFormat/>
+    <w:rsid w:val="00A10FD9"/>
     <w:pPr>
       <w:keepNext/>
       <w:keepLines/>
-      <w:spacing w:after="0" w:before="200"/>
-      <w:outlineLvl w:val="5"/>
+      <w:spacing w:after="0" w:before="40"/>
+      <w:outlineLvl w:val="6"/>
     </w:pPr>
     <w:rPr>
-      <w:rFonts w:asciiTheme="majorHAnsi" w:cstheme="majorBidi" w:eastAsiaTheme="majorEastAsia" w:hAnsiTheme="majorHAnsi"/>
-      <w:color w:themeColor="accent1" w:val="4F81BD"/>
-      <w:sz w:val="24"/>
-      <w:szCs w:val="24"/>
+      <w:rFonts w:cstheme="majorBidi" w:eastAsiaTheme="majorEastAsia"/>
+      <w:color w:themeColor="text1" w:themeTint="A6" w:val="595959"/>
     </w:rPr>
   </w:style>
-  <w:style w:styleId="Heading7" w:type="paragraph">
-    <w:name w:val="Heading 7"/>
+  <w:style w:styleId="Heading8" w:type="paragraph">
+    <w:name w:val="heading 8"/>
     <w:basedOn w:val="Normal"/>
     <w:next w:val="BodyText"/>
+    <w:link w:val="Heading8Char"/>
     <w:uiPriority w:val="9"/>
+    <w:semiHidden/>
     <w:unhideWhenUsed/>
     <w:qFormat/>
+    <w:rsid w:val="00A10FD9"/>
     <w:pPr>
       <w:keepNext/>
       <w:keepLines/>
-      <w:spacing w:after="0" w:before="200"/>
-      <w:outlineLvl w:val="6"/>
+      <w:spacing w:after="0"/>
+      <w:outlineLvl w:val="7"/>
     </w:pPr>
     <w:rPr>
-      <w:rFonts w:asciiTheme="majorHAnsi" w:cstheme="majorBidi" w:eastAsiaTheme="majorEastAsia" w:hAnsiTheme="majorHAnsi"/>
-      <w:color w:themeColor="accent1" w:val="4F81BD"/>
-      <w:sz w:val="24"/>
-      <w:szCs w:val="24"/>
+      <w:rFonts w:cstheme="majorBidi" w:eastAsiaTheme="majorEastAsia"/>
+      <w:i/>
+      <w:iCs/>
+      <w:color w:themeColor="text1" w:themeTint="D8" w:val="272727"/>
     </w:rPr>
   </w:style>
-  <w:style w:styleId="Heading8" w:type="paragraph">
-    <w:name w:val="Heading 8"/>
+  <w:style w:styleId="Heading9" w:type="paragraph">
+    <w:name w:val="heading 9"/>
     <w:basedOn w:val="Normal"/>
     <w:next w:val="BodyText"/>
+    <w:link w:val="Heading9Char"/>
     <w:uiPriority w:val="9"/>
+    <w:semiHidden/>
     <w:unhideWhenUsed/>
     <w:qFormat/>
+    <w:rsid w:val="00A10FD9"/>
     <w:pPr>
       <w:keepNext/>
       <w:keepLines/>
-      <w:spacing w:after="0" w:before="200"/>
-      <w:outlineLvl w:val="7"/>
-    </w:pPr>
-    <w:rPr>
-      <w:rFonts w:asciiTheme="majorHAnsi" w:cstheme="majorBidi" w:eastAsiaTheme="majorEastAsia" w:hAnsiTheme="majorHAnsi"/>
-      <w:color w:themeColor="accent1" w:val="4F81BD"/>
-      <w:sz w:val="24"/>
-      <w:szCs w:val="24"/>
-    </w:rPr>
-  </w:style>
-  <w:style w:styleId="Heading9" w:type="paragraph">
-    <w:name w:val="Heading 9"/>
-    <w:basedOn w:val="Normal"/>
-    <w:next w:val="BodyText"/>
-    <w:uiPriority w:val="9"/>
-    <w:unhideWhenUsed/>
-    <w:qFormat/>
-    <w:pPr>
-      <w:keepNext/>
-      <w:keepLines/>
-      <w:spacing w:after="0" w:before="200"/>
+      <w:spacing w:after="0"/>
       <w:outlineLvl w:val="8"/>
     </w:pPr>
     <w:rPr>
+      <w:rFonts w:cstheme="majorBidi" w:eastAsiaTheme="majorEastAsia"/>
+      <w:color w:themeColor="text1" w:themeTint="D8" w:val="272727"/>
+    </w:rPr>
+  </w:style>
+  <w:style w:customStyle="1" w:styleId="Heading1Char" w:type="character">
+    <w:name w:val="Heading 1 Char"/>
+    <w:basedOn w:val="DefaultParagraphFont"/>
+    <w:link w:val="Heading1"/>
+    <w:uiPriority w:val="9"/>
+    <w:rsid w:val="00A10FD9"/>
+    <w:rPr>
       <w:rFonts w:asciiTheme="majorHAnsi" w:cstheme="majorBidi" w:eastAsiaTheme="majorEastAsia" w:hAnsiTheme="majorHAnsi"/>
-      <w:color w:themeColor="accent1" w:val="4F81BD"/>
-      <w:sz w:val="24"/>
-      <w:szCs w:val="24"/>
+      <w:color w:themeColor="accent1" w:themeShade="BF" w:val="0F4761"/>
+      <w:sz w:val="40"/>
+      <w:szCs w:val="40"/>
+    </w:rPr>
+  </w:style>
+  <w:style w:customStyle="1" w:styleId="Heading2Char" w:type="character">
+    <w:name w:val="Heading 2 Char"/>
+    <w:basedOn w:val="DefaultParagraphFont"/>
+    <w:link w:val="Heading2"/>
+    <w:uiPriority w:val="9"/>
+    <w:semiHidden/>
+    <w:rsid w:val="00A10FD9"/>
+    <w:rPr>
+      <w:rFonts w:asciiTheme="majorHAnsi" w:cstheme="majorBidi" w:eastAsiaTheme="majorEastAsia" w:hAnsiTheme="majorHAnsi"/>
+      <w:color w:themeColor="accent1" w:themeShade="BF" w:val="0F4761"/>
+      <w:sz w:val="32"/>
+      <w:szCs w:val="32"/>
+    </w:rPr>
+  </w:style>
+  <w:style w:customStyle="1" w:styleId="Heading3Char" w:type="character">
+    <w:name w:val="Heading 3 Char"/>
+    <w:basedOn w:val="DefaultParagraphFont"/>
+    <w:link w:val="Heading3"/>
+    <w:uiPriority w:val="9"/>
+    <w:semiHidden/>
+    <w:rsid w:val="00A10FD9"/>
+    <w:rPr>
+      <w:rFonts w:cstheme="majorBidi" w:eastAsiaTheme="majorEastAsia"/>
+      <w:color w:themeColor="accent1" w:themeShade="BF" w:val="0F4761"/>
+      <w:sz w:val="28"/>
+      <w:szCs w:val="28"/>
+    </w:rPr>
+  </w:style>
+  <w:style w:customStyle="1" w:styleId="Heading4Char" w:type="character">
+    <w:name w:val="Heading 4 Char"/>
+    <w:basedOn w:val="DefaultParagraphFont"/>
+    <w:link w:val="Heading4"/>
+    <w:uiPriority w:val="9"/>
+    <w:semiHidden/>
+    <w:rsid w:val="00A10FD9"/>
+    <w:rPr>
+      <w:rFonts w:cstheme="majorBidi" w:eastAsiaTheme="majorEastAsia"/>
+      <w:i/>
+      <w:iCs/>
+      <w:color w:themeColor="accent1" w:themeShade="BF" w:val="0F4761"/>
+    </w:rPr>
+  </w:style>
+  <w:style w:customStyle="1" w:styleId="Heading5Char" w:type="character">
+    <w:name w:val="Heading 5 Char"/>
+    <w:basedOn w:val="DefaultParagraphFont"/>
+    <w:link w:val="Heading5"/>
+    <w:uiPriority w:val="9"/>
+    <w:semiHidden/>
+    <w:rsid w:val="00A10FD9"/>
+    <w:rPr>
+      <w:rFonts w:cstheme="majorBidi" w:eastAsiaTheme="majorEastAsia"/>
+      <w:color w:themeColor="accent1" w:themeShade="BF" w:val="0F4761"/>
+    </w:rPr>
+  </w:style>
+  <w:style w:customStyle="1" w:styleId="Heading6Char" w:type="character">
+    <w:name w:val="Heading 6 Char"/>
+    <w:basedOn w:val="DefaultParagraphFont"/>
+    <w:link w:val="Heading6"/>
+    <w:uiPriority w:val="9"/>
+    <w:semiHidden/>
+    <w:rsid w:val="00A10FD9"/>
+    <w:rPr>
+      <w:rFonts w:cstheme="majorBidi" w:eastAsiaTheme="majorEastAsia"/>
+      <w:i/>
+      <w:iCs/>
+      <w:color w:themeColor="text1" w:themeTint="A6" w:val="595959"/>
+    </w:rPr>
+  </w:style>
+  <w:style w:customStyle="1" w:styleId="Heading7Char" w:type="character">
+    <w:name w:val="Heading 7 Char"/>
+    <w:basedOn w:val="DefaultParagraphFont"/>
+    <w:link w:val="Heading7"/>
+    <w:uiPriority w:val="9"/>
+    <w:semiHidden/>
+    <w:rsid w:val="00A10FD9"/>
+    <w:rPr>
+      <w:rFonts w:cstheme="majorBidi" w:eastAsiaTheme="majorEastAsia"/>
+      <w:color w:themeColor="text1" w:themeTint="A6" w:val="595959"/>
+    </w:rPr>
+  </w:style>
+  <w:style w:customStyle="1" w:styleId="Heading8Char" w:type="character">
+    <w:name w:val="Heading 8 Char"/>
+    <w:basedOn w:val="DefaultParagraphFont"/>
+    <w:link w:val="Heading8"/>
+    <w:uiPriority w:val="9"/>
+    <w:semiHidden/>
+    <w:rsid w:val="00A10FD9"/>
+    <w:rPr>
+      <w:rFonts w:cstheme="majorBidi" w:eastAsiaTheme="majorEastAsia"/>
+      <w:i/>
+      <w:iCs/>
+      <w:color w:themeColor="text1" w:themeTint="D8" w:val="272727"/>
+    </w:rPr>
+  </w:style>
+  <w:style w:customStyle="1" w:styleId="Heading9Char" w:type="character">
+    <w:name w:val="Heading 9 Char"/>
+    <w:basedOn w:val="DefaultParagraphFont"/>
+    <w:link w:val="Heading9"/>
+    <w:uiPriority w:val="9"/>
+    <w:semiHidden/>
+    <w:rsid w:val="00A10FD9"/>
+    <w:rPr>
+      <w:rFonts w:cstheme="majorBidi" w:eastAsiaTheme="majorEastAsia"/>
+      <w:color w:themeColor="text1" w:themeTint="D8" w:val="272727"/>
     </w:rPr>
   </w:style>
   <w:style w:styleId="BlockText" w:type="paragraph">
@@ -5599,6 +5712,18 @@
     <w:uiPriority w:val="9"/>
     <w:unhideWhenUsed/>
     <w:qFormat/>
+  </w:style>
+  <w:style w:styleId="FootnoteBlockText" w:type="paragraph">
+    <w:name w:val="Footnote Block Text"/>
+    <w:basedOn w:val="FootnoteText"/>
+    <w:next w:val="FootnoteText"/>
+    <w:uiPriority w:val="9"/>
+    <w:unhideWhenUsed/>
+    <w:qFormat/>
+    <w:pPr>
+      <w:spacing w:after="100" w:before="100"/>
+      <w:ind w:firstLine="0" w:left="480" w:right="480"/>
+    </w:pPr>
   </w:style>
   <w:style w:default="1" w:styleId="DefaultParagraphFont" w:type="character">
     <w:name w:val="Default Paragraph Font"/>
@@ -5621,18 +5746,11 @@
       </w:tblCellMar>
     </w:tblPr>
     <w:tblStylePr w:type="firstRow">
-      <w:tblPr>
-        <w:jc w:val="left"/>
-        <w:tblInd w:type="dxa" w:w="0"/>
-      </w:tblPr>
-      <w:trPr>
-        <w:jc w:val="left"/>
-      </w:trPr>
       <w:tcPr>
-        <w:vAlign w:val="bottom"/>
         <w:tcBorders>
           <w:bottom w:val="single"/>
         </w:tcBorders>
+        <w:vAlign w:val="bottom"/>
       </w:tcPr>
     </w:tblStylePr>
   </w:style>
@@ -5747,8 +5865,8 @@
     <w:name w:val="KeywordTok"/>
     <w:basedOn w:val="VerbatimChar"/>
     <w:rPr>
+      <w:b/>
       <w:color w:val="007020"/>
-      <w:b/>
     </w:rPr>
   </w:style>
   <w:style w:type="character" w:customStyle="1" w:styleId="DataTypeTok">
@@ -5825,42 +5943,42 @@
     <w:name w:val="ImportTok"/>
     <w:basedOn w:val="VerbatimChar"/>
     <w:rPr>
+      <w:b/>
       <w:color w:val="008000"/>
-      <w:b/>
     </w:rPr>
   </w:style>
   <w:style w:type="character" w:customStyle="1" w:styleId="CommentTok">
     <w:name w:val="CommentTok"/>
     <w:basedOn w:val="VerbatimChar"/>
     <w:rPr>
+      <w:i/>
       <w:color w:val="60a0b0"/>
-      <w:i/>
     </w:rPr>
   </w:style>
   <w:style w:type="character" w:customStyle="1" w:styleId="DocumentationTok">
     <w:name w:val="DocumentationTok"/>
     <w:basedOn w:val="VerbatimChar"/>
     <w:rPr>
+      <w:i/>
       <w:color w:val="ba2121"/>
-      <w:i/>
     </w:rPr>
   </w:style>
   <w:style w:type="character" w:customStyle="1" w:styleId="AnnotationTok">
     <w:name w:val="AnnotationTok"/>
     <w:basedOn w:val="VerbatimChar"/>
     <w:rPr>
-      <w:color w:val="60a0b0"/>
       <w:b/>
       <w:i/>
+      <w:color w:val="60a0b0"/>
     </w:rPr>
   </w:style>
   <w:style w:type="character" w:customStyle="1" w:styleId="CommentVarTok">
     <w:name w:val="CommentVarTok"/>
     <w:basedOn w:val="VerbatimChar"/>
     <w:rPr>
-      <w:color w:val="60a0b0"/>
       <w:b/>
       <w:i/>
+      <w:color w:val="60a0b0"/>
     </w:rPr>
   </w:style>
   <w:style w:type="character" w:customStyle="1" w:styleId="OtherTok">
@@ -5888,8 +6006,8 @@
     <w:name w:val="ControlFlowTok"/>
     <w:basedOn w:val="VerbatimChar"/>
     <w:rPr>
+      <w:b/>
       <w:color w:val="007020"/>
-      <w:b/>
     </w:rPr>
   </w:style>
   <w:style w:type="character" w:customStyle="1" w:styleId="OperatorTok">
@@ -5934,34 +6052,34 @@
     <w:name w:val="InformationTok"/>
     <w:basedOn w:val="VerbatimChar"/>
     <w:rPr>
-      <w:color w:val="60a0b0"/>
       <w:b/>
       <w:i/>
+      <w:color w:val="60a0b0"/>
     </w:rPr>
   </w:style>
   <w:style w:type="character" w:customStyle="1" w:styleId="WarningTok">
     <w:name w:val="WarningTok"/>
     <w:basedOn w:val="VerbatimChar"/>
     <w:rPr>
-      <w:color w:val="60a0b0"/>
       <w:b/>
       <w:i/>
+      <w:color w:val="60a0b0"/>
     </w:rPr>
   </w:style>
   <w:style w:type="character" w:customStyle="1" w:styleId="AlertTok">
     <w:name w:val="AlertTok"/>
     <w:basedOn w:val="VerbatimChar"/>
     <w:rPr>
+      <w:b/>
       <w:color w:val="ff0000"/>
-      <w:b/>
     </w:rPr>
   </w:style>
   <w:style w:type="character" w:customStyle="1" w:styleId="ErrorTok">
     <w:name w:val="ErrorTok"/>
     <w:basedOn w:val="VerbatimChar"/>
     <w:rPr>
+      <w:b/>
       <w:color w:val="ff0000"/>
-      <w:b/>
     </w:rPr>
   </w:style>
   <w:style w:type="character" w:customStyle="1" w:styleId="NormalTok">
@@ -5983,44 +6101,44 @@
         <a:sysClr val="window" lastClr="FFFFFF"/>
       </a:lt1>
       <a:dk2>
-        <a:srgbClr val="1F497D"/>
+        <a:srgbClr val="0E2841"/>
       </a:dk2>
       <a:lt2>
-        <a:srgbClr val="EEECE1"/>
+        <a:srgbClr val="E8E8E8"/>
       </a:lt2>
       <a:accent1>
-        <a:srgbClr val="4F81BD"/>
+        <a:srgbClr val="156082"/>
       </a:accent1>
       <a:accent2>
-        <a:srgbClr val="C0504D"/>
+        <a:srgbClr val="E97132"/>
       </a:accent2>
       <a:accent3>
-        <a:srgbClr val="9BBB59"/>
+        <a:srgbClr val="196B24"/>
       </a:accent3>
       <a:accent4>
-        <a:srgbClr val="8064A2"/>
+        <a:srgbClr val="0F9ED5"/>
       </a:accent4>
       <a:accent5>
-        <a:srgbClr val="4BACC6"/>
+        <a:srgbClr val="A02B93"/>
       </a:accent5>
       <a:accent6>
-        <a:srgbClr val="F79646"/>
+        <a:srgbClr val="4EA72E"/>
       </a:accent6>
       <a:hlink>
-        <a:srgbClr val="0000FF"/>
+        <a:srgbClr val="467886"/>
       </a:hlink>
       <a:folHlink>
-        <a:srgbClr val="800080"/>
+        <a:srgbClr val="96607D"/>
       </a:folHlink>
     </a:clrScheme>
     <a:fontScheme name="Office">
       <a:majorFont>
-        <a:latin typeface="Calibri"/>
+        <a:latin typeface="Aptos Display" panose="02110004020202020204"/>
         <a:ea typeface=""/>
         <a:cs typeface=""/>
-        <a:font script="Jpan" typeface="ＭＳ ゴシック"/>
+        <a:font script="Jpan" typeface="游ゴシック Light"/>
         <a:font script="Hang" typeface="맑은 고딕"/>
-        <a:font script="Hans" typeface="宋体"/>
+        <a:font script="Hans" typeface="等线 Light"/>
         <a:font script="Hant" typeface="新細明體"/>
         <a:font script="Arab" typeface="Times New Roman"/>
         <a:font script="Hebr" typeface="Times New Roman"/>
@@ -6047,14 +6165,32 @@
         <a:font script="Mong" typeface="Mongolian Baiti"/>
         <a:font script="Viet" typeface="Times New Roman"/>
         <a:font script="Uigh" typeface="Microsoft Uighur"/>
+        <a:font script="Geor" typeface="Sylfaen"/>
+        <a:font script="Armn" typeface="Arial"/>
+        <a:font script="Bugi" typeface="Leelawadee UI"/>
+        <a:font script="Bopo" typeface="Microsoft JhengHei"/>
+        <a:font script="Java" typeface="Javanese Text"/>
+        <a:font script="Lisu" typeface="Segoe UI"/>
+        <a:font script="Mymr" typeface="Myanmar Text"/>
+        <a:font script="Nkoo" typeface="Ebrima"/>
+        <a:font script="Olck" typeface="Nirmala UI"/>
+        <a:font script="Osma" typeface="Ebrima"/>
+        <a:font script="Phag" typeface="Phagspa"/>
+        <a:font script="Syrn" typeface="Estrangelo Edessa"/>
+        <a:font script="Syrj" typeface="Estrangelo Edessa"/>
+        <a:font script="Syre" typeface="Estrangelo Edessa"/>
+        <a:font script="Sora" typeface="Nirmala UI"/>
+        <a:font script="Tale" typeface="Microsoft Tai Le"/>
+        <a:font script="Talu" typeface="Microsoft New Tai Lue"/>
+        <a:font script="Tfng" typeface="Ebrima"/>
       </a:majorFont>
       <a:minorFont>
-        <a:latin typeface="Cambria"/>
+        <a:latin typeface="Aptos" panose="02110004020202020204"/>
         <a:ea typeface=""/>
         <a:cs typeface=""/>
-        <a:font script="Jpan" typeface="ＭＳ 明朝"/>
+        <a:font script="Jpan" typeface="游明朝"/>
         <a:font script="Hang" typeface="맑은 고딕"/>
-        <a:font script="Hans" typeface="宋体"/>
+        <a:font script="Hans" typeface="等线"/>
         <a:font script="Hant" typeface="新細明體"/>
         <a:font script="Arab" typeface="Arial"/>
         <a:font script="Hebr" typeface="Arial"/>
@@ -6081,6 +6217,24 @@
         <a:font script="Mong" typeface="Mongolian Baiti"/>
         <a:font script="Viet" typeface="Arial"/>
         <a:font script="Uigh" typeface="Microsoft Uighur"/>
+        <a:font script="Geor" typeface="Sylfaen"/>
+        <a:font script="Armn" typeface="Arial"/>
+        <a:font script="Bugi" typeface="Leelawadee UI"/>
+        <a:font script="Bopo" typeface="Microsoft JhengHei"/>
+        <a:font script="Java" typeface="Javanese Text"/>
+        <a:font script="Lisu" typeface="Segoe UI"/>
+        <a:font script="Mymr" typeface="Myanmar Text"/>
+        <a:font script="Nkoo" typeface="Ebrima"/>
+        <a:font script="Olck" typeface="Nirmala UI"/>
+        <a:font script="Osma" typeface="Ebrima"/>
+        <a:font script="Phag" typeface="Phagspa"/>
+        <a:font script="Syrn" typeface="Estrangelo Edessa"/>
+        <a:font script="Syrj" typeface="Estrangelo Edessa"/>
+        <a:font script="Syre" typeface="Estrangelo Edessa"/>
+        <a:font script="Sora" typeface="Nirmala UI"/>
+        <a:font script="Tale" typeface="Microsoft Tai Le"/>
+        <a:font script="Talu" typeface="Microsoft New Tai Lue"/>
+        <a:font script="Tfng" typeface="Ebrima"/>
       </a:minorFont>
     </a:fontScheme>
     <a:fmtScheme name="Office">
@@ -6092,200 +6246,141 @@
           <a:gsLst>
             <a:gs pos="0">
               <a:schemeClr val="phClr">
-                <a:tint val="50000"/>
-                <a:satMod val="300000"/>
+                <a:lumMod val="110000"/>
+                <a:satMod val="105000"/>
+                <a:tint val="67000"/>
               </a:schemeClr>
             </a:gs>
-            <a:gs pos="35000">
+            <a:gs pos="50000">
               <a:schemeClr val="phClr">
-                <a:tint val="37000"/>
-                <a:satMod val="300000"/>
+                <a:lumMod val="105000"/>
+                <a:satMod val="103000"/>
+                <a:tint val="73000"/>
               </a:schemeClr>
             </a:gs>
             <a:gs pos="100000">
               <a:schemeClr val="phClr">
-                <a:tint val="15000"/>
-                <a:satMod val="350000"/>
+                <a:lumMod val="105000"/>
+                <a:satMod val="109000"/>
+                <a:tint val="81000"/>
               </a:schemeClr>
             </a:gs>
           </a:gsLst>
-          <a:lin ang="16200000" scaled="1"/>
+          <a:lin ang="5400000" scaled="0"/>
         </a:gradFill>
         <a:gradFill rotWithShape="1">
           <a:gsLst>
             <a:gs pos="0">
               <a:schemeClr val="phClr">
-                <a:tint val="100000"/>
+                <a:satMod val="103000"/>
+                <a:lumMod val="102000"/>
+                <a:tint val="94000"/>
+              </a:schemeClr>
+            </a:gs>
+            <a:gs pos="50000">
+              <a:schemeClr val="phClr">
+                <a:satMod val="110000"/>
+                <a:lumMod val="100000"/>
                 <a:shade val="100000"/>
-                <a:satMod val="130000"/>
               </a:schemeClr>
             </a:gs>
             <a:gs pos="100000">
               <a:schemeClr val="phClr">
-                <a:tint val="50000"/>
-                <a:shade val="100000"/>
-                <a:satMod val="350000"/>
+                <a:lumMod val="99000"/>
+                <a:satMod val="120000"/>
+                <a:shade val="78000"/>
               </a:schemeClr>
             </a:gs>
           </a:gsLst>
-          <a:lin ang="16200000" scaled="0"/>
+          <a:lin ang="5400000" scaled="0"/>
         </a:gradFill>
       </a:fillStyleLst>
       <a:lnStyleLst>
-        <a:ln w="9525" cap="flat" cmpd="sng" algn="ctr">
-          <a:solidFill>
-            <a:schemeClr val="phClr">
-              <a:shade val="95000"/>
-              <a:satMod val="105000"/>
-            </a:schemeClr>
-          </a:solidFill>
-          <a:prstDash val="solid"/>
-        </a:ln>
-        <a:ln w="25400" cap="flat" cmpd="sng" algn="ctr">
+        <a:ln w="6350" cap="flat" cmpd="sng" algn="ctr">
           <a:solidFill>
             <a:schemeClr val="phClr"/>
           </a:solidFill>
           <a:prstDash val="solid"/>
+          <a:miter lim="800000"/>
         </a:ln>
-        <a:ln w="38100" cap="flat" cmpd="sng" algn="ctr">
+        <a:ln w="12700" cap="flat" cmpd="sng" algn="ctr">
           <a:solidFill>
             <a:schemeClr val="phClr"/>
           </a:solidFill>
           <a:prstDash val="solid"/>
+          <a:miter lim="800000"/>
+        </a:ln>
+        <a:ln w="19050" cap="flat" cmpd="sng" algn="ctr">
+          <a:solidFill>
+            <a:schemeClr val="phClr"/>
+          </a:solidFill>
+          <a:prstDash val="solid"/>
+          <a:miter lim="800000"/>
         </a:ln>
       </a:lnStyleLst>
       <a:effectStyleLst>
         <a:effectStyle>
+          <a:effectLst/>
+        </a:effectStyle>
+        <a:effectStyle>
+          <a:effectLst/>
+        </a:effectStyle>
+        <a:effectStyle>
           <a:effectLst>
-            <a:outerShdw blurRad="40000" dist="20000" dir="5400000" rotWithShape="0">
+            <a:outerShdw blurRad="57150" dist="19050" dir="5400000" algn="ctr" rotWithShape="0">
               <a:srgbClr val="000000">
-                <a:alpha val="38000"/>
+                <a:alpha val="63000"/>
               </a:srgbClr>
             </a:outerShdw>
           </a:effectLst>
-        </a:effectStyle>
-        <a:effectStyle>
-          <a:effectLst>
-            <a:outerShdw blurRad="40000" dist="23000" dir="5400000" rotWithShape="0">
-              <a:srgbClr val="000000">
-                <a:alpha val="35000"/>
-              </a:srgbClr>
-            </a:outerShdw>
-          </a:effectLst>
-        </a:effectStyle>
-        <a:effectStyle>
-          <a:effectLst>
-            <a:outerShdw blurRad="40000" dist="23000" dir="5400000" rotWithShape="0">
-              <a:srgbClr val="000000">
-                <a:alpha val="35000"/>
-              </a:srgbClr>
-            </a:outerShdw>
-          </a:effectLst>
-          <a:scene3d>
-            <a:camera prst="orthographicFront">
-              <a:rot lat="0" lon="0" rev="0"/>
-            </a:camera>
-            <a:lightRig rig="threePt" dir="t">
-              <a:rot lat="0" lon="0" rev="1200000"/>
-            </a:lightRig>
-          </a:scene3d>
-          <a:sp3d>
-            <a:bevelT w="63500" h="25400"/>
-          </a:sp3d>
         </a:effectStyle>
       </a:effectStyleLst>
       <a:bgFillStyleLst>
         <a:solidFill>
           <a:schemeClr val="phClr"/>
         </a:solidFill>
+        <a:solidFill>
+          <a:schemeClr val="phClr">
+            <a:tint val="95000"/>
+            <a:satMod val="170000"/>
+          </a:schemeClr>
+        </a:solidFill>
         <a:gradFill rotWithShape="1">
           <a:gsLst>
             <a:gs pos="0">
               <a:schemeClr val="phClr">
-                <a:tint val="40000"/>
-                <a:satMod val="350000"/>
+                <a:tint val="93000"/>
+                <a:satMod val="150000"/>
+                <a:shade val="98000"/>
+                <a:lumMod val="102000"/>
               </a:schemeClr>
             </a:gs>
-            <a:gs pos="40000">
+            <a:gs pos="50000">
               <a:schemeClr val="phClr">
-                <a:tint val="45000"/>
-                <a:shade val="99000"/>
-                <a:satMod val="350000"/>
+                <a:tint val="98000"/>
+                <a:satMod val="130000"/>
+                <a:shade val="90000"/>
+                <a:lumMod val="103000"/>
               </a:schemeClr>
             </a:gs>
             <a:gs pos="100000">
               <a:schemeClr val="phClr">
-                <a:shade val="20000"/>
-                <a:satMod val="255000"/>
+                <a:shade val="63000"/>
+                <a:satMod val="120000"/>
               </a:schemeClr>
             </a:gs>
           </a:gsLst>
-          <a:path path="circle">
-            <a:fillToRect l="50000" t="-80000" r="50000" b="180000"/>
-          </a:path>
-        </a:gradFill>
-        <a:gradFill rotWithShape="1">
-          <a:gsLst>
-            <a:gs pos="0">
-              <a:schemeClr val="phClr">
-                <a:tint val="80000"/>
-                <a:satMod val="300000"/>
-              </a:schemeClr>
-            </a:gs>
-            <a:gs pos="100000">
-              <a:schemeClr val="phClr">
-                <a:shade val="30000"/>
-                <a:satMod val="200000"/>
-              </a:schemeClr>
-            </a:gs>
-          </a:gsLst>
-          <a:path path="circle">
-            <a:fillToRect l="50000" t="50000" r="50000" b="50000"/>
-          </a:path>
+          <a:lin ang="5400000" scaled="0"/>
         </a:gradFill>
       </a:bgFillStyleLst>
     </a:fmtScheme>
   </a:themeElements>
-  <a:objectDefaults>
-    <a:spDef>
-      <a:spPr/>
-      <a:bodyPr/>
-      <a:lstStyle/>
-      <a:style>
-        <a:lnRef idx="1">
-          <a:schemeClr val="accent1"/>
-        </a:lnRef>
-        <a:fillRef idx="3">
-          <a:schemeClr val="accent1"/>
-        </a:fillRef>
-        <a:effectRef idx="2">
-          <a:schemeClr val="accent1"/>
-        </a:effectRef>
-        <a:fontRef idx="minor">
-          <a:schemeClr val="lt1"/>
-        </a:fontRef>
-      </a:style>
-    </a:spDef>
-    <a:lnDef>
-      <a:spPr/>
-      <a:bodyPr/>
-      <a:lstStyle/>
-      <a:style>
-        <a:lnRef idx="2">
-          <a:schemeClr val="accent1"/>
-        </a:lnRef>
-        <a:fillRef idx="0">
-          <a:schemeClr val="accent1"/>
-        </a:fillRef>
-        <a:effectRef idx="1">
-          <a:schemeClr val="accent1"/>
-        </a:effectRef>
-        <a:fontRef idx="minor">
-          <a:schemeClr val="tx1"/>
-        </a:fontRef>
-      </a:style>
-    </a:lnDef>
-  </a:objectDefaults>
+  <a:objectDefaults/>
   <a:extraClrSchemeLst/>
+  <a:extLst>
+    <a:ext uri="{05A4C25C-085E-4340-85A3-A5531E510DB2}">
+      <thm15:themeFamily xmlns:thm15="http://schemas.microsoft.com/office/thememl/2012/main" name="Office Theme" id="{2E142A2C-CD16-42D6-873A-C26D2A0506FA}" vid="{1BDDFF52-6CD6-40A5-AB3C-68EB2F1E4D0A}"/>
+    </a:ext>
+  </a:extLst>
 </a:theme>
 </file>
--- a/01-Matematicas.docx
+++ b/01-Matematicas.docx
@@ -2,7 +2,7 @@
 <file path=word/document.xml><?xml version="1.0" encoding="utf-8"?>
 <w:document xmlns:w="http://schemas.openxmlformats.org/wordprocessingml/2006/main" xmlns:m="http://schemas.openxmlformats.org/officeDocument/2006/math" xmlns:r="http://schemas.openxmlformats.org/officeDocument/2006/relationships" xmlns:o="urn:schemas-microsoft-com:office:office" xmlns:v="urn:schemas-microsoft-com:vml" xmlns:w10="urn:schemas-microsoft-com:office:word" xmlns:a="http://schemas.openxmlformats.org/drawingml/2006/main" xmlns:pic="http://schemas.openxmlformats.org/drawingml/2006/picture" xmlns:wp="http://schemas.openxmlformats.org/drawingml/2006/wordprocessingDrawing">
   <w:body>
-    <w:bookmarkStart w:id="39" w:name="guía-1-matemáticas"/>
+    <w:bookmarkStart w:id="58" w:name="guía-1-matemáticas"/>
     <w:p>
       <w:pPr>
         <w:pStyle w:val="Heading1"/>
@@ -17,8 +17,8 @@
       </w:pPr>
       <w:r>
         <w:rPr>
-          <w:b/>
-          <w:bCs/>
+          <w:bCs/>
+          <w:b/>
         </w:rPr>
         <w:t xml:space="preserve">Números hasta el millón, multiplicación y división, fracciones y decimales</w:t>
       </w:r>
@@ -37,19 +37,19 @@
       </w:pPr>
       <w:r>
         <w:rPr>
-          <w:b/>
-          <w:bCs/>
+          <w:bCs/>
+          <w:b/>
         </w:rPr>
         <w:t xml:space="preserve">Objetivos de Aprendizaje (Bases Curriculares, Mineduc)</w:t>
       </w:r>
     </w:p>
     <w:p>
       <w:pPr>
-        <w:pStyle w:val="Compact"/>
         <w:numPr>
           <w:ilvl w:val="0"/>
           <w:numId w:val="1001"/>
         </w:numPr>
+        <w:pStyle w:val="Compact"/>
       </w:pPr>
       <w:r>
         <w:t xml:space="preserve">OA 1: Representar y describir números naturales hasta más allá de 1.000.000.</w:t>
@@ -57,11 +57,11 @@
     </w:p>
     <w:p>
       <w:pPr>
-        <w:pStyle w:val="Compact"/>
         <w:numPr>
           <w:ilvl w:val="0"/>
           <w:numId w:val="1001"/>
         </w:numPr>
+        <w:pStyle w:val="Compact"/>
       </w:pPr>
       <w:r>
         <w:t xml:space="preserve">OA 3 y OA 4: Multiplicar y dividir números naturales, aplicando estrategias y resolviendo problemas.</w:t>
@@ -69,11 +69,11 @@
     </w:p>
     <w:p>
       <w:pPr>
-        <w:pStyle w:val="Compact"/>
         <w:numPr>
           <w:ilvl w:val="0"/>
           <w:numId w:val="1001"/>
         </w:numPr>
+        <w:pStyle w:val="Compact"/>
       </w:pPr>
       <w:r>
         <w:t xml:space="preserve">OA 7 y OA 8: Comparar y ordenar fracciones propias e impropias; sumar y restar fracciones con denominadores iguales o relacionados.</w:t>
@@ -81,11 +81,11 @@
     </w:p>
     <w:p>
       <w:pPr>
-        <w:pStyle w:val="Compact"/>
         <w:numPr>
           <w:ilvl w:val="0"/>
           <w:numId w:val="1001"/>
         </w:numPr>
+        <w:pStyle w:val="Compact"/>
       </w:pPr>
       <w:r>
         <w:t xml:space="preserve">OA 10 y OA 11: Representar decimales hasta la milésima; sumar y restar decimales.</w:t>
@@ -97,8 +97,8 @@
       </w:pPr>
       <w:r>
         <w:rPr>
-          <w:b/>
-          <w:bCs/>
+          <w:bCs/>
+          <w:b/>
         </w:rPr>
         <w:t xml:space="preserve">Tiempo estimado:</w:t>
       </w:r>
@@ -116,7 +116,7 @@
         </w:pict>
       </w:r>
     </w:p>
-    <w:bookmarkStart w:id="9" w:name="diagnóstico-de-entrada"/>
+    <w:bookmarkStart w:id="21" w:name="diagnóstico-de-entrada"/>
     <w:p>
       <w:pPr>
         <w:pStyle w:val="Heading2"/>
@@ -125,21 +125,84 @@
         <w:t xml:space="preserve">Diagnóstico de entrada</w:t>
       </w:r>
     </w:p>
+    <w:bookmarkStart w:id="20" w:name="palabras-nuevas"/>
+    <w:p>
+      <w:pPr>
+        <w:pStyle w:val="Heading4"/>
+      </w:pPr>
+      <w:r>
+        <w:t xml:space="preserve">📖 Palabras nuevas</w:t>
+      </w:r>
+    </w:p>
     <w:p>
       <w:pPr>
         <w:pStyle w:val="FirstParagraph"/>
       </w:pPr>
       <w:r>
+        <w:rPr>
+          <w:bCs/>
+          <w:b/>
+        </w:rPr>
+        <w:t xml:space="preserve">Diagnóstico.</w:t>
+      </w:r>
+      <w:r>
+        <w:t xml:space="preserve"> </w:t>
+      </w:r>
+      <w:r>
+        <w:t xml:space="preserve">Una revisión rápida para ver qué sabes y qué te falta, antes de empezar a estudiar. No es una prueba con nota.</w:t>
+      </w:r>
+    </w:p>
+    <w:p>
+      <w:pPr>
+        <w:pStyle w:val="BodyText"/>
+      </w:pPr>
+      <w:r>
+        <w:rPr>
+          <w:bCs/>
+          <w:b/>
+        </w:rPr>
+        <w:t xml:space="preserve">Valor.</w:t>
+      </w:r>
+      <w:r>
+        <w:t xml:space="preserve"> </w:t>
+      </w:r>
+      <w:r>
+        <w:t xml:space="preserve">Cuando se pregunta «¿qué valor tiene el 6?», se pregunta cuánto vale ese número según el lugar donde está. En 763.400 el 6 vale 60.000.</w:t>
+      </w:r>
+    </w:p>
+    <w:p>
+      <w:pPr>
+        <w:pStyle w:val="BodyText"/>
+      </w:pPr>
+      <w:r>
+        <w:rPr>
+          <w:bCs/>
+          <w:b/>
+        </w:rPr>
+        <w:t xml:space="preserve">Calcular.</w:t>
+      </w:r>
+      <w:r>
+        <w:t xml:space="preserve"> </w:t>
+      </w:r>
+      <w:r>
+        <w:t xml:space="preserve">Hacer la operación y llegar al resultado. Calcular 1.204 × 5 es lo mismo que decir «resuelve esta multiplicación».</w:t>
+      </w:r>
+    </w:p>
+    <w:p>
+      <w:pPr>
+        <w:pStyle w:val="BodyText"/>
+      </w:pPr>
+      <w:r>
         <w:t xml:space="preserve">Resuelve sin ayuda. No importa si algo no sale: sirve para saber por dónde empezar.</w:t>
       </w:r>
     </w:p>
     <w:p>
       <w:pPr>
-        <w:pStyle w:val="Compact"/>
         <w:numPr>
           <w:ilvl w:val="0"/>
           <w:numId w:val="1002"/>
         </w:numPr>
+        <w:pStyle w:val="Compact"/>
       </w:pPr>
       <w:r>
         <w:t xml:space="preserve">Escribe con palabras el número 408.150. ______________________________________</w:t>
@@ -147,11 +210,11 @@
     </w:p>
     <w:p>
       <w:pPr>
-        <w:pStyle w:val="Compact"/>
         <w:numPr>
           <w:ilvl w:val="0"/>
           <w:numId w:val="1002"/>
         </w:numPr>
+        <w:pStyle w:val="Compact"/>
       </w:pPr>
       <w:r>
         <w:t xml:space="preserve">¿Qué valor tiene el 6 en 763.400? ______________________</w:t>
@@ -159,11 +222,11 @@
     </w:p>
     <w:p>
       <w:pPr>
-        <w:pStyle w:val="Compact"/>
         <w:numPr>
           <w:ilvl w:val="0"/>
           <w:numId w:val="1002"/>
         </w:numPr>
+        <w:pStyle w:val="Compact"/>
       </w:pPr>
       <w:r>
         <w:t xml:space="preserve">Calcula 1.204 × 5 = ____________</w:t>
@@ -171,11 +234,11 @@
     </w:p>
     <w:p>
       <w:pPr>
-        <w:pStyle w:val="Compact"/>
         <w:numPr>
           <w:ilvl w:val="0"/>
           <w:numId w:val="1002"/>
         </w:numPr>
+        <w:pStyle w:val="Compact"/>
       </w:pPr>
       <w:r>
         <w:t xml:space="preserve">Calcula 3.612 ÷ 4 = ____________</w:t>
@@ -183,11 +246,11 @@
     </w:p>
     <w:p>
       <w:pPr>
-        <w:pStyle w:val="Compact"/>
         <w:numPr>
           <w:ilvl w:val="0"/>
           <w:numId w:val="1002"/>
         </w:numPr>
+        <w:pStyle w:val="Compact"/>
       </w:pPr>
       <w:r>
         <w:t xml:space="preserve">¿Cuál es mayor, 3/5 o 3/8? ____________</w:t>
@@ -195,11 +258,11 @@
     </w:p>
     <w:p>
       <w:pPr>
-        <w:pStyle w:val="Compact"/>
         <w:numPr>
           <w:ilvl w:val="0"/>
           <w:numId w:val="1002"/>
         </w:numPr>
+        <w:pStyle w:val="Compact"/>
       </w:pPr>
       <w:r>
         <w:t xml:space="preserve">Calcula 2/7 + 3/7 = ____________</w:t>
@@ -207,11 +270,11 @@
     </w:p>
     <w:p>
       <w:pPr>
-        <w:pStyle w:val="Compact"/>
         <w:numPr>
           <w:ilvl w:val="0"/>
           <w:numId w:val="1002"/>
         </w:numPr>
+        <w:pStyle w:val="Compact"/>
       </w:pPr>
       <w:r>
         <w:t xml:space="preserve">Escribe 0,45 como fracción. ____________</w:t>
@@ -219,11 +282,11 @@
     </w:p>
     <w:p>
       <w:pPr>
-        <w:pStyle w:val="Compact"/>
         <w:numPr>
           <w:ilvl w:val="0"/>
           <w:numId w:val="1002"/>
         </w:numPr>
+        <w:pStyle w:val="Compact"/>
       </w:pPr>
       <w:r>
         <w:t xml:space="preserve">Calcula 6,3 + 2,85 = ____________</w:t>
@@ -236,8 +299,9 @@
         </w:pict>
       </w:r>
     </w:p>
-    <w:bookmarkEnd w:id="9"/>
-    <w:bookmarkStart w:id="14" w:name="sección-1-números-hasta-el-millón"/>
+    <w:bookmarkEnd w:id="20"/>
+    <w:bookmarkEnd w:id="21"/>
+    <w:bookmarkStart w:id="27" w:name="sección-1-números-hasta-el-millón"/>
     <w:p>
       <w:pPr>
         <w:pStyle w:val="Heading2"/>
@@ -246,7 +310,7 @@
         <w:t xml:space="preserve">Sección 1 · Números hasta el millón</w:t>
       </w:r>
     </w:p>
-    <w:bookmarkStart w:id="10" w:name="el-valor-posicional"/>
+    <w:bookmarkStart w:id="22" w:name="el-valor-posicional"/>
     <w:p>
       <w:pPr>
         <w:pStyle w:val="Heading3"/>
@@ -267,8 +331,8 @@
       </w:r>
       <w:r>
         <w:rPr>
-          <w:b/>
-          <w:bCs/>
+          <w:bCs/>
+          <w:b/>
         </w:rPr>
         <w:t xml:space="preserve">386.412</w:t>
       </w:r>
@@ -281,6 +345,7 @@
         <w:tblStyle w:val="Table"/>
         <w:tblW w:type="auto" w:w="0"/>
         <w:tblLook w:firstRow="1" w:lastRow="0" w:firstColumn="0" w:lastColumn="0" w:noHBand="0" w:noVBand="0" w:val="0020"/>
+        <w:jc w:val="start"/>
       </w:tblPr>
       <w:tblGrid>
         <w:gridCol w:w="1320"/>
@@ -292,13 +357,14 @@
       </w:tblGrid>
       <w:tr>
         <w:trPr>
-          <w:tblHeader w:val="on"/>
+          <w:tblHeader w:val="true"/>
         </w:trPr>
         <w:tc>
           <w:tcPr/>
           <w:p>
             <w:pPr>
               <w:pStyle w:val="Compact"/>
+              <w:jc w:val="left"/>
             </w:pPr>
             <w:r>
               <w:t xml:space="preserve">CM</w:t>
@@ -310,6 +376,7 @@
           <w:p>
             <w:pPr>
               <w:pStyle w:val="Compact"/>
+              <w:jc w:val="left"/>
             </w:pPr>
             <w:r>
               <w:t xml:space="preserve">DM</w:t>
@@ -321,6 +388,7 @@
           <w:p>
             <w:pPr>
               <w:pStyle w:val="Compact"/>
+              <w:jc w:val="left"/>
             </w:pPr>
             <w:r>
               <w:t xml:space="preserve">UM</w:t>
@@ -332,6 +400,7 @@
           <w:p>
             <w:pPr>
               <w:pStyle w:val="Compact"/>
+              <w:jc w:val="left"/>
             </w:pPr>
             <w:r>
               <w:t xml:space="preserve">C</w:t>
@@ -343,6 +412,7 @@
           <w:p>
             <w:pPr>
               <w:pStyle w:val="Compact"/>
+              <w:jc w:val="left"/>
             </w:pPr>
             <w:r>
               <w:t xml:space="preserve">D</w:t>
@@ -354,6 +424,7 @@
           <w:p>
             <w:pPr>
               <w:pStyle w:val="Compact"/>
+              <w:jc w:val="left"/>
             </w:pPr>
             <w:r>
               <w:t xml:space="preserve">U</w:t>
@@ -367,6 +438,7 @@
           <w:p>
             <w:pPr>
               <w:pStyle w:val="Compact"/>
+              <w:jc w:val="left"/>
             </w:pPr>
             <w:r>
               <w:t xml:space="preserve">3</w:t>
@@ -378,6 +450,7 @@
           <w:p>
             <w:pPr>
               <w:pStyle w:val="Compact"/>
+              <w:jc w:val="left"/>
             </w:pPr>
             <w:r>
               <w:t xml:space="preserve">8</w:t>
@@ -389,6 +462,7 @@
           <w:p>
             <w:pPr>
               <w:pStyle w:val="Compact"/>
+              <w:jc w:val="left"/>
             </w:pPr>
             <w:r>
               <w:t xml:space="preserve">6</w:t>
@@ -400,6 +474,7 @@
           <w:p>
             <w:pPr>
               <w:pStyle w:val="Compact"/>
+              <w:jc w:val="left"/>
             </w:pPr>
             <w:r>
               <w:t xml:space="preserve">4</w:t>
@@ -411,6 +486,7 @@
           <w:p>
             <w:pPr>
               <w:pStyle w:val="Compact"/>
+              <w:jc w:val="left"/>
             </w:pPr>
             <w:r>
               <w:t xml:space="preserve">1</w:t>
@@ -422,6 +498,7 @@
           <w:p>
             <w:pPr>
               <w:pStyle w:val="Compact"/>
+              <w:jc w:val="left"/>
             </w:pPr>
             <w:r>
               <w:t xml:space="preserve">2</w:t>
@@ -435,6 +512,7 @@
           <w:p>
             <w:pPr>
               <w:pStyle w:val="Compact"/>
+              <w:jc w:val="left"/>
             </w:pPr>
             <w:r>
               <w:t xml:space="preserve">300.000</w:t>
@@ -446,6 +524,7 @@
           <w:p>
             <w:pPr>
               <w:pStyle w:val="Compact"/>
+              <w:jc w:val="left"/>
             </w:pPr>
             <w:r>
               <w:t xml:space="preserve">80.000</w:t>
@@ -457,6 +536,7 @@
           <w:p>
             <w:pPr>
               <w:pStyle w:val="Compact"/>
+              <w:jc w:val="left"/>
             </w:pPr>
             <w:r>
               <w:t xml:space="preserve">6.000</w:t>
@@ -468,6 +548,7 @@
           <w:p>
             <w:pPr>
               <w:pStyle w:val="Compact"/>
+              <w:jc w:val="left"/>
             </w:pPr>
             <w:r>
               <w:t xml:space="preserve">400</w:t>
@@ -479,6 +560,7 @@
           <w:p>
             <w:pPr>
               <w:pStyle w:val="Compact"/>
+              <w:jc w:val="left"/>
             </w:pPr>
             <w:r>
               <w:t xml:space="preserve">10</w:t>
@@ -490,6 +572,7 @@
           <w:p>
             <w:pPr>
               <w:pStyle w:val="Compact"/>
+              <w:jc w:val="left"/>
             </w:pPr>
             <w:r>
               <w:t xml:space="preserve">2</w:t>
@@ -518,8 +601,8 @@
       </w:r>
       <w:r>
         <w:rPr>
-          <w:b/>
-          <w:bCs/>
+          <w:bCs/>
+          <w:b/>
         </w:rPr>
         <w:t xml:space="preserve">trescientos ochenta y seis mil cuatrocientos doce</w:t>
       </w:r>
@@ -533,8 +616,8 @@
       </w:pPr>
       <w:r>
         <w:rPr>
-          <w:b/>
-          <w:bCs/>
+          <w:bCs/>
+          <w:b/>
         </w:rPr>
         <w:t xml:space="preserve">Descomposición:</w:t>
       </w:r>
@@ -545,8 +628,8 @@
         <w:t xml:space="preserve">386.412 = 300.000 + 80.000 + 6.000 + 400 + 10 + 2</w:t>
       </w:r>
     </w:p>
-    <w:bookmarkEnd w:id="10"/>
-    <w:bookmarkStart w:id="11" w:name="comparar-y-ordenar"/>
+    <w:bookmarkEnd w:id="22"/>
+    <w:bookmarkStart w:id="23" w:name="comparar-y-ordenar"/>
     <w:p>
       <w:pPr>
         <w:pStyle w:val="Heading3"/>
@@ -571,8 +654,8 @@
         <w:t xml:space="preserve">89.999 &lt; 90.010 porque el primero tiene 5 cifras y el segundo también, pero 8 decenas de mil son menos que 9 decenas de mil.</w:t>
       </w:r>
     </w:p>
-    <w:bookmarkEnd w:id="11"/>
-    <w:bookmarkStart w:id="12" w:name="redondear"/>
+    <w:bookmarkEnd w:id="23"/>
+    <w:bookmarkStart w:id="25" w:name="redondear"/>
     <w:p>
       <w:pPr>
         <w:pStyle w:val="Heading3"/>
@@ -593,8 +676,8 @@
       </w:r>
       <w:r>
         <w:rPr>
-          <w:b/>
-          <w:bCs/>
+          <w:bCs/>
+          <w:b/>
         </w:rPr>
         <w:t xml:space="preserve">a la derecha</w:t>
       </w:r>
@@ -607,11 +690,11 @@
     </w:p>
     <w:p>
       <w:pPr>
-        <w:pStyle w:val="Compact"/>
         <w:numPr>
           <w:ilvl w:val="0"/>
           <w:numId w:val="1003"/>
         </w:numPr>
+        <w:pStyle w:val="Compact"/>
       </w:pPr>
       <w:r>
         <w:t xml:space="preserve">462.750 redondeado a la</w:t>
@@ -621,8 +704,8 @@
       </w:r>
       <w:r>
         <w:rPr>
-          <w:b/>
-          <w:bCs/>
+          <w:bCs/>
+          <w:b/>
         </w:rPr>
         <w:t xml:space="preserve">unidad de mil</w:t>
       </w:r>
@@ -634,19 +717,19 @@
       </w:r>
       <w:r>
         <w:rPr>
-          <w:b/>
-          <w:bCs/>
+          <w:bCs/>
+          <w:b/>
         </w:rPr>
         <w:t xml:space="preserve">463.000</w:t>
       </w:r>
     </w:p>
     <w:p>
       <w:pPr>
-        <w:pStyle w:val="Compact"/>
         <w:numPr>
           <w:ilvl w:val="0"/>
           <w:numId w:val="1003"/>
         </w:numPr>
+        <w:pStyle w:val="Compact"/>
       </w:pPr>
       <w:r>
         <w:t xml:space="preserve">462.750 redondeado a la</w:t>
@@ -656,8 +739,8 @@
       </w:r>
       <w:r>
         <w:rPr>
-          <w:b/>
-          <w:bCs/>
+          <w:bCs/>
+          <w:b/>
         </w:rPr>
         <w:t xml:space="preserve">decena de mil</w:t>
       </w:r>
@@ -669,14 +752,114 @@
       </w:r>
       <w:r>
         <w:rPr>
-          <w:b/>
-          <w:bCs/>
+          <w:bCs/>
+          <w:b/>
         </w:rPr>
         <w:t xml:space="preserve">460.000</w:t>
       </w:r>
     </w:p>
-    <w:bookmarkEnd w:id="12"/>
-    <w:bookmarkStart w:id="13" w:name="ahora-tú"/>
+    <w:bookmarkStart w:id="24" w:name="palabras-nuevas-1"/>
+    <w:p>
+      <w:pPr>
+        <w:pStyle w:val="Heading4"/>
+      </w:pPr>
+      <w:r>
+        <w:t xml:space="preserve">📖 Palabras nuevas</w:t>
+      </w:r>
+    </w:p>
+    <w:p>
+      <w:pPr>
+        <w:pStyle w:val="FirstParagraph"/>
+      </w:pPr>
+      <w:r>
+        <w:rPr>
+          <w:bCs/>
+          <w:b/>
+        </w:rPr>
+        <w:t xml:space="preserve">Cifra.</w:t>
+      </w:r>
+      <w:r>
+        <w:t xml:space="preserve"> </w:t>
+      </w:r>
+      <w:r>
+        <w:t xml:space="preserve">Cada uno de los números sueltos que forman un número más grande. 386.412 tiene seis cifras: 3, 8, 6, 4, 1 y 2.</w:t>
+      </w:r>
+    </w:p>
+    <w:p>
+      <w:pPr>
+        <w:pStyle w:val="BodyText"/>
+      </w:pPr>
+      <w:r>
+        <w:rPr>
+          <w:bCs/>
+          <w:b/>
+        </w:rPr>
+        <w:t xml:space="preserve">Posicional.</w:t>
+      </w:r>
+      <w:r>
+        <w:t xml:space="preserve"> </w:t>
+      </w:r>
+      <w:r>
+        <w:t xml:space="preserve">Que depende del lugar. En 55, el primer 5 vale 50 y el segundo vale 5: la misma cifra vale distinto según dónde esté.</w:t>
+      </w:r>
+    </w:p>
+    <w:p>
+      <w:pPr>
+        <w:pStyle w:val="BodyText"/>
+      </w:pPr>
+      <w:r>
+        <w:rPr>
+          <w:bCs/>
+          <w:b/>
+        </w:rPr>
+        <w:t xml:space="preserve">Descomponer.</w:t>
+      </w:r>
+      <w:r>
+        <w:t xml:space="preserve"> </w:t>
+      </w:r>
+      <w:r>
+        <w:t xml:space="preserve">Separar un número en las partes que lo forman y sumarlas. 245 se descompone en 200 + 40 + 5.</w:t>
+      </w:r>
+    </w:p>
+    <w:p>
+      <w:pPr>
+        <w:pStyle w:val="BodyText"/>
+      </w:pPr>
+      <w:r>
+        <w:rPr>
+          <w:bCs/>
+          <w:b/>
+        </w:rPr>
+        <w:t xml:space="preserve">Sumando.</w:t>
+      </w:r>
+      <w:r>
+        <w:t xml:space="preserve"> </w:t>
+      </w:r>
+      <w:r>
+        <w:t xml:space="preserve">Cada uno de los números que se suman. En 200 + 40 + 5, los sumandos son 200, 40 y 5.</w:t>
+      </w:r>
+    </w:p>
+    <w:p>
+      <w:pPr>
+        <w:pStyle w:val="BodyText"/>
+      </w:pPr>
+      <w:r>
+        <w:rPr>
+          <w:bCs/>
+          <w:b/>
+        </w:rPr>
+        <w:t xml:space="preserve">Antecesor y sucesor.</w:t>
+      </w:r>
+      <w:r>
+        <w:t xml:space="preserve"> </w:t>
+      </w:r>
+      <w:r>
+        <w:t xml:space="preserve">El antecesor es el número que viene justo antes y el sucesor el que viene justo después. De 50, el antecesor es 49 y el sucesor 51.</w:t>
+      </w:r>
+    </w:p>
+    <w:bookmarkEnd w:id="24"/>
+    <w:bookmarkEnd w:id="25"/>
+    <w:bookmarkStart w:id="26" w:name="ahora-tú"/>
     <w:p>
       <w:pPr>
         <w:pStyle w:val="Heading3"/>
@@ -687,11 +870,11 @@
     </w:p>
     <w:p>
       <w:pPr>
-        <w:pStyle w:val="Compact"/>
         <w:numPr>
           <w:ilvl w:val="0"/>
           <w:numId w:val="1004"/>
         </w:numPr>
+        <w:pStyle w:val="Compact"/>
       </w:pPr>
       <w:r>
         <w:t xml:space="preserve">Escribe con palabras: a) 204.070 b) 715.309 c) 1.000.000</w:t>
@@ -699,11 +882,11 @@
     </w:p>
     <w:p>
       <w:pPr>
-        <w:pStyle w:val="Compact"/>
         <w:numPr>
           <w:ilvl w:val="0"/>
           <w:numId w:val="1004"/>
         </w:numPr>
+        <w:pStyle w:val="Compact"/>
       </w:pPr>
       <w:r>
         <w:t xml:space="preserve">Descompón 549.128 en sumandos según el valor posicional.</w:t>
@@ -711,11 +894,11 @@
     </w:p>
     <w:p>
       <w:pPr>
-        <w:pStyle w:val="Compact"/>
         <w:numPr>
           <w:ilvl w:val="0"/>
           <w:numId w:val="1004"/>
         </w:numPr>
+        <w:pStyle w:val="Compact"/>
       </w:pPr>
       <w:r>
         <w:t xml:space="preserve">¿Qué valor tiene el 7 en 375.900?</w:t>
@@ -723,11 +906,11 @@
     </w:p>
     <w:p>
       <w:pPr>
-        <w:pStyle w:val="Compact"/>
         <w:numPr>
           <w:ilvl w:val="0"/>
           <w:numId w:val="1004"/>
         </w:numPr>
+        <w:pStyle w:val="Compact"/>
       </w:pPr>
       <w:r>
         <w:t xml:space="preserve">Ordena de menor a mayor: 89.999 · 90.010 · 89.099 · 90.100</w:t>
@@ -735,11 +918,11 @@
     </w:p>
     <w:p>
       <w:pPr>
-        <w:pStyle w:val="Compact"/>
         <w:numPr>
           <w:ilvl w:val="0"/>
           <w:numId w:val="1004"/>
         </w:numPr>
+        <w:pStyle w:val="Compact"/>
       </w:pPr>
       <w:r>
         <w:t xml:space="preserve">Redondea 462.750 a la decena de mil más cercana.</w:t>
@@ -747,11 +930,11 @@
     </w:p>
     <w:p>
       <w:pPr>
-        <w:pStyle w:val="Compact"/>
         <w:numPr>
           <w:ilvl w:val="0"/>
           <w:numId w:val="1004"/>
         </w:numPr>
+        <w:pStyle w:val="Compact"/>
       </w:pPr>
       <w:r>
         <w:t xml:space="preserve">Escribe el antecesor y el sucesor de 700.000.</w:t>
@@ -764,9 +947,9 @@
         </w:pict>
       </w:r>
     </w:p>
-    <w:bookmarkEnd w:id="13"/>
-    <w:bookmarkEnd w:id="14"/>
-    <w:bookmarkStart w:id="19" w:name="Xb415fc846f4a909e55d9a62a67d884cd074f4d1"/>
+    <w:bookmarkEnd w:id="26"/>
+    <w:bookmarkEnd w:id="27"/>
+    <w:bookmarkStart w:id="33" w:name="Xb415fc846f4a909e55d9a62a67d884cd074f4d1"/>
     <w:p>
       <w:pPr>
         <w:pStyle w:val="Heading2"/>
@@ -775,7 +958,7 @@
         <w:t xml:space="preserve">Sección 2 · Multiplicación y división hasta el millón</w:t>
       </w:r>
     </w:p>
-    <w:bookmarkStart w:id="15" w:name="multiplicar-por-dos-o-más-cifras"/>
+    <w:bookmarkStart w:id="28" w:name="multiplicar-por-dos-o-más-cifras"/>
     <w:p>
       <w:pPr>
         <w:pStyle w:val="Heading3"/>
@@ -798,19 +981,19 @@
       </w:pPr>
       <w:r>
         <w:rPr>
-          <w:b/>
-          <w:bCs/>
+          <w:bCs/>
+          <w:b/>
         </w:rPr>
         <w:t xml:space="preserve">1.245 × 36</w:t>
       </w:r>
     </w:p>
     <w:p>
       <w:pPr>
-        <w:pStyle w:val="Compact"/>
         <w:numPr>
           <w:ilvl w:val="0"/>
           <w:numId w:val="1005"/>
         </w:numPr>
+        <w:pStyle w:val="Compact"/>
       </w:pPr>
       <w:r>
         <w:t xml:space="preserve">1.245 × 30 = 37.350</w:t>
@@ -818,11 +1001,11 @@
     </w:p>
     <w:p>
       <w:pPr>
-        <w:pStyle w:val="Compact"/>
         <w:numPr>
           <w:ilvl w:val="0"/>
           <w:numId w:val="1005"/>
         </w:numPr>
+        <w:pStyle w:val="Compact"/>
       </w:pPr>
       <w:r>
         <w:t xml:space="preserve">1.245 × 6 = 7.470</w:t>
@@ -830,11 +1013,11 @@
     </w:p>
     <w:p>
       <w:pPr>
-        <w:pStyle w:val="Compact"/>
         <w:numPr>
           <w:ilvl w:val="0"/>
           <w:numId w:val="1005"/>
         </w:numPr>
+        <w:pStyle w:val="Compact"/>
       </w:pPr>
       <w:r>
         <w:t xml:space="preserve">Total: 37.350 + 7.470 =</w:t>
@@ -844,14 +1027,14 @@
       </w:r>
       <w:r>
         <w:rPr>
-          <w:b/>
-          <w:bCs/>
+          <w:bCs/>
+          <w:b/>
         </w:rPr>
         <w:t xml:space="preserve">44.820</w:t>
       </w:r>
     </w:p>
-    <w:bookmarkEnd w:id="15"/>
-    <w:bookmarkStart w:id="16" w:name="dividir"/>
+    <w:bookmarkEnd w:id="28"/>
+    <w:bookmarkStart w:id="29" w:name="dividir"/>
     <w:p>
       <w:pPr>
         <w:pStyle w:val="Heading3"/>
@@ -874,8 +1057,8 @@
       </w:pPr>
       <w:r>
         <w:rPr>
-          <w:b/>
-          <w:bCs/>
+          <w:bCs/>
+          <w:b/>
         </w:rPr>
         <w:t xml:space="preserve">8.436 ÷ 12 = 703</w:t>
       </w:r>
@@ -892,8 +1075,8 @@
       </w:pPr>
       <w:r>
         <w:rPr>
-          <w:b/>
-          <w:bCs/>
+          <w:bCs/>
+          <w:b/>
         </w:rPr>
         <w:t xml:space="preserve">5.279 ÷ 8 = 659, resto 7</w:t>
       </w:r>
@@ -910,8 +1093,8 @@
       </w:pPr>
       <w:r>
         <w:rPr>
-          <w:b/>
-          <w:bCs/>
+          <w:bCs/>
+          <w:b/>
         </w:rPr>
         <w:t xml:space="preserve">Comprobación de toda división:</w:t>
       </w:r>
@@ -922,8 +1105,8 @@
         <w:t xml:space="preserve">divisor × cociente + resto = dividendo.</w:t>
       </w:r>
     </w:p>
-    <w:bookmarkEnd w:id="16"/>
-    <w:bookmarkStart w:id="17" w:name="cómo-elegir-la-operación-en-un-problema"/>
+    <w:bookmarkEnd w:id="29"/>
+    <w:bookmarkStart w:id="31" w:name="cómo-elegir-la-operación-en-un-problema"/>
     <w:p>
       <w:pPr>
         <w:pStyle w:val="Heading3"/>
@@ -937,6 +1120,7 @@
         <w:tblStyle w:val="Table"/>
         <w:tblW w:type="auto" w:w="0"/>
         <w:tblLook w:firstRow="1" w:lastRow="0" w:firstColumn="0" w:lastColumn="0" w:noHBand="0" w:noVBand="0" w:val="0020"/>
+        <w:jc w:val="start"/>
       </w:tblPr>
       <w:tblGrid>
         <w:gridCol w:w="3960"/>
@@ -944,13 +1128,14 @@
       </w:tblGrid>
       <w:tr>
         <w:trPr>
-          <w:tblHeader w:val="on"/>
+          <w:tblHeader w:val="true"/>
         </w:trPr>
         <w:tc>
           <w:tcPr/>
           <w:p>
             <w:pPr>
               <w:pStyle w:val="Compact"/>
+              <w:jc w:val="left"/>
             </w:pPr>
             <w:r>
               <w:t xml:space="preserve">Si el problema pide…</w:t>
@@ -962,6 +1147,7 @@
           <w:p>
             <w:pPr>
               <w:pStyle w:val="Compact"/>
+              <w:jc w:val="left"/>
             </w:pPr>
             <w:r>
               <w:t xml:space="preserve">La operación es…</w:t>
@@ -975,6 +1161,7 @@
           <w:p>
             <w:pPr>
               <w:pStyle w:val="Compact"/>
+              <w:jc w:val="left"/>
             </w:pPr>
             <w:r>
               <w:t xml:space="preserve">Repetir una cantidad varias veces</w:t>
@@ -986,6 +1173,7 @@
           <w:p>
             <w:pPr>
               <w:pStyle w:val="Compact"/>
+              <w:jc w:val="left"/>
             </w:pPr>
             <w:r>
               <w:t xml:space="preserve">Multiplicación</w:t>
@@ -999,6 +1187,7 @@
           <w:p>
             <w:pPr>
               <w:pStyle w:val="Compact"/>
+              <w:jc w:val="left"/>
             </w:pPr>
             <w:r>
               <w:t xml:space="preserve">Repartir en partes iguales</w:t>
@@ -1010,6 +1199,7 @@
           <w:p>
             <w:pPr>
               <w:pStyle w:val="Compact"/>
+              <w:jc w:val="left"/>
             </w:pPr>
             <w:r>
               <w:t xml:space="preserve">División</w:t>
@@ -1023,6 +1213,7 @@
           <w:p>
             <w:pPr>
               <w:pStyle w:val="Compact"/>
+              <w:jc w:val="left"/>
             </w:pPr>
             <w:r>
               <w:t xml:space="preserve">Averiguar cuántos grupos se forman</w:t>
@@ -1034,6 +1225,7 @@
           <w:p>
             <w:pPr>
               <w:pStyle w:val="Compact"/>
+              <w:jc w:val="left"/>
             </w:pPr>
             <w:r>
               <w:t xml:space="preserve">División</w:t>
@@ -1047,6 +1239,7 @@
           <w:p>
             <w:pPr>
               <w:pStyle w:val="Compact"/>
+              <w:jc w:val="left"/>
             </w:pPr>
             <w:r>
               <w:t xml:space="preserve">Calcular el total de filas por columnas</w:t>
@@ -1058,6 +1251,7 @@
           <w:p>
             <w:pPr>
               <w:pStyle w:val="Compact"/>
+              <w:jc w:val="left"/>
             </w:pPr>
             <w:r>
               <w:t xml:space="preserve">Multiplicación</w:t>
@@ -1066,8 +1260,108 @@
         </w:tc>
       </w:tr>
     </w:tbl>
-    <w:bookmarkEnd w:id="17"/>
-    <w:bookmarkStart w:id="18" w:name="ahora-tú-1"/>
+    <w:bookmarkStart w:id="30" w:name="palabras-nuevas-2"/>
+    <w:p>
+      <w:pPr>
+        <w:pStyle w:val="Heading4"/>
+      </w:pPr>
+      <w:r>
+        <w:t xml:space="preserve">📖 Palabras nuevas</w:t>
+      </w:r>
+    </w:p>
+    <w:p>
+      <w:pPr>
+        <w:pStyle w:val="FirstParagraph"/>
+      </w:pPr>
+      <w:r>
+        <w:rPr>
+          <w:bCs/>
+          <w:b/>
+        </w:rPr>
+        <w:t xml:space="preserve">Multiplicador.</w:t>
+      </w:r>
+      <w:r>
+        <w:t xml:space="preserve"> </w:t>
+      </w:r>
+      <w:r>
+        <w:t xml:space="preserve">En 1.245 × 36, el multiplicador es el 36: el número que dice cuántas veces se repite el otro.</w:t>
+      </w:r>
+    </w:p>
+    <w:p>
+      <w:pPr>
+        <w:pStyle w:val="BodyText"/>
+      </w:pPr>
+      <w:r>
+        <w:rPr>
+          <w:bCs/>
+          <w:b/>
+        </w:rPr>
+        <w:t xml:space="preserve">Resultado parcial.</w:t>
+      </w:r>
+      <w:r>
+        <w:t xml:space="preserve"> </w:t>
+      </w:r>
+      <w:r>
+        <w:t xml:space="preserve">Un resultado a medio camino, que todavía no es la respuesta final. Después hay que juntarlo con los otros para llegar al total.</w:t>
+      </w:r>
+    </w:p>
+    <w:p>
+      <w:pPr>
+        <w:pStyle w:val="BodyText"/>
+      </w:pPr>
+      <w:r>
+        <w:rPr>
+          <w:bCs/>
+          <w:b/>
+        </w:rPr>
+        <w:t xml:space="preserve">División exacta.</w:t>
+      </w:r>
+      <w:r>
+        <w:t xml:space="preserve"> </w:t>
+      </w:r>
+      <w:r>
+        <w:t xml:space="preserve">Cuando el reparto sale justo y no sobra nada, es decir, el resto es 0. 12 ÷ 4 = 3 es exacta; 13 ÷ 4 no lo es.</w:t>
+      </w:r>
+    </w:p>
+    <w:p>
+      <w:pPr>
+        <w:pStyle w:val="BodyText"/>
+      </w:pPr>
+      <w:r>
+        <w:rPr>
+          <w:bCs/>
+          <w:b/>
+        </w:rPr>
+        <w:t xml:space="preserve">Dividendo, divisor y cociente.</w:t>
+      </w:r>
+      <w:r>
+        <w:t xml:space="preserve"> </w:t>
+      </w:r>
+      <w:r>
+        <w:t xml:space="preserve">En 20 ÷ 4 = 5: el dividendo es 20 (lo que repartes), el divisor es 4 (entre cuántos repartes) y el cociente es 5 (lo que le toca a cada uno).</w:t>
+      </w:r>
+    </w:p>
+    <w:p>
+      <w:pPr>
+        <w:pStyle w:val="BodyText"/>
+      </w:pPr>
+      <w:r>
+        <w:rPr>
+          <w:bCs/>
+          <w:b/>
+        </w:rPr>
+        <w:t xml:space="preserve">Comprobación.</w:t>
+      </w:r>
+      <w:r>
+        <w:t xml:space="preserve"> </w:t>
+      </w:r>
+      <w:r>
+        <w:t xml:space="preserve">Revisar si tu resultado está bien haciendo la operación al revés. Si 20 ÷ 4 = 5, compruebas multiplicando 4 × 5 y te tiene que dar 20.</w:t>
+      </w:r>
+    </w:p>
+    <w:bookmarkEnd w:id="30"/>
+    <w:bookmarkEnd w:id="31"/>
+    <w:bookmarkStart w:id="32" w:name="ahora-tú-1"/>
     <w:p>
       <w:pPr>
         <w:pStyle w:val="Heading3"/>
@@ -1078,11 +1372,11 @@
     </w:p>
     <w:p>
       <w:pPr>
-        <w:pStyle w:val="Compact"/>
         <w:numPr>
           <w:ilvl w:val="0"/>
           <w:numId w:val="1006"/>
         </w:numPr>
+        <w:pStyle w:val="Compact"/>
       </w:pPr>
       <w:r>
         <w:t xml:space="preserve">2.348 × 7 =</w:t>
@@ -1090,11 +1384,11 @@
     </w:p>
     <w:p>
       <w:pPr>
-        <w:pStyle w:val="Compact"/>
         <w:numPr>
           <w:ilvl w:val="0"/>
           <w:numId w:val="1006"/>
         </w:numPr>
+        <w:pStyle w:val="Compact"/>
       </w:pPr>
       <w:r>
         <w:t xml:space="preserve">1.560 × 24 =</w:t>
@@ -1102,11 +1396,11 @@
     </w:p>
     <w:p>
       <w:pPr>
-        <w:pStyle w:val="Compact"/>
         <w:numPr>
           <w:ilvl w:val="0"/>
           <w:numId w:val="1006"/>
         </w:numPr>
+        <w:pStyle w:val="Compact"/>
       </w:pPr>
       <w:r>
         <w:t xml:space="preserve">906 × 305 =</w:t>
@@ -1114,11 +1408,11 @@
     </w:p>
     <w:p>
       <w:pPr>
-        <w:pStyle w:val="Compact"/>
         <w:numPr>
           <w:ilvl w:val="0"/>
           <w:numId w:val="1006"/>
         </w:numPr>
+        <w:pStyle w:val="Compact"/>
       </w:pPr>
       <w:r>
         <w:t xml:space="preserve">9.744 ÷ 6 =</w:t>
@@ -1126,11 +1420,11 @@
     </w:p>
     <w:p>
       <w:pPr>
-        <w:pStyle w:val="Compact"/>
         <w:numPr>
           <w:ilvl w:val="0"/>
           <w:numId w:val="1006"/>
         </w:numPr>
+        <w:pStyle w:val="Compact"/>
       </w:pPr>
       <w:r>
         <w:t xml:space="preserve">7.325 ÷ 15 = (indica cociente y resto)</w:t>
@@ -1138,11 +1432,11 @@
     </w:p>
     <w:p>
       <w:pPr>
-        <w:pStyle w:val="Compact"/>
         <w:numPr>
           <w:ilvl w:val="0"/>
           <w:numId w:val="1006"/>
         </w:numPr>
+        <w:pStyle w:val="Compact"/>
       </w:pPr>
       <w:r>
         <w:t xml:space="preserve">Un colegio compra 18 cajas de libros y cada caja trae 245 libros. ¿Cuántos libros compró?</w:t>
@@ -1150,11 +1444,11 @@
     </w:p>
     <w:p>
       <w:pPr>
-        <w:pStyle w:val="Compact"/>
         <w:numPr>
           <w:ilvl w:val="0"/>
           <w:numId w:val="1006"/>
         </w:numPr>
+        <w:pStyle w:val="Compact"/>
       </w:pPr>
       <w:r>
         <w:t xml:space="preserve">Esos mismos libros se reparten en partes iguales entre 21 cursos. ¿Cuántos libros recibe cada curso?</w:t>
@@ -1167,9 +1461,9 @@
         </w:pict>
       </w:r>
     </w:p>
-    <w:bookmarkEnd w:id="18"/>
-    <w:bookmarkEnd w:id="19"/>
-    <w:bookmarkStart w:id="26" w:name="sección-3-fracciones"/>
+    <w:bookmarkEnd w:id="32"/>
+    <w:bookmarkEnd w:id="33"/>
+    <w:bookmarkStart w:id="41" w:name="sección-3-fracciones"/>
     <w:p>
       <w:pPr>
         <w:pStyle w:val="Heading2"/>
@@ -1178,7 +1472,7 @@
         <w:t xml:space="preserve">Sección 3 · Fracciones</w:t>
       </w:r>
     </w:p>
-    <w:bookmarkStart w:id="20" w:name="las-partes-de-una-fracción"/>
+    <w:bookmarkStart w:id="34" w:name="las-partes-de-una-fracción"/>
     <w:p>
       <w:pPr>
         <w:pStyle w:val="Heading3"/>
@@ -1199,8 +1493,8 @@
       </w:r>
       <w:r>
         <w:rPr>
-          <w:b/>
-          <w:bCs/>
+          <w:bCs/>
+          <w:b/>
         </w:rPr>
         <w:t xml:space="preserve">3/4</w:t>
       </w:r>
@@ -1212,8 +1506,8 @@
       </w:r>
       <w:r>
         <w:rPr>
-          <w:b/>
-          <w:bCs/>
+          <w:bCs/>
+          <w:b/>
         </w:rPr>
         <w:t xml:space="preserve">4</w:t>
       </w:r>
@@ -1228,8 +1522,8 @@
       </w:r>
       <w:r>
         <w:rPr>
-          <w:b/>
-          <w:bCs/>
+          <w:bCs/>
+          <w:b/>
         </w:rPr>
         <w:t xml:space="preserve">3</w:t>
       </w:r>
@@ -1240,8 +1534,8 @@
         <w:t xml:space="preserve">(numerador) dice cuántas de esas partes se toman.</w:t>
       </w:r>
     </w:p>
-    <w:bookmarkEnd w:id="20"/>
-    <w:bookmarkStart w:id="21" w:name="tipos-de-fracciones"/>
+    <w:bookmarkEnd w:id="34"/>
+    <w:bookmarkStart w:id="35" w:name="tipos-de-fracciones"/>
     <w:p>
       <w:pPr>
         <w:pStyle w:val="Heading3"/>
@@ -1254,8 +1548,8 @@
       <w:tblPr>
         <w:tblStyle w:val="Table"/>
         <w:tblW w:type="pct" w:w="5000"/>
-        <w:tblLayout w:type="fixed"/>
         <w:tblLook w:firstRow="1" w:lastRow="0" w:firstColumn="0" w:lastColumn="0" w:noHBand="0" w:noVBand="0" w:val="0020"/>
+        <w:jc w:val="start"/>
       </w:tblPr>
       <w:tblGrid>
         <w:gridCol w:w="2640"/>
@@ -1264,13 +1558,14 @@
       </w:tblGrid>
       <w:tr>
         <w:trPr>
-          <w:tblHeader w:val="on"/>
+          <w:tblHeader w:val="true"/>
         </w:trPr>
         <w:tc>
           <w:tcPr/>
           <w:p>
             <w:pPr>
               <w:pStyle w:val="Compact"/>
+              <w:jc w:val="left"/>
             </w:pPr>
             <w:r>
               <w:t xml:space="preserve">Tipo</w:t>
@@ -1282,6 +1577,7 @@
           <w:p>
             <w:pPr>
               <w:pStyle w:val="Compact"/>
+              <w:jc w:val="left"/>
             </w:pPr>
             <w:r>
               <w:t xml:space="preserve">Cómo se reconoce</w:t>
@@ -1293,6 +1589,7 @@
           <w:p>
             <w:pPr>
               <w:pStyle w:val="Compact"/>
+              <w:jc w:val="left"/>
             </w:pPr>
             <w:r>
               <w:t xml:space="preserve">Ejemplo</w:t>
@@ -1306,6 +1603,7 @@
           <w:p>
             <w:pPr>
               <w:pStyle w:val="Compact"/>
+              <w:jc w:val="left"/>
             </w:pPr>
             <w:r>
               <w:t xml:space="preserve">Propia</w:t>
@@ -1317,6 +1615,7 @@
           <w:p>
             <w:pPr>
               <w:pStyle w:val="Compact"/>
+              <w:jc w:val="left"/>
             </w:pPr>
             <w:r>
               <w:t xml:space="preserve">Numerador menor que el denominador. Vale menos que 1.</w:t>
@@ -1328,6 +1627,7 @@
           <w:p>
             <w:pPr>
               <w:pStyle w:val="Compact"/>
+              <w:jc w:val="left"/>
             </w:pPr>
             <w:r>
               <w:t xml:space="preserve">5/9</w:t>
@@ -1341,6 +1641,7 @@
           <w:p>
             <w:pPr>
               <w:pStyle w:val="Compact"/>
+              <w:jc w:val="left"/>
             </w:pPr>
             <w:r>
               <w:t xml:space="preserve">Impropia</w:t>
@@ -1352,6 +1653,7 @@
           <w:p>
             <w:pPr>
               <w:pStyle w:val="Compact"/>
+              <w:jc w:val="left"/>
             </w:pPr>
             <w:r>
               <w:t xml:space="preserve">Numerador mayor o igual que el denominador. Vale 1 o más.</w:t>
@@ -1363,6 +1665,7 @@
           <w:p>
             <w:pPr>
               <w:pStyle w:val="Compact"/>
+              <w:jc w:val="left"/>
             </w:pPr>
             <w:r>
               <w:t xml:space="preserve">11/7</w:t>
@@ -1376,6 +1679,7 @@
           <w:p>
             <w:pPr>
               <w:pStyle w:val="Compact"/>
+              <w:jc w:val="left"/>
             </w:pPr>
             <w:r>
               <w:t xml:space="preserve">Mixta</w:t>
@@ -1387,6 +1691,7 @@
           <w:p>
             <w:pPr>
               <w:pStyle w:val="Compact"/>
+              <w:jc w:val="left"/>
             </w:pPr>
             <w:r>
               <w:t xml:space="preserve">Un número entero junto a una fracción propia.</w:t>
@@ -1398,6 +1703,7 @@
           <w:p>
             <w:pPr>
               <w:pStyle w:val="Compact"/>
+              <w:jc w:val="left"/>
             </w:pPr>
             <w:r>
               <w:t xml:space="preserve">2 3/8</w:t>
@@ -1412,8 +1718,8 @@
       </w:pPr>
       <w:r>
         <w:rPr>
-          <w:b/>
-          <w:bCs/>
+          <w:bCs/>
+          <w:b/>
         </w:rPr>
         <w:t xml:space="preserve">De impropia a mixta:</w:t>
       </w:r>
@@ -1428,8 +1734,8 @@
       </w:r>
       <w:r>
         <w:rPr>
-          <w:b/>
-          <w:bCs/>
+          <w:bCs/>
+          <w:b/>
         </w:rPr>
         <w:t xml:space="preserve">3 2/5</w:t>
       </w:r>
@@ -1440,8 +1746,8 @@
       </w:pPr>
       <w:r>
         <w:rPr>
-          <w:b/>
-          <w:bCs/>
+          <w:bCs/>
+          <w:b/>
         </w:rPr>
         <w:t xml:space="preserve">De mixta a impropia:</w:t>
       </w:r>
@@ -1456,14 +1762,14 @@
       </w:r>
       <w:r>
         <w:rPr>
-          <w:b/>
-          <w:bCs/>
+          <w:bCs/>
+          <w:b/>
         </w:rPr>
         <w:t xml:space="preserve">19/8</w:t>
       </w:r>
     </w:p>
-    <w:bookmarkEnd w:id="21"/>
-    <w:bookmarkStart w:id="22" w:name="fracciones-equivalentes"/>
+    <w:bookmarkEnd w:id="35"/>
+    <w:bookmarkStart w:id="36" w:name="fracciones-equivalentes"/>
     <w:p>
       <w:pPr>
         <w:pStyle w:val="Heading3"/>
@@ -1488,8 +1794,8 @@
         <w:t xml:space="preserve">3/4 = 6/8 = 9/12 · y también 12/18 = 2/3 (dividiendo ambos por 6)</w:t>
       </w:r>
     </w:p>
-    <w:bookmarkEnd w:id="22"/>
-    <w:bookmarkStart w:id="23" w:name="comparar-fracciones"/>
+    <w:bookmarkEnd w:id="36"/>
+    <w:bookmarkStart w:id="37" w:name="comparar-fracciones"/>
     <w:p>
       <w:pPr>
         <w:pStyle w:val="Heading3"/>
@@ -1500,16 +1806,16 @@
     </w:p>
     <w:p>
       <w:pPr>
-        <w:pStyle w:val="Compact"/>
         <w:numPr>
           <w:ilvl w:val="0"/>
           <w:numId w:val="1007"/>
         </w:numPr>
-      </w:pPr>
-      <w:r>
-        <w:rPr>
-          <w:b/>
-          <w:bCs/>
+        <w:pStyle w:val="Compact"/>
+      </w:pPr>
+      <w:r>
+        <w:rPr>
+          <w:bCs/>
+          <w:b/>
         </w:rPr>
         <w:t xml:space="preserve">Mismo denominador:</w:t>
       </w:r>
@@ -1522,16 +1828,16 @@
     </w:p>
     <w:p>
       <w:pPr>
-        <w:pStyle w:val="Compact"/>
         <w:numPr>
           <w:ilvl w:val="0"/>
           <w:numId w:val="1007"/>
         </w:numPr>
-      </w:pPr>
-      <w:r>
-        <w:rPr>
-          <w:b/>
-          <w:bCs/>
+        <w:pStyle w:val="Compact"/>
+      </w:pPr>
+      <w:r>
+        <w:rPr>
+          <w:bCs/>
+          <w:b/>
         </w:rPr>
         <w:t xml:space="preserve">Mismo numerador:</w:t>
       </w:r>
@@ -1546,8 +1852,8 @@
       </w:r>
       <w:r>
         <w:rPr>
+          <w:iCs/>
           <w:i/>
-          <w:iCs/>
         </w:rPr>
         <w:t xml:space="preserve">menor</w:t>
       </w:r>
@@ -1557,16 +1863,16 @@
     </w:p>
     <w:p>
       <w:pPr>
-        <w:pStyle w:val="Compact"/>
         <w:numPr>
           <w:ilvl w:val="0"/>
           <w:numId w:val="1007"/>
         </w:numPr>
-      </w:pPr>
-      <w:r>
-        <w:rPr>
-          <w:b/>
-          <w:bCs/>
+        <w:pStyle w:val="Compact"/>
+      </w:pPr>
+      <w:r>
+        <w:rPr>
+          <w:bCs/>
+          <w:b/>
         </w:rPr>
         <w:t xml:space="preserve">Distintos:</w:t>
       </w:r>
@@ -1577,8 +1883,8 @@
         <w:t xml:space="preserve">se busca un denominador común. 1/2 = 4/8, entonces 1/2 = 4/8</w:t>
       </w:r>
     </w:p>
-    <w:bookmarkEnd w:id="23"/>
-    <w:bookmarkStart w:id="24" w:name="sumar-y-restar"/>
+    <w:bookmarkEnd w:id="37"/>
+    <w:bookmarkStart w:id="39" w:name="sumar-y-restar"/>
     <w:p>
       <w:pPr>
         <w:pStyle w:val="Heading3"/>
@@ -1597,11 +1903,11 @@
     </w:p>
     <w:p>
       <w:pPr>
-        <w:pStyle w:val="Compact"/>
         <w:numPr>
           <w:ilvl w:val="0"/>
           <w:numId w:val="1008"/>
         </w:numPr>
+        <w:pStyle w:val="Compact"/>
       </w:pPr>
       <w:r>
         <w:t xml:space="preserve">Igual denominador: 3/8 + 2/8 =</w:t>
@@ -1611,19 +1917,19 @@
       </w:r>
       <w:r>
         <w:rPr>
-          <w:b/>
-          <w:bCs/>
+          <w:bCs/>
+          <w:b/>
         </w:rPr>
         <w:t xml:space="preserve">5/8</w:t>
       </w:r>
     </w:p>
     <w:p>
       <w:pPr>
-        <w:pStyle w:val="Compact"/>
         <w:numPr>
           <w:ilvl w:val="0"/>
           <w:numId w:val="1008"/>
         </w:numPr>
+        <w:pStyle w:val="Compact"/>
       </w:pPr>
       <w:r>
         <w:t xml:space="preserve">Denominadores relacionados: 1/2 + 1/4 → 2/4 + 1/4 =</w:t>
@@ -1633,19 +1939,19 @@
       </w:r>
       <w:r>
         <w:rPr>
-          <w:b/>
-          <w:bCs/>
+          <w:bCs/>
+          <w:b/>
         </w:rPr>
         <w:t xml:space="preserve">3/4</w:t>
       </w:r>
     </w:p>
     <w:p>
       <w:pPr>
-        <w:pStyle w:val="Compact"/>
         <w:numPr>
           <w:ilvl w:val="0"/>
           <w:numId w:val="1008"/>
         </w:numPr>
+        <w:pStyle w:val="Compact"/>
       </w:pPr>
       <w:r>
         <w:t xml:space="preserve">Otro ejemplo: 5/6 − 1/3 → 5/6 − 2/6 = 3/6 =</w:t>
@@ -1655,14 +1961,114 @@
       </w:r>
       <w:r>
         <w:rPr>
-          <w:b/>
-          <w:bCs/>
+          <w:bCs/>
+          <w:b/>
         </w:rPr>
         <w:t xml:space="preserve">1/2</w:t>
       </w:r>
     </w:p>
-    <w:bookmarkEnd w:id="24"/>
-    <w:bookmarkStart w:id="25" w:name="ahora-tú-2"/>
+    <w:bookmarkStart w:id="38" w:name="palabras-nuevas-3"/>
+    <w:p>
+      <w:pPr>
+        <w:pStyle w:val="Heading4"/>
+      </w:pPr>
+      <w:r>
+        <w:t xml:space="preserve">📖 Palabras nuevas</w:t>
+      </w:r>
+    </w:p>
+    <w:p>
+      <w:pPr>
+        <w:pStyle w:val="FirstParagraph"/>
+      </w:pPr>
+      <w:r>
+        <w:rPr>
+          <w:bCs/>
+          <w:b/>
+        </w:rPr>
+        <w:t xml:space="preserve">Entero.</w:t>
+      </w:r>
+      <w:r>
+        <w:t xml:space="preserve"> </w:t>
+      </w:r>
+      <w:r>
+        <w:t xml:space="preserve">La cosa completa, antes de partirla. Una pizza entera es 1 entero; si la partes en 4 y te comes 1, comiste 1/4 del entero.</w:t>
+      </w:r>
+    </w:p>
+    <w:p>
+      <w:pPr>
+        <w:pStyle w:val="BodyText"/>
+      </w:pPr>
+      <w:r>
+        <w:rPr>
+          <w:bCs/>
+          <w:b/>
+        </w:rPr>
+        <w:t xml:space="preserve">Fracción propia.</w:t>
+      </w:r>
+      <w:r>
+        <w:t xml:space="preserve"> </w:t>
+      </w:r>
+      <w:r>
+        <w:t xml:space="preserve">Una fracción que vale menos que un entero, porque tomas menos partes de las que hay. 5/9 es propia: partiste en 9 y tomaste solo 5.</w:t>
+      </w:r>
+    </w:p>
+    <w:p>
+      <w:pPr>
+        <w:pStyle w:val="BodyText"/>
+      </w:pPr>
+      <w:r>
+        <w:rPr>
+          <w:bCs/>
+          <w:b/>
+        </w:rPr>
+        <w:t xml:space="preserve">Fracción impropia.</w:t>
+      </w:r>
+      <w:r>
+        <w:t xml:space="preserve"> </w:t>
+      </w:r>
+      <w:r>
+        <w:t xml:space="preserve">Una fracción que vale 1 o más, porque tomas tantas partes o más de las que forman un entero. 11/7 es impropia: alcanza para un entero y sobran 4 partes.</w:t>
+      </w:r>
+    </w:p>
+    <w:p>
+      <w:pPr>
+        <w:pStyle w:val="BodyText"/>
+      </w:pPr>
+      <w:r>
+        <w:rPr>
+          <w:bCs/>
+          <w:b/>
+        </w:rPr>
+        <w:t xml:space="preserve">Fracción equivalente.</w:t>
+      </w:r>
+      <w:r>
+        <w:t xml:space="preserve"> </w:t>
+      </w:r>
+      <w:r>
+        <w:t xml:space="preserve">Dos fracciones distintas que valen exactamente lo mismo. 1/2 y 2/4 son equivalentes: media pizza es igual que dos cuartos de pizza.</w:t>
+      </w:r>
+    </w:p>
+    <w:p>
+      <w:pPr>
+        <w:pStyle w:val="BodyText"/>
+      </w:pPr>
+      <w:r>
+        <w:rPr>
+          <w:bCs/>
+          <w:b/>
+        </w:rPr>
+        <w:t xml:space="preserve">Simplificar.</w:t>
+      </w:r>
+      <w:r>
+        <w:t xml:space="preserve"> </w:t>
+      </w:r>
+      <w:r>
+        <w:t xml:space="preserve">Escribir la misma fracción con números más chicos, dividiendo arriba y abajo por el mismo número. 6/8 simplificada es 3/4.</w:t>
+      </w:r>
+    </w:p>
+    <w:bookmarkEnd w:id="38"/>
+    <w:bookmarkEnd w:id="39"/>
+    <w:bookmarkStart w:id="40" w:name="ahora-tú-2"/>
     <w:p>
       <w:pPr>
         <w:pStyle w:val="Heading3"/>
@@ -1673,11 +2079,11 @@
     </w:p>
     <w:p>
       <w:pPr>
-        <w:pStyle w:val="Compact"/>
         <w:numPr>
           <w:ilvl w:val="0"/>
           <w:numId w:val="1009"/>
         </w:numPr>
+        <w:pStyle w:val="Compact"/>
       </w:pPr>
       <w:r>
         <w:t xml:space="preserve">Clasifica cada fracción en propia, impropia o igual a un entero: 5/9 · 11/7 · 3/3 · 9/4</w:t>
@@ -1685,11 +2091,11 @@
     </w:p>
     <w:p>
       <w:pPr>
-        <w:pStyle w:val="Compact"/>
         <w:numPr>
           <w:ilvl w:val="0"/>
           <w:numId w:val="1009"/>
         </w:numPr>
+        <w:pStyle w:val="Compact"/>
       </w:pPr>
       <w:r>
         <w:t xml:space="preserve">Transforma 17/5 a número mixto.</w:t>
@@ -1697,11 +2103,11 @@
     </w:p>
     <w:p>
       <w:pPr>
-        <w:pStyle w:val="Compact"/>
         <w:numPr>
           <w:ilvl w:val="0"/>
           <w:numId w:val="1009"/>
         </w:numPr>
+        <w:pStyle w:val="Compact"/>
       </w:pPr>
       <w:r>
         <w:t xml:space="preserve">Transforma 2 3/8 a fracción impropia.</w:t>
@@ -1709,11 +2115,11 @@
     </w:p>
     <w:p>
       <w:pPr>
-        <w:pStyle w:val="Compact"/>
         <w:numPr>
           <w:ilvl w:val="0"/>
           <w:numId w:val="1009"/>
         </w:numPr>
+        <w:pStyle w:val="Compact"/>
       </w:pPr>
       <w:r>
         <w:t xml:space="preserve">Escribe dos fracciones equivalentes a 2/5.</w:t>
@@ -1721,11 +2127,11 @@
     </w:p>
     <w:p>
       <w:pPr>
-        <w:pStyle w:val="Compact"/>
         <w:numPr>
           <w:ilvl w:val="0"/>
           <w:numId w:val="1009"/>
         </w:numPr>
+        <w:pStyle w:val="Compact"/>
       </w:pPr>
       <w:r>
         <w:t xml:space="preserve">Simplifica 20/24 hasta su mínima expresión.</w:t>
@@ -1733,11 +2139,11 @@
     </w:p>
     <w:p>
       <w:pPr>
-        <w:pStyle w:val="Compact"/>
         <w:numPr>
           <w:ilvl w:val="0"/>
           <w:numId w:val="1009"/>
         </w:numPr>
+        <w:pStyle w:val="Compact"/>
       </w:pPr>
       <w:r>
         <w:t xml:space="preserve">Compara usando &lt;, &gt; o =: a) 3/7 __ 5/7 b) 2/3 __ 2/9 c) 1/2 __ 4/8</w:t>
@@ -1745,11 +2151,11 @@
     </w:p>
     <w:p>
       <w:pPr>
-        <w:pStyle w:val="Compact"/>
         <w:numPr>
           <w:ilvl w:val="0"/>
           <w:numId w:val="1009"/>
         </w:numPr>
+        <w:pStyle w:val="Compact"/>
       </w:pPr>
       <w:r>
         <w:t xml:space="preserve">Calcula y simplifica si se puede: a) 4/9 + 2/9 b) 7/10 − 3/10 c) 1/3 + 1/6 d) 3/4 − 1/8</w:t>
@@ -1762,9 +2168,9 @@
         </w:pict>
       </w:r>
     </w:p>
-    <w:bookmarkEnd w:id="25"/>
-    <w:bookmarkEnd w:id="26"/>
-    <w:bookmarkStart w:id="32" w:name="sección-4-decimales"/>
+    <w:bookmarkEnd w:id="40"/>
+    <w:bookmarkEnd w:id="41"/>
+    <w:bookmarkStart w:id="48" w:name="sección-4-decimales"/>
     <w:p>
       <w:pPr>
         <w:pStyle w:val="Heading2"/>
@@ -1773,7 +2179,7 @@
         <w:t xml:space="preserve">Sección 4 · Decimales</w:t>
       </w:r>
     </w:p>
-    <w:bookmarkStart w:id="27" w:name="décimos-centésimos-y-milésimos"/>
+    <w:bookmarkStart w:id="42" w:name="décimos-centésimos-y-milésimos"/>
     <w:p>
       <w:pPr>
         <w:pStyle w:val="Heading3"/>
@@ -1787,6 +2193,7 @@
         <w:tblStyle w:val="Table"/>
         <w:tblW w:type="auto" w:w="0"/>
         <w:tblLook w:firstRow="1" w:lastRow="0" w:firstColumn="0" w:lastColumn="0" w:noHBand="0" w:noVBand="0" w:val="0020"/>
+        <w:jc w:val="start"/>
       </w:tblPr>
       <w:tblGrid>
         <w:gridCol w:w="2640"/>
@@ -1795,13 +2202,14 @@
       </w:tblGrid>
       <w:tr>
         <w:trPr>
-          <w:tblHeader w:val="on"/>
+          <w:tblHeader w:val="true"/>
         </w:trPr>
         <w:tc>
           <w:tcPr/>
           <w:p>
             <w:pPr>
               <w:pStyle w:val="Compact"/>
+              <w:jc w:val="left"/>
             </w:pPr>
             <w:r>
               <w:t xml:space="preserve">Fracción</w:t>
@@ -1813,6 +2221,7 @@
           <w:p>
             <w:pPr>
               <w:pStyle w:val="Compact"/>
+              <w:jc w:val="left"/>
             </w:pPr>
             <w:r>
               <w:t xml:space="preserve">Decimal</w:t>
@@ -1824,6 +2233,7 @@
           <w:p>
             <w:pPr>
               <w:pStyle w:val="Compact"/>
+              <w:jc w:val="left"/>
             </w:pPr>
             <w:r>
               <w:t xml:space="preserve">Se lee</w:t>
@@ -1837,6 +2247,7 @@
           <w:p>
             <w:pPr>
               <w:pStyle w:val="Compact"/>
+              <w:jc w:val="left"/>
             </w:pPr>
             <w:r>
               <w:t xml:space="preserve">1/10</w:t>
@@ -1848,6 +2259,7 @@
           <w:p>
             <w:pPr>
               <w:pStyle w:val="Compact"/>
+              <w:jc w:val="left"/>
             </w:pPr>
             <w:r>
               <w:t xml:space="preserve">0,1</w:t>
@@ -1859,6 +2271,7 @@
           <w:p>
             <w:pPr>
               <w:pStyle w:val="Compact"/>
+              <w:jc w:val="left"/>
             </w:pPr>
             <w:r>
               <w:t xml:space="preserve">un décimo</w:t>
@@ -1872,6 +2285,7 @@
           <w:p>
             <w:pPr>
               <w:pStyle w:val="Compact"/>
+              <w:jc w:val="left"/>
             </w:pPr>
             <w:r>
               <w:t xml:space="preserve">1/100</w:t>
@@ -1883,6 +2297,7 @@
           <w:p>
             <w:pPr>
               <w:pStyle w:val="Compact"/>
+              <w:jc w:val="left"/>
             </w:pPr>
             <w:r>
               <w:t xml:space="preserve">0,01</w:t>
@@ -1894,6 +2309,7 @@
           <w:p>
             <w:pPr>
               <w:pStyle w:val="Compact"/>
+              <w:jc w:val="left"/>
             </w:pPr>
             <w:r>
               <w:t xml:space="preserve">un centésimo</w:t>
@@ -1907,6 +2323,7 @@
           <w:p>
             <w:pPr>
               <w:pStyle w:val="Compact"/>
+              <w:jc w:val="left"/>
             </w:pPr>
             <w:r>
               <w:t xml:space="preserve">1/1000</w:t>
@@ -1918,6 +2335,7 @@
           <w:p>
             <w:pPr>
               <w:pStyle w:val="Compact"/>
+              <w:jc w:val="left"/>
             </w:pPr>
             <w:r>
               <w:t xml:space="preserve">0,001</w:t>
@@ -1929,6 +2347,7 @@
           <w:p>
             <w:pPr>
               <w:pStyle w:val="Compact"/>
+              <w:jc w:val="left"/>
             </w:pPr>
             <w:r>
               <w:t xml:space="preserve">un milésimo</w:t>
@@ -1949,8 +2368,8 @@
       </w:r>
       <w:r>
         <w:rPr>
-          <w:b/>
-          <w:bCs/>
+          <w:bCs/>
+          <w:b/>
         </w:rPr>
         <w:t xml:space="preserve">3,472</w:t>
       </w:r>
@@ -1958,8 +2377,8 @@
         <w:t xml:space="preserve">: hay 3 enteros, 4 décimos, 7 centésimos y 2 milésimos.</w:t>
       </w:r>
     </w:p>
-    <w:bookmarkEnd w:id="27"/>
-    <w:bookmarkStart w:id="28" w:name="comparar-decimales"/>
+    <w:bookmarkEnd w:id="42"/>
+    <w:bookmarkStart w:id="43" w:name="comparar-decimales"/>
     <w:p>
       <w:pPr>
         <w:pStyle w:val="Heading3"/>
@@ -1988,8 +2407,8 @@
       </w:r>
       <w:r>
         <w:rPr>
-          <w:b/>
-          <w:bCs/>
+          <w:bCs/>
+          <w:b/>
         </w:rPr>
         <w:t xml:space="preserve">0,7 &gt; 0,68</w:t>
       </w:r>
@@ -2002,8 +2421,8 @@
         <w:t xml:space="preserve">Cuidado con la trampa más común: un número con más cifras decimales no es necesariamente mayor.</w:t>
       </w:r>
     </w:p>
-    <w:bookmarkEnd w:id="28"/>
-    <w:bookmarkStart w:id="29" w:name="sumar-y-restar-decimales"/>
+    <w:bookmarkEnd w:id="43"/>
+    <w:bookmarkStart w:id="44" w:name="sumar-y-restar-decimales"/>
     <w:p>
       <w:pPr>
         <w:pStyle w:val="Heading3"/>
@@ -2024,8 +2443,8 @@
       </w:r>
       <w:r>
         <w:rPr>
-          <w:b/>
-          <w:bCs/>
+          <w:bCs/>
+          <w:b/>
         </w:rPr>
         <w:t xml:space="preserve">la coma se alinea con la coma</w:t>
       </w:r>
@@ -2035,11 +2454,11 @@
     </w:p>
     <w:p>
       <w:pPr>
-        <w:pStyle w:val="Compact"/>
         <w:numPr>
           <w:ilvl w:val="0"/>
           <w:numId w:val="1010"/>
         </w:numPr>
+        <w:pStyle w:val="Compact"/>
       </w:pPr>
       <w:r>
         <w:t xml:space="preserve">12,45 + 3,80 =</w:t>
@@ -2049,19 +2468,19 @@
       </w:r>
       <w:r>
         <w:rPr>
-          <w:b/>
-          <w:bCs/>
+          <w:bCs/>
+          <w:b/>
         </w:rPr>
         <w:t xml:space="preserve">16,25</w:t>
       </w:r>
     </w:p>
     <w:p>
       <w:pPr>
-        <w:pStyle w:val="Compact"/>
         <w:numPr>
           <w:ilvl w:val="0"/>
           <w:numId w:val="1010"/>
         </w:numPr>
+        <w:pStyle w:val="Compact"/>
       </w:pPr>
       <w:r>
         <w:t xml:space="preserve">9,30 − 4,75 =</w:t>
@@ -2071,14 +2490,14 @@
       </w:r>
       <w:r>
         <w:rPr>
-          <w:b/>
-          <w:bCs/>
+          <w:bCs/>
+          <w:b/>
         </w:rPr>
         <w:t xml:space="preserve">4,55</w:t>
       </w:r>
     </w:p>
-    <w:bookmarkEnd w:id="29"/>
-    <w:bookmarkStart w:id="30" w:name="de-fracción-a-decimal"/>
+    <w:bookmarkEnd w:id="44"/>
+    <w:bookmarkStart w:id="46" w:name="de-fracción-a-decimal"/>
     <w:p>
       <w:pPr>
         <w:pStyle w:val="Heading3"/>
@@ -2107,8 +2526,8 @@
       </w:r>
       <w:r>
         <w:rPr>
-          <w:b/>
-          <w:bCs/>
+          <w:bCs/>
+          <w:b/>
         </w:rPr>
         <w:t xml:space="preserve">0,75</w:t>
       </w:r>
@@ -2123,14 +2542,96 @@
       </w:r>
       <w:r>
         <w:rPr>
-          <w:b/>
-          <w:bCs/>
+          <w:bCs/>
+          <w:b/>
         </w:rPr>
         <w:t xml:space="preserve">0,125</w:t>
       </w:r>
     </w:p>
-    <w:bookmarkEnd w:id="30"/>
-    <w:bookmarkStart w:id="31" w:name="ahora-tú-3"/>
+    <w:bookmarkStart w:id="45" w:name="palabras-nuevas-4"/>
+    <w:p>
+      <w:pPr>
+        <w:pStyle w:val="Heading4"/>
+      </w:pPr>
+      <w:r>
+        <w:t xml:space="preserve">📖 Palabras nuevas</w:t>
+      </w:r>
+    </w:p>
+    <w:p>
+      <w:pPr>
+        <w:pStyle w:val="FirstParagraph"/>
+      </w:pPr>
+      <w:r>
+        <w:rPr>
+          <w:bCs/>
+          <w:b/>
+        </w:rPr>
+        <w:t xml:space="preserve">Décimo, centésimo y milésimo.</w:t>
+      </w:r>
+      <w:r>
+        <w:t xml:space="preserve"> </w:t>
+      </w:r>
+      <w:r>
+        <w:t xml:space="preserve">Son los pedacitos en que se parte un entero: en 10 partes (décimo), en 100 (centésimo) o en 1.000 (milésimo). Mientras más partes, más chico es cada pedazo.</w:t>
+      </w:r>
+    </w:p>
+    <w:p>
+      <w:pPr>
+        <w:pStyle w:val="BodyText"/>
+      </w:pPr>
+      <w:r>
+        <w:rPr>
+          <w:bCs/>
+          <w:b/>
+        </w:rPr>
+        <w:t xml:space="preserve">Cifra decimal.</w:t>
+      </w:r>
+      <w:r>
+        <w:t xml:space="preserve"> </w:t>
+      </w:r>
+      <w:r>
+        <w:t xml:space="preserve">Cada número que está después de la coma. En 3,472 las cifras decimales son 4, 7 y 2.</w:t>
+      </w:r>
+    </w:p>
+    <w:p>
+      <w:pPr>
+        <w:pStyle w:val="BodyText"/>
+      </w:pPr>
+      <w:r>
+        <w:rPr>
+          <w:bCs/>
+          <w:b/>
+        </w:rPr>
+        <w:t xml:space="preserve">Número natural.</w:t>
+      </w:r>
+      <w:r>
+        <w:t xml:space="preserve"> </w:t>
+      </w:r>
+      <w:r>
+        <w:t xml:space="preserve">Los números que usas para contar: 0, 1, 2, 3, 4… sin coma ni fracción.</w:t>
+      </w:r>
+    </w:p>
+    <w:p>
+      <w:pPr>
+        <w:pStyle w:val="BodyText"/>
+      </w:pPr>
+      <w:r>
+        <w:rPr>
+          <w:bCs/>
+          <w:b/>
+        </w:rPr>
+        <w:t xml:space="preserve">Alinear.</w:t>
+      </w:r>
+      <w:r>
+        <w:t xml:space="preserve"> </w:t>
+      </w:r>
+      <w:r>
+        <w:t xml:space="preserve">Dejar una cosa justo debajo de la otra, en la misma columna. Al sumar decimales, la coma de arriba tiene que quedar exactamente sobre la coma de abajo.</w:t>
+      </w:r>
+    </w:p>
+    <w:bookmarkEnd w:id="45"/>
+    <w:bookmarkEnd w:id="46"/>
+    <w:bookmarkStart w:id="47" w:name="ahora-tú-3"/>
     <w:p>
       <w:pPr>
         <w:pStyle w:val="Heading3"/>
@@ -2141,11 +2642,11 @@
     </w:p>
     <w:p>
       <w:pPr>
-        <w:pStyle w:val="Compact"/>
         <w:numPr>
           <w:ilvl w:val="0"/>
           <w:numId w:val="1011"/>
         </w:numPr>
+        <w:pStyle w:val="Compact"/>
       </w:pPr>
       <w:r>
         <w:t xml:space="preserve">Escribe como decimal: a) 7/10 b) 45/100 c) 8/1000 d) 1/4</w:t>
@@ -2153,11 +2654,11 @@
     </w:p>
     <w:p>
       <w:pPr>
-        <w:pStyle w:val="Compact"/>
         <w:numPr>
           <w:ilvl w:val="0"/>
           <w:numId w:val="1011"/>
         </w:numPr>
+        <w:pStyle w:val="Compact"/>
       </w:pPr>
       <w:r>
         <w:t xml:space="preserve">Escribe como fracción simplificada: a) 0,6 b) 0,25 c) 0,125</w:t>
@@ -2165,11 +2666,11 @@
     </w:p>
     <w:p>
       <w:pPr>
-        <w:pStyle w:val="Compact"/>
         <w:numPr>
           <w:ilvl w:val="0"/>
           <w:numId w:val="1011"/>
         </w:numPr>
+        <w:pStyle w:val="Compact"/>
       </w:pPr>
       <w:r>
         <w:t xml:space="preserve">¿Qué valor tiene el 5 en 2,357?</w:t>
@@ -2177,11 +2678,11 @@
     </w:p>
     <w:p>
       <w:pPr>
-        <w:pStyle w:val="Compact"/>
         <w:numPr>
           <w:ilvl w:val="0"/>
           <w:numId w:val="1011"/>
         </w:numPr>
+        <w:pStyle w:val="Compact"/>
       </w:pPr>
       <w:r>
         <w:t xml:space="preserve">Ordena de menor a mayor: 0,9 · 0,09 · 0,901 · 0,19</w:t>
@@ -2189,11 +2690,11 @@
     </w:p>
     <w:p>
       <w:pPr>
-        <w:pStyle w:val="Compact"/>
         <w:numPr>
           <w:ilvl w:val="0"/>
           <w:numId w:val="1011"/>
         </w:numPr>
+        <w:pStyle w:val="Compact"/>
       </w:pPr>
       <w:r>
         <w:t xml:space="preserve">Calcula: a) 5,64 + 12,9 b) 20 − 7,35 c) 3,5 + 0,75 + 1,2 d) 8,04 − 3,7</w:t>
@@ -2201,11 +2702,11 @@
     </w:p>
     <w:p>
       <w:pPr>
-        <w:pStyle w:val="Compact"/>
         <w:numPr>
           <w:ilvl w:val="0"/>
           <w:numId w:val="1011"/>
         </w:numPr>
+        <w:pStyle w:val="Compact"/>
       </w:pPr>
       <w:r>
         <w:t xml:space="preserve">Bego corrió 2,8 km el lunes y 3,45 km el miércoles. ¿Cuántos kilómetros corrió en total? ¿Cuánto más corrió el miércoles que el lunes?</w:t>
@@ -2218,9 +2719,9 @@
         </w:pict>
       </w:r>
     </w:p>
-    <w:bookmarkEnd w:id="31"/>
-    <w:bookmarkEnd w:id="32"/>
-    <w:bookmarkStart w:id="36" w:name="práctica-graduada"/>
+    <w:bookmarkEnd w:id="47"/>
+    <w:bookmarkEnd w:id="48"/>
+    <w:bookmarkStart w:id="53" w:name="práctica-graduada"/>
     <w:p>
       <w:pPr>
         <w:pStyle w:val="Heading2"/>
@@ -2229,7 +2730,35 @@
         <w:t xml:space="preserve">Práctica graduada</w:t>
       </w:r>
     </w:p>
-    <w:bookmarkStart w:id="33" w:name="nivel-1-para-calentar"/>
+    <w:bookmarkStart w:id="49" w:name="palabras-nuevas-5"/>
+    <w:p>
+      <w:pPr>
+        <w:pStyle w:val="Heading4"/>
+      </w:pPr>
+      <w:r>
+        <w:t xml:space="preserve">📖 Palabras nuevas</w:t>
+      </w:r>
+    </w:p>
+    <w:p>
+      <w:pPr>
+        <w:pStyle w:val="FirstParagraph"/>
+      </w:pPr>
+      <w:r>
+        <w:rPr>
+          <w:bCs/>
+          <w:b/>
+        </w:rPr>
+        <w:t xml:space="preserve">Graduada.</w:t>
+      </w:r>
+      <w:r>
+        <w:t xml:space="preserve"> </w:t>
+      </w:r>
+      <w:r>
+        <w:t xml:space="preserve">Ordenada de más fácil a más difícil, de a poco. Los primeros ejercicios son suaves y los últimos son el desafío.</w:t>
+      </w:r>
+    </w:p>
+    <w:bookmarkEnd w:id="49"/>
+    <w:bookmarkStart w:id="50" w:name="nivel-1-para-calentar"/>
     <w:p>
       <w:pPr>
         <w:pStyle w:val="Heading3"/>
@@ -2240,11 +2769,11 @@
     </w:p>
     <w:p>
       <w:pPr>
-        <w:pStyle w:val="Compact"/>
         <w:numPr>
           <w:ilvl w:val="0"/>
           <w:numId w:val="1012"/>
         </w:numPr>
+        <w:pStyle w:val="Compact"/>
       </w:pPr>
       <w:r>
         <w:t xml:space="preserve">3.706 × 8 =</w:t>
@@ -2252,11 +2781,11 @@
     </w:p>
     <w:p>
       <w:pPr>
-        <w:pStyle w:val="Compact"/>
         <w:numPr>
           <w:ilvl w:val="0"/>
           <w:numId w:val="1012"/>
         </w:numPr>
+        <w:pStyle w:val="Compact"/>
       </w:pPr>
       <w:r>
         <w:t xml:space="preserve">6.930 ÷ 9 =</w:t>
@@ -2264,11 +2793,11 @@
     </w:p>
     <w:p>
       <w:pPr>
-        <w:pStyle w:val="Compact"/>
         <w:numPr>
           <w:ilvl w:val="0"/>
           <w:numId w:val="1012"/>
         </w:numPr>
+        <w:pStyle w:val="Compact"/>
       </w:pPr>
       <w:r>
         <w:t xml:space="preserve">5/12 + 4/12 =</w:t>
@@ -2276,11 +2805,11 @@
     </w:p>
     <w:p>
       <w:pPr>
-        <w:pStyle w:val="Compact"/>
         <w:numPr>
           <w:ilvl w:val="0"/>
           <w:numId w:val="1012"/>
         </w:numPr>
+        <w:pStyle w:val="Compact"/>
       </w:pPr>
       <w:r>
         <w:t xml:space="preserve">0,4 + 0,35 =</w:t>
@@ -2288,18 +2817,18 @@
     </w:p>
     <w:p>
       <w:pPr>
-        <w:pStyle w:val="Compact"/>
         <w:numPr>
           <w:ilvl w:val="0"/>
           <w:numId w:val="1012"/>
         </w:numPr>
+        <w:pStyle w:val="Compact"/>
       </w:pPr>
       <w:r>
         <w:t xml:space="preserve">Ordena de mayor a menor: 1/2 · 1/5 · 1/10</w:t>
       </w:r>
     </w:p>
-    <w:bookmarkEnd w:id="33"/>
-    <w:bookmarkStart w:id="34" w:name="nivel-2-para-afirmar"/>
+    <w:bookmarkEnd w:id="50"/>
+    <w:bookmarkStart w:id="51" w:name="nivel-2-para-afirmar"/>
     <w:p>
       <w:pPr>
         <w:pStyle w:val="Heading3"/>
@@ -2310,11 +2839,11 @@
     </w:p>
     <w:p>
       <w:pPr>
-        <w:pStyle w:val="Compact"/>
         <w:numPr>
           <w:ilvl w:val="0"/>
           <w:numId w:val="1013"/>
         </w:numPr>
+        <w:pStyle w:val="Compact"/>
       </w:pPr>
       <w:r>
         <w:t xml:space="preserve">428 × 63 =</w:t>
@@ -2322,11 +2851,11 @@
     </w:p>
     <w:p>
       <w:pPr>
-        <w:pStyle w:val="Compact"/>
         <w:numPr>
           <w:ilvl w:val="0"/>
           <w:numId w:val="1013"/>
         </w:numPr>
+        <w:pStyle w:val="Compact"/>
       </w:pPr>
       <w:r>
         <w:t xml:space="preserve">8.514 ÷ 22 =</w:t>
@@ -2334,11 +2863,11 @@
     </w:p>
     <w:p>
       <w:pPr>
-        <w:pStyle w:val="Compact"/>
         <w:numPr>
           <w:ilvl w:val="0"/>
           <w:numId w:val="1013"/>
         </w:numPr>
+        <w:pStyle w:val="Compact"/>
       </w:pPr>
       <w:r>
         <w:t xml:space="preserve">2/3 + 1/6 − 1/2 =</w:t>
@@ -2346,11 +2875,11 @@
     </w:p>
     <w:p>
       <w:pPr>
-        <w:pStyle w:val="Compact"/>
         <w:numPr>
           <w:ilvl w:val="0"/>
           <w:numId w:val="1013"/>
         </w:numPr>
+        <w:pStyle w:val="Compact"/>
       </w:pPr>
       <w:r>
         <w:t xml:space="preserve">15,7 − 8,49 =</w:t>
@@ -2358,18 +2887,18 @@
     </w:p>
     <w:p>
       <w:pPr>
-        <w:pStyle w:val="Compact"/>
         <w:numPr>
           <w:ilvl w:val="0"/>
           <w:numId w:val="1013"/>
         </w:numPr>
+        <w:pStyle w:val="Compact"/>
       </w:pPr>
       <w:r>
         <w:t xml:space="preserve">¿Cuántos milésimos hay en 0,42?</w:t>
       </w:r>
     </w:p>
-    <w:bookmarkEnd w:id="34"/>
-    <w:bookmarkStart w:id="35" w:name="nivel-3-desafío"/>
+    <w:bookmarkEnd w:id="51"/>
+    <w:bookmarkStart w:id="52" w:name="nivel-3-desafío"/>
     <w:p>
       <w:pPr>
         <w:pStyle w:val="Heading3"/>
@@ -2380,11 +2909,11 @@
     </w:p>
     <w:p>
       <w:pPr>
-        <w:pStyle w:val="Compact"/>
         <w:numPr>
           <w:ilvl w:val="0"/>
           <w:numId w:val="1014"/>
         </w:numPr>
+        <w:pStyle w:val="Compact"/>
       </w:pPr>
       <w:r>
         <w:t xml:space="preserve">Un tren recorre 1.245 km cada día. ¿Cuántos kilómetros recorre en 21 días?</w:t>
@@ -2392,11 +2921,11 @@
     </w:p>
     <w:p>
       <w:pPr>
-        <w:pStyle w:val="Compact"/>
         <w:numPr>
           <w:ilvl w:val="0"/>
           <w:numId w:val="1014"/>
         </w:numPr>
+        <w:pStyle w:val="Compact"/>
       </w:pPr>
       <w:r>
         <w:t xml:space="preserve">Una biblioteca tiene 12.480 libros y los ordena en estantes de 96 libros cada uno. ¿Cuántos estantes necesita?</w:t>
@@ -2404,11 +2933,11 @@
     </w:p>
     <w:p>
       <w:pPr>
-        <w:pStyle w:val="Compact"/>
         <w:numPr>
           <w:ilvl w:val="0"/>
           <w:numId w:val="1014"/>
         </w:numPr>
+        <w:pStyle w:val="Compact"/>
       </w:pPr>
       <w:r>
         <w:t xml:space="preserve">Bego leyó 2/5 de un libro de 240 páginas el lunes y 1/4 del libro el martes. ¿Cuántas páginas leyó en total? ¿Qué fracción del libro le queda por leer?</w:t>
@@ -2416,11 +2945,11 @@
     </w:p>
     <w:p>
       <w:pPr>
-        <w:pStyle w:val="Compact"/>
         <w:numPr>
           <w:ilvl w:val="0"/>
           <w:numId w:val="1014"/>
         </w:numPr>
+        <w:pStyle w:val="Compact"/>
       </w:pPr>
       <w:r>
         <w:t xml:space="preserve">Tres corredoras recorrieron 3,75 km, 4,2 km y 3,08 km. ¿Cuál es el total? ¿Cuánto más corrió la primera que la tercera?</w:t>
@@ -2428,11 +2957,11 @@
     </w:p>
     <w:p>
       <w:pPr>
-        <w:pStyle w:val="Compact"/>
         <w:numPr>
           <w:ilvl w:val="0"/>
           <w:numId w:val="1014"/>
         </w:numPr>
+        <w:pStyle w:val="Compact"/>
       </w:pPr>
       <w:r>
         <w:t xml:space="preserve">Un frasco de miel pesa 0,65 kg. ¿Cuánto pesan 4 frascos iguales?</w:t>
@@ -2445,9 +2974,9 @@
         </w:pict>
       </w:r>
     </w:p>
-    <w:bookmarkEnd w:id="35"/>
-    <w:bookmarkEnd w:id="36"/>
-    <w:bookmarkStart w:id="37" w:name="Xae3025432d35c85ab5af0e499c391df2acbdeaa"/>
+    <w:bookmarkEnd w:id="52"/>
+    <w:bookmarkEnd w:id="53"/>
+    <w:bookmarkStart w:id="55" w:name="Xae3025432d35c85ab5af0e499c391df2acbdeaa"/>
     <w:p>
       <w:pPr>
         <w:pStyle w:val="Heading2"/>
@@ -2456,11 +2985,92 @@
         <w:t xml:space="preserve">Actividad central · El presupuesto de la once de curso</w:t>
       </w:r>
     </w:p>
+    <w:bookmarkStart w:id="54" w:name="palabras-nuevas-6"/>
+    <w:p>
+      <w:pPr>
+        <w:pStyle w:val="Heading4"/>
+      </w:pPr>
+      <w:r>
+        <w:t xml:space="preserve">📖 Palabras nuevas</w:t>
+      </w:r>
+    </w:p>
     <w:p>
       <w:pPr>
         <w:pStyle w:val="FirstParagraph"/>
       </w:pPr>
       <w:r>
+        <w:rPr>
+          <w:bCs/>
+          <w:b/>
+        </w:rPr>
+        <w:t xml:space="preserve">Presupuesto.</w:t>
+      </w:r>
+      <w:r>
+        <w:t xml:space="preserve"> </w:t>
+      </w:r>
+      <w:r>
+        <w:t xml:space="preserve">El plan de cuánta plata vas a gastar y en qué. Sirve para saber de antemano si te alcanza.</w:t>
+      </w:r>
+    </w:p>
+    <w:p>
+      <w:pPr>
+        <w:pStyle w:val="BodyText"/>
+      </w:pPr>
+      <w:r>
+        <w:rPr>
+          <w:bCs/>
+          <w:b/>
+        </w:rPr>
+        <w:t xml:space="preserve">Precio unitario.</w:t>
+      </w:r>
+      <w:r>
+        <w:t xml:space="preserve"> </w:t>
+      </w:r>
+      <w:r>
+        <w:t xml:space="preserve">Lo que cuesta una sola unidad del producto. Si una bolsa de pan vale $2.450, ese es el precio unitario de la bolsa.</w:t>
+      </w:r>
+    </w:p>
+    <w:p>
+      <w:pPr>
+        <w:pStyle w:val="BodyText"/>
+      </w:pPr>
+      <w:r>
+        <w:rPr>
+          <w:bCs/>
+          <w:b/>
+        </w:rPr>
+        <w:t xml:space="preserve">Semestre.</w:t>
+      </w:r>
+      <w:r>
+        <w:t xml:space="preserve"> </w:t>
+      </w:r>
+      <w:r>
+        <w:t xml:space="preserve">La mitad del año escolar. El año se divide en dos semestres, con vacaciones de invierno en el medio.</w:t>
+      </w:r>
+    </w:p>
+    <w:p>
+      <w:pPr>
+        <w:pStyle w:val="BodyText"/>
+      </w:pPr>
+      <w:r>
+        <w:rPr>
+          <w:bCs/>
+          <w:b/>
+        </w:rPr>
+        <w:t xml:space="preserve">Aportar.</w:t>
+      </w:r>
+      <w:r>
+        <w:t xml:space="preserve"> </w:t>
+      </w:r>
+      <w:r>
+        <w:t xml:space="preserve">Poner tu parte de la plata para juntar entre todos. Si cada uno aporta $1.500, se van sumando todos esos aportes.</w:t>
+      </w:r>
+    </w:p>
+    <w:p>
+      <w:pPr>
+        <w:pStyle w:val="BodyText"/>
+      </w:pPr>
+      <w:r>
         <w:t xml:space="preserve">Bego organiza la once de fin de semestre para su curso de</w:t>
       </w:r>
       <w:r>
@@ -2468,8 +3078,8 @@
       </w:r>
       <w:r>
         <w:rPr>
-          <w:b/>
-          <w:bCs/>
+          <w:bCs/>
+          <w:b/>
         </w:rPr>
         <w:t xml:space="preserve">24 estudiantes</w:t>
       </w:r>
@@ -2482,6 +3092,7 @@
         <w:tblStyle w:val="Table"/>
         <w:tblW w:type="auto" w:w="0"/>
         <w:tblLook w:firstRow="1" w:lastRow="0" w:firstColumn="0" w:lastColumn="0" w:noHBand="0" w:noVBand="0" w:val="0020"/>
+        <w:jc w:val="start"/>
       </w:tblPr>
       <w:tblGrid>
         <w:gridCol w:w="2640"/>
@@ -2490,13 +3101,14 @@
       </w:tblGrid>
       <w:tr>
         <w:trPr>
-          <w:tblHeader w:val="on"/>
+          <w:tblHeader w:val="true"/>
         </w:trPr>
         <w:tc>
           <w:tcPr/>
           <w:p>
             <w:pPr>
               <w:pStyle w:val="Compact"/>
+              <w:jc w:val="left"/>
             </w:pPr>
             <w:r>
               <w:t xml:space="preserve">Producto</w:t>
@@ -2508,6 +3120,7 @@
           <w:p>
             <w:pPr>
               <w:pStyle w:val="Compact"/>
+              <w:jc w:val="left"/>
             </w:pPr>
             <w:r>
               <w:t xml:space="preserve">Detalle</w:t>
@@ -2519,6 +3132,7 @@
           <w:p>
             <w:pPr>
               <w:pStyle w:val="Compact"/>
+              <w:jc w:val="left"/>
             </w:pPr>
             <w:r>
               <w:t xml:space="preserve">Precio unitario</w:t>
@@ -2532,6 +3146,7 @@
           <w:p>
             <w:pPr>
               <w:pStyle w:val="Compact"/>
+              <w:jc w:val="left"/>
             </w:pPr>
             <w:r>
               <w:t xml:space="preserve">Jugo</w:t>
@@ -2543,6 +3158,7 @@
           <w:p>
             <w:pPr>
               <w:pStyle w:val="Compact"/>
+              <w:jc w:val="left"/>
             </w:pPr>
             <w:r>
               <w:t xml:space="preserve">6 cajas</w:t>
@@ -2554,6 +3170,7 @@
           <w:p>
             <w:pPr>
               <w:pStyle w:val="Compact"/>
+              <w:jc w:val="left"/>
             </w:pPr>
             <w:r>
               <w:t xml:space="preserve">$1.290</w:t>
@@ -2567,6 +3184,7 @@
           <w:p>
             <w:pPr>
               <w:pStyle w:val="Compact"/>
+              <w:jc w:val="left"/>
             </w:pPr>
             <w:r>
               <w:t xml:space="preserve">Pan</w:t>
@@ -2578,6 +3196,7 @@
           <w:p>
             <w:pPr>
               <w:pStyle w:val="Compact"/>
+              <w:jc w:val="left"/>
             </w:pPr>
             <w:r>
               <w:t xml:space="preserve">96 panes, en bolsas de 12</w:t>
@@ -2589,6 +3208,7 @@
           <w:p>
             <w:pPr>
               <w:pStyle w:val="Compact"/>
+              <w:jc w:val="left"/>
             </w:pPr>
             <w:r>
               <w:t xml:space="preserve">$2.450 la bolsa</w:t>
@@ -2602,6 +3222,7 @@
           <w:p>
             <w:pPr>
               <w:pStyle w:val="Compact"/>
+              <w:jc w:val="left"/>
             </w:pPr>
             <w:r>
               <w:t xml:space="preserve">Fruta</w:t>
@@ -2613,6 +3234,7 @@
           <w:p>
             <w:pPr>
               <w:pStyle w:val="Compact"/>
+              <w:jc w:val="left"/>
             </w:pPr>
             <w:r>
               <w:t xml:space="preserve">3,5 kg de uva y 2,75 kg de manzana</w:t>
@@ -2624,6 +3246,7 @@
           <w:p>
             <w:pPr>
               <w:pStyle w:val="Compact"/>
+              <w:jc w:val="left"/>
             </w:pPr>
             <w:r>
               <w:t xml:space="preserve">—</w:t>
@@ -2642,11 +3265,11 @@
     </w:p>
     <w:p>
       <w:pPr>
-        <w:pStyle w:val="Compact"/>
         <w:numPr>
           <w:ilvl w:val="0"/>
           <w:numId w:val="1015"/>
         </w:numPr>
+        <w:pStyle w:val="Compact"/>
       </w:pPr>
       <w:r>
         <w:t xml:space="preserve">¿Cuánto se gasta en jugo?</w:t>
@@ -2654,11 +3277,11 @@
     </w:p>
     <w:p>
       <w:pPr>
-        <w:pStyle w:val="Compact"/>
         <w:numPr>
           <w:ilvl w:val="0"/>
           <w:numId w:val="1015"/>
         </w:numPr>
+        <w:pStyle w:val="Compact"/>
       </w:pPr>
       <w:r>
         <w:t xml:space="preserve">¿Cuántas bolsas de pan hay que comprar? ¿Cuánto cuestan?</w:t>
@@ -2666,11 +3289,11 @@
     </w:p>
     <w:p>
       <w:pPr>
-        <w:pStyle w:val="Compact"/>
         <w:numPr>
           <w:ilvl w:val="0"/>
           <w:numId w:val="1015"/>
         </w:numPr>
+        <w:pStyle w:val="Compact"/>
       </w:pPr>
       <w:r>
         <w:t xml:space="preserve">¿Cuántos kilos de fruta se compran en total?</w:t>
@@ -2678,11 +3301,11 @@
     </w:p>
     <w:p>
       <w:pPr>
-        <w:pStyle w:val="Compact"/>
         <w:numPr>
           <w:ilvl w:val="0"/>
           <w:numId w:val="1015"/>
         </w:numPr>
+        <w:pStyle w:val="Compact"/>
       </w:pPr>
       <w:r>
         <w:t xml:space="preserve">De los 24 estudiantes, 3/8 prefiere jugo de durazno y 1/4 prefiere jugo de naranja. ¿Cuántos son en cada caso? ¿Cuántos prefieren manzana? ¿Qué fracción del curso representa ese último grupo?</w:t>
@@ -2690,11 +3313,11 @@
     </w:p>
     <w:p>
       <w:pPr>
-        <w:pStyle w:val="Compact"/>
         <w:numPr>
           <w:ilvl w:val="0"/>
           <w:numId w:val="1015"/>
         </w:numPr>
+        <w:pStyle w:val="Compact"/>
       </w:pPr>
       <w:r>
         <w:t xml:space="preserve">¿Cuál es el gasto total de la once?</w:t>
@@ -2702,11 +3325,11 @@
     </w:p>
     <w:p>
       <w:pPr>
-        <w:pStyle w:val="Compact"/>
         <w:numPr>
           <w:ilvl w:val="0"/>
           <w:numId w:val="1015"/>
         </w:numPr>
+        <w:pStyle w:val="Compact"/>
       </w:pPr>
       <w:r>
         <w:t xml:space="preserve">Si cada estudiante aporta $1.500, ¿se reúne lo suficiente? ¿Cuánto sobra o falta?</w:t>
@@ -2719,8 +3342,9 @@
         </w:pict>
       </w:r>
     </w:p>
-    <w:bookmarkEnd w:id="37"/>
-    <w:bookmarkStart w:id="38" w:name="evaluación-integradora"/>
+    <w:bookmarkEnd w:id="54"/>
+    <w:bookmarkEnd w:id="55"/>
+    <w:bookmarkStart w:id="57" w:name="evaluación-integradora"/>
     <w:p>
       <w:pPr>
         <w:pStyle w:val="Heading2"/>
@@ -2729,21 +3353,102 @@
         <w:t xml:space="preserve">Evaluación integradora</w:t>
       </w:r>
     </w:p>
+    <w:bookmarkStart w:id="56" w:name="palabras-nuevas-7"/>
+    <w:p>
+      <w:pPr>
+        <w:pStyle w:val="Heading4"/>
+      </w:pPr>
+      <w:r>
+        <w:t xml:space="preserve">📖 Palabras nuevas</w:t>
+      </w:r>
+    </w:p>
     <w:p>
       <w:pPr>
         <w:pStyle w:val="FirstParagraph"/>
       </w:pPr>
       <w:r>
+        <w:rPr>
+          <w:bCs/>
+          <w:b/>
+        </w:rPr>
+        <w:t xml:space="preserve">Integradora.</w:t>
+      </w:r>
+      <w:r>
+        <w:t xml:space="preserve"> </w:t>
+      </w:r>
+      <w:r>
+        <w:t xml:space="preserve">Que junta todo lo que viste en la guía en una sola prueba, no solo un tema.</w:t>
+      </w:r>
+    </w:p>
+    <w:p>
+      <w:pPr>
+        <w:pStyle w:val="BodyText"/>
+      </w:pPr>
+      <w:r>
+        <w:rPr>
+          <w:bCs/>
+          <w:b/>
+        </w:rPr>
+        <w:t xml:space="preserve">Procedimiento.</w:t>
+      </w:r>
+      <w:r>
+        <w:t xml:space="preserve"> </w:t>
+      </w:r>
+      <w:r>
+        <w:t xml:space="preserve">Los pasos que hiciste para llegar al resultado. «Mostrar el procedimiento» es escribir cómo lo calculaste, no solo la respuesta.</w:t>
+      </w:r>
+    </w:p>
+    <w:p>
+      <w:pPr>
+        <w:pStyle w:val="BodyText"/>
+      </w:pPr>
+      <w:r>
+        <w:rPr>
+          <w:bCs/>
+          <w:b/>
+        </w:rPr>
+        <w:t xml:space="preserve">Transformar.</w:t>
+      </w:r>
+      <w:r>
+        <w:t xml:space="preserve"> </w:t>
+      </w:r>
+      <w:r>
+        <w:t xml:space="preserve">Escribir el mismo número de otra manera, sin cambiar cuánto vale. Transformar 23/6 a número mixto es escribirlo como 3 5/6.</w:t>
+      </w:r>
+    </w:p>
+    <w:p>
+      <w:pPr>
+        <w:pStyle w:val="BodyText"/>
+      </w:pPr>
+      <w:r>
+        <w:rPr>
+          <w:bCs/>
+          <w:b/>
+        </w:rPr>
+        <w:t xml:space="preserve">Mesada.</w:t>
+      </w:r>
+      <w:r>
+        <w:t xml:space="preserve"> </w:t>
+      </w:r>
+      <w:r>
+        <w:t xml:space="preserve">La plata que te dan cada mes para tus gastos.</w:t>
+      </w:r>
+    </w:p>
+    <w:p>
+      <w:pPr>
+        <w:pStyle w:val="BodyText"/>
+      </w:pPr>
+      <w:r>
         <w:t xml:space="preserve">Resuelve mostrando el procedimiento. Cada pregunta vale 1 punto.</w:t>
       </w:r>
     </w:p>
     <w:p>
       <w:pPr>
-        <w:pStyle w:val="Compact"/>
         <w:numPr>
           <w:ilvl w:val="0"/>
           <w:numId w:val="1016"/>
         </w:numPr>
+        <w:pStyle w:val="Compact"/>
       </w:pPr>
       <w:r>
         <w:t xml:space="preserve">Escribe con palabras 630.045.</w:t>
@@ -2751,11 +3456,11 @@
     </w:p>
     <w:p>
       <w:pPr>
-        <w:pStyle w:val="Compact"/>
         <w:numPr>
           <w:ilvl w:val="0"/>
           <w:numId w:val="1016"/>
         </w:numPr>
+        <w:pStyle w:val="Compact"/>
       </w:pPr>
       <w:r>
         <w:t xml:space="preserve">¿Qué número es 400.000 + 70.000 + 200 + 9?</w:t>
@@ -2763,11 +3468,11 @@
     </w:p>
     <w:p>
       <w:pPr>
-        <w:pStyle w:val="Compact"/>
         <w:numPr>
           <w:ilvl w:val="0"/>
           <w:numId w:val="1016"/>
         </w:numPr>
+        <w:pStyle w:val="Compact"/>
       </w:pPr>
       <w:r>
         <w:t xml:space="preserve">Redondea 187.640 a la unidad de mil.</w:t>
@@ -2775,11 +3480,11 @@
     </w:p>
     <w:p>
       <w:pPr>
-        <w:pStyle w:val="Compact"/>
         <w:numPr>
           <w:ilvl w:val="0"/>
           <w:numId w:val="1016"/>
         </w:numPr>
+        <w:pStyle w:val="Compact"/>
       </w:pPr>
       <w:r>
         <w:t xml:space="preserve">Calcula 2.075 × 48.</w:t>
@@ -2787,11 +3492,11 @@
     </w:p>
     <w:p>
       <w:pPr>
-        <w:pStyle w:val="Compact"/>
         <w:numPr>
           <w:ilvl w:val="0"/>
           <w:numId w:val="1016"/>
         </w:numPr>
+        <w:pStyle w:val="Compact"/>
       </w:pPr>
       <w:r>
         <w:t xml:space="preserve">Calcula 15.372 ÷ 12.</w:t>
@@ -2799,11 +3504,11 @@
     </w:p>
     <w:p>
       <w:pPr>
-        <w:pStyle w:val="Compact"/>
         <w:numPr>
           <w:ilvl w:val="0"/>
           <w:numId w:val="1016"/>
         </w:numPr>
+        <w:pStyle w:val="Compact"/>
       </w:pPr>
       <w:r>
         <w:t xml:space="preserve">Transforma 23/6 a número mixto.</w:t>
@@ -2811,11 +3516,11 @@
     </w:p>
     <w:p>
       <w:pPr>
-        <w:pStyle w:val="Compact"/>
         <w:numPr>
           <w:ilvl w:val="0"/>
           <w:numId w:val="1016"/>
         </w:numPr>
+        <w:pStyle w:val="Compact"/>
       </w:pPr>
       <w:r>
         <w:t xml:space="preserve">Calcula 5/8 + 1/4 y simplifica si es posible.</w:t>
@@ -2823,11 +3528,11 @@
     </w:p>
     <w:p>
       <w:pPr>
-        <w:pStyle w:val="Compact"/>
         <w:numPr>
           <w:ilvl w:val="0"/>
           <w:numId w:val="1016"/>
         </w:numPr>
+        <w:pStyle w:val="Compact"/>
       </w:pPr>
       <w:r>
         <w:t xml:space="preserve">Calcula 7/9 − 1/3.</w:t>
@@ -2835,11 +3540,11 @@
     </w:p>
     <w:p>
       <w:pPr>
-        <w:pStyle w:val="Compact"/>
         <w:numPr>
           <w:ilvl w:val="0"/>
           <w:numId w:val="1016"/>
         </w:numPr>
+        <w:pStyle w:val="Compact"/>
       </w:pPr>
       <w:r>
         <w:t xml:space="preserve">Ordena de menor a mayor: 1,05 · 1,5 · 0,95 · 1,055</w:t>
@@ -2847,11 +3552,11 @@
     </w:p>
     <w:p>
       <w:pPr>
-        <w:pStyle w:val="Compact"/>
         <w:numPr>
           <w:ilvl w:val="0"/>
           <w:numId w:val="1016"/>
         </w:numPr>
+        <w:pStyle w:val="Compact"/>
       </w:pPr>
       <w:r>
         <w:t xml:space="preserve">Calcula 14,2 − 6,78.</w:t>
@@ -2859,11 +3564,11 @@
     </w:p>
     <w:p>
       <w:pPr>
-        <w:pStyle w:val="Compact"/>
         <w:numPr>
           <w:ilvl w:val="0"/>
           <w:numId w:val="1016"/>
         </w:numPr>
+        <w:pStyle w:val="Compact"/>
       </w:pPr>
       <w:r>
         <w:t xml:space="preserve">Un camión transporta 1.350 cajas por viaje y hace 16 viajes. ¿Cuántas cajas transporta en total?</w:t>
@@ -2871,11 +3576,11 @@
     </w:p>
     <w:p>
       <w:pPr>
-        <w:pStyle w:val="Compact"/>
         <w:numPr>
           <w:ilvl w:val="0"/>
           <w:numId w:val="1016"/>
         </w:numPr>
+        <w:pStyle w:val="Compact"/>
       </w:pPr>
       <w:r>
         <w:t xml:space="preserve">Bego gastó 3/10 de su mesada en un libro y 2/5 en un regalo. ¿Qué fracción de la mesada gastó? ¿Qué fracción le quedó?</w:t>
@@ -2886,9 +3591,10 @@
         <w:br w:type="page"/>
       </w:r>
     </w:p>
-    <w:bookmarkEnd w:id="38"/>
-    <w:bookmarkEnd w:id="39"/>
-    <w:bookmarkStart w:id="49" w:name="solucionario-guía-1-matemáticas"/>
+    <w:bookmarkEnd w:id="56"/>
+    <w:bookmarkEnd w:id="57"/>
+    <w:bookmarkEnd w:id="58"/>
+    <w:bookmarkStart w:id="68" w:name="solucionario-guía-1-matemáticas"/>
     <w:p>
       <w:pPr>
         <w:pStyle w:val="Heading1"/>
@@ -2903,8 +3609,8 @@
       </w:pPr>
       <w:r>
         <w:rPr>
-          <w:b/>
-          <w:bCs/>
+          <w:bCs/>
+          <w:b/>
         </w:rPr>
         <w:t xml:space="preserve">Uso del adulto.</w:t>
       </w:r>
@@ -2915,7 +3621,7 @@
         <w:t xml:space="preserve">Esta sección no debe entregarse junto con la guía de trabajo.</w:t>
       </w:r>
     </w:p>
-    <w:bookmarkStart w:id="40" w:name="diagnóstico-de-entrada-1"/>
+    <w:bookmarkStart w:id="59" w:name="diagnóstico-de-entrada-1"/>
     <w:p>
       <w:pPr>
         <w:pStyle w:val="Heading2"/>
@@ -2926,11 +3632,11 @@
     </w:p>
     <w:p>
       <w:pPr>
-        <w:pStyle w:val="Compact"/>
         <w:numPr>
           <w:ilvl w:val="0"/>
           <w:numId w:val="1017"/>
         </w:numPr>
+        <w:pStyle w:val="Compact"/>
       </w:pPr>
       <w:r>
         <w:t xml:space="preserve">Cuatrocientos ocho mil ciento cincuenta</w:t>
@@ -2938,11 +3644,11 @@
     </w:p>
     <w:p>
       <w:pPr>
-        <w:pStyle w:val="Compact"/>
         <w:numPr>
           <w:ilvl w:val="0"/>
           <w:numId w:val="1017"/>
         </w:numPr>
+        <w:pStyle w:val="Compact"/>
       </w:pPr>
       <w:r>
         <w:t xml:space="preserve">60.000 (seis decenas de mil)</w:t>
@@ -2950,11 +3656,11 @@
     </w:p>
     <w:p>
       <w:pPr>
-        <w:pStyle w:val="Compact"/>
         <w:numPr>
           <w:ilvl w:val="0"/>
           <w:numId w:val="1017"/>
         </w:numPr>
+        <w:pStyle w:val="Compact"/>
       </w:pPr>
       <w:r>
         <w:t xml:space="preserve">6.020</w:t>
@@ -2962,11 +3668,11 @@
     </w:p>
     <w:p>
       <w:pPr>
-        <w:pStyle w:val="Compact"/>
         <w:numPr>
           <w:ilvl w:val="0"/>
           <w:numId w:val="1017"/>
         </w:numPr>
+        <w:pStyle w:val="Compact"/>
       </w:pPr>
       <w:r>
         <w:t xml:space="preserve">903</w:t>
@@ -2974,11 +3680,11 @@
     </w:p>
     <w:p>
       <w:pPr>
-        <w:pStyle w:val="Compact"/>
         <w:numPr>
           <w:ilvl w:val="0"/>
           <w:numId w:val="1017"/>
         </w:numPr>
+        <w:pStyle w:val="Compact"/>
       </w:pPr>
       <w:r>
         <w:t xml:space="preserve">3/5 es mayor</w:t>
@@ -2986,11 +3692,11 @@
     </w:p>
     <w:p>
       <w:pPr>
-        <w:pStyle w:val="Compact"/>
         <w:numPr>
           <w:ilvl w:val="0"/>
           <w:numId w:val="1017"/>
         </w:numPr>
+        <w:pStyle w:val="Compact"/>
       </w:pPr>
       <w:r>
         <w:t xml:space="preserve">5/7</w:t>
@@ -2998,11 +3704,11 @@
     </w:p>
     <w:p>
       <w:pPr>
-        <w:pStyle w:val="Compact"/>
         <w:numPr>
           <w:ilvl w:val="0"/>
           <w:numId w:val="1017"/>
         </w:numPr>
+        <w:pStyle w:val="Compact"/>
       </w:pPr>
       <w:r>
         <w:t xml:space="preserve">45/100 = 9/20</w:t>
@@ -3010,18 +3716,18 @@
     </w:p>
     <w:p>
       <w:pPr>
-        <w:pStyle w:val="Compact"/>
         <w:numPr>
           <w:ilvl w:val="0"/>
           <w:numId w:val="1017"/>
         </w:numPr>
+        <w:pStyle w:val="Compact"/>
       </w:pPr>
       <w:r>
         <w:t xml:space="preserve">9,15</w:t>
       </w:r>
     </w:p>
-    <w:bookmarkEnd w:id="40"/>
-    <w:bookmarkStart w:id="41" w:name="sección-1-ahora-tú"/>
+    <w:bookmarkEnd w:id="59"/>
+    <w:bookmarkStart w:id="60" w:name="sección-1-ahora-tú"/>
     <w:p>
       <w:pPr>
         <w:pStyle w:val="Heading2"/>
@@ -3032,20 +3738,20 @@
     </w:p>
     <w:p>
       <w:pPr>
-        <w:pStyle w:val="Compact"/>
         <w:numPr>
           <w:ilvl w:val="0"/>
           <w:numId w:val="1018"/>
         </w:numPr>
-      </w:pPr>
-    </w:p>
-    <w:p>
-      <w:pPr>
-        <w:pStyle w:val="Compact"/>
+        <w:pStyle w:val="Compact"/>
+      </w:pPr>
+    </w:p>
+    <w:p>
+      <w:pPr>
         <w:numPr>
           <w:ilvl w:val="1"/>
           <w:numId w:val="1019"/>
         </w:numPr>
+        <w:pStyle w:val="Compact"/>
       </w:pPr>
       <w:r>
         <w:t xml:space="preserve">doscientos cuatro mil setenta · b) setecientos quince mil trescientos nueve · c) un millón</w:t>
@@ -3053,11 +3759,11 @@
     </w:p>
     <w:p>
       <w:pPr>
-        <w:pStyle w:val="Compact"/>
         <w:numPr>
           <w:ilvl w:val="0"/>
           <w:numId w:val="1018"/>
         </w:numPr>
+        <w:pStyle w:val="Compact"/>
       </w:pPr>
       <w:r>
         <w:t xml:space="preserve">500.000 + 40.000 + 9.000 + 100 + 20 + 8</w:t>
@@ -3065,11 +3771,11 @@
     </w:p>
     <w:p>
       <w:pPr>
-        <w:pStyle w:val="Compact"/>
         <w:numPr>
           <w:ilvl w:val="0"/>
           <w:numId w:val="1018"/>
         </w:numPr>
+        <w:pStyle w:val="Compact"/>
       </w:pPr>
       <w:r>
         <w:t xml:space="preserve">70.000 (siete decenas de mil)</w:t>
@@ -3077,11 +3783,11 @@
     </w:p>
     <w:p>
       <w:pPr>
-        <w:pStyle w:val="Compact"/>
         <w:numPr>
           <w:ilvl w:val="0"/>
           <w:numId w:val="1018"/>
         </w:numPr>
+        <w:pStyle w:val="Compact"/>
       </w:pPr>
       <w:r>
         <w:t xml:space="preserve">89.099 · 89.999 · 90.010 · 90.100</w:t>
@@ -3089,11 +3795,11 @@
     </w:p>
     <w:p>
       <w:pPr>
-        <w:pStyle w:val="Compact"/>
         <w:numPr>
           <w:ilvl w:val="0"/>
           <w:numId w:val="1018"/>
         </w:numPr>
+        <w:pStyle w:val="Compact"/>
       </w:pPr>
       <w:r>
         <w:t xml:space="preserve">460.000</w:t>
@@ -3101,18 +3807,18 @@
     </w:p>
     <w:p>
       <w:pPr>
-        <w:pStyle w:val="Compact"/>
         <w:numPr>
           <w:ilvl w:val="0"/>
           <w:numId w:val="1018"/>
         </w:numPr>
+        <w:pStyle w:val="Compact"/>
       </w:pPr>
       <w:r>
         <w:t xml:space="preserve">Antecesor 699.999 · sucesor 700.001</w:t>
       </w:r>
     </w:p>
-    <w:bookmarkEnd w:id="41"/>
-    <w:bookmarkStart w:id="42" w:name="sección-2-ahora-tú"/>
+    <w:bookmarkEnd w:id="60"/>
+    <w:bookmarkStart w:id="61" w:name="sección-2-ahora-tú"/>
     <w:p>
       <w:pPr>
         <w:pStyle w:val="Heading2"/>
@@ -3123,11 +3829,11 @@
     </w:p>
     <w:p>
       <w:pPr>
-        <w:pStyle w:val="Compact"/>
         <w:numPr>
           <w:ilvl w:val="0"/>
           <w:numId w:val="1020"/>
         </w:numPr>
+        <w:pStyle w:val="Compact"/>
       </w:pPr>
       <w:r>
         <w:t xml:space="preserve">16.436</w:t>
@@ -3135,11 +3841,11 @@
     </w:p>
     <w:p>
       <w:pPr>
-        <w:pStyle w:val="Compact"/>
         <w:numPr>
           <w:ilvl w:val="0"/>
           <w:numId w:val="1020"/>
         </w:numPr>
+        <w:pStyle w:val="Compact"/>
       </w:pPr>
       <w:r>
         <w:t xml:space="preserve">37.440</w:t>
@@ -3147,11 +3853,11 @@
     </w:p>
     <w:p>
       <w:pPr>
-        <w:pStyle w:val="Compact"/>
         <w:numPr>
           <w:ilvl w:val="0"/>
           <w:numId w:val="1020"/>
         </w:numPr>
+        <w:pStyle w:val="Compact"/>
       </w:pPr>
       <w:r>
         <w:t xml:space="preserve">276.330</w:t>
@@ -3159,11 +3865,11 @@
     </w:p>
     <w:p>
       <w:pPr>
-        <w:pStyle w:val="Compact"/>
         <w:numPr>
           <w:ilvl w:val="0"/>
           <w:numId w:val="1020"/>
         </w:numPr>
+        <w:pStyle w:val="Compact"/>
       </w:pPr>
       <w:r>
         <w:t xml:space="preserve">1.624</w:t>
@@ -3171,11 +3877,11 @@
     </w:p>
     <w:p>
       <w:pPr>
-        <w:pStyle w:val="Compact"/>
         <w:numPr>
           <w:ilvl w:val="0"/>
           <w:numId w:val="1020"/>
         </w:numPr>
+        <w:pStyle w:val="Compact"/>
       </w:pPr>
       <w:r>
         <w:t xml:space="preserve">Cociente 488, resto 5</w:t>
@@ -3183,11 +3889,11 @@
     </w:p>
     <w:p>
       <w:pPr>
-        <w:pStyle w:val="Compact"/>
         <w:numPr>
           <w:ilvl w:val="0"/>
           <w:numId w:val="1020"/>
         </w:numPr>
+        <w:pStyle w:val="Compact"/>
       </w:pPr>
       <w:r>
         <w:t xml:space="preserve">18 × 245 = 4.410 libros</w:t>
@@ -3195,18 +3901,18 @@
     </w:p>
     <w:p>
       <w:pPr>
-        <w:pStyle w:val="Compact"/>
         <w:numPr>
           <w:ilvl w:val="0"/>
           <w:numId w:val="1020"/>
         </w:numPr>
+        <w:pStyle w:val="Compact"/>
       </w:pPr>
       <w:r>
         <w:t xml:space="preserve">4.410 ÷ 21 = 210 libros por curso</w:t>
       </w:r>
     </w:p>
-    <w:bookmarkEnd w:id="42"/>
-    <w:bookmarkStart w:id="43" w:name="sección-3-ahora-tú"/>
+    <w:bookmarkEnd w:id="61"/>
+    <w:bookmarkStart w:id="62" w:name="sección-3-ahora-tú"/>
     <w:p>
       <w:pPr>
         <w:pStyle w:val="Heading2"/>
@@ -3217,11 +3923,11 @@
     </w:p>
     <w:p>
       <w:pPr>
-        <w:pStyle w:val="Compact"/>
         <w:numPr>
           <w:ilvl w:val="0"/>
           <w:numId w:val="1021"/>
         </w:numPr>
+        <w:pStyle w:val="Compact"/>
       </w:pPr>
       <w:r>
         <w:t xml:space="preserve">5/9 propia · 11/7 impropia · 3/3 igual a un entero · 9/4 impropia</w:t>
@@ -3229,11 +3935,11 @@
     </w:p>
     <w:p>
       <w:pPr>
-        <w:pStyle w:val="Compact"/>
         <w:numPr>
           <w:ilvl w:val="0"/>
           <w:numId w:val="1021"/>
         </w:numPr>
+        <w:pStyle w:val="Compact"/>
       </w:pPr>
       <w:r>
         <w:t xml:space="preserve">3 2/5</w:t>
@@ -3241,11 +3947,11 @@
     </w:p>
     <w:p>
       <w:pPr>
-        <w:pStyle w:val="Compact"/>
         <w:numPr>
           <w:ilvl w:val="0"/>
           <w:numId w:val="1021"/>
         </w:numPr>
+        <w:pStyle w:val="Compact"/>
       </w:pPr>
       <w:r>
         <w:t xml:space="preserve">19/8</w:t>
@@ -3253,11 +3959,11 @@
     </w:p>
     <w:p>
       <w:pPr>
-        <w:pStyle w:val="Compact"/>
         <w:numPr>
           <w:ilvl w:val="0"/>
           <w:numId w:val="1021"/>
         </w:numPr>
+        <w:pStyle w:val="Compact"/>
       </w:pPr>
       <w:r>
         <w:t xml:space="preserve">Por ejemplo, 4/10 y 6/15</w:t>
@@ -3265,11 +3971,11 @@
     </w:p>
     <w:p>
       <w:pPr>
-        <w:pStyle w:val="Compact"/>
         <w:numPr>
           <w:ilvl w:val="0"/>
           <w:numId w:val="1021"/>
         </w:numPr>
+        <w:pStyle w:val="Compact"/>
       </w:pPr>
       <w:r>
         <w:t xml:space="preserve">5/6</w:t>
@@ -3277,20 +3983,20 @@
     </w:p>
     <w:p>
       <w:pPr>
-        <w:pStyle w:val="Compact"/>
         <w:numPr>
           <w:ilvl w:val="0"/>
           <w:numId w:val="1021"/>
         </w:numPr>
-      </w:pPr>
-    </w:p>
-    <w:p>
-      <w:pPr>
-        <w:pStyle w:val="Compact"/>
+        <w:pStyle w:val="Compact"/>
+      </w:pPr>
+    </w:p>
+    <w:p>
+      <w:pPr>
         <w:numPr>
           <w:ilvl w:val="1"/>
           <w:numId w:val="1022"/>
         </w:numPr>
+        <w:pStyle w:val="Compact"/>
       </w:pPr>
       <w:r>
         <w:t xml:space="preserve">&lt; · b) &gt; · c) =</w:t>
@@ -3298,27 +4004,27 @@
     </w:p>
     <w:p>
       <w:pPr>
-        <w:pStyle w:val="Compact"/>
         <w:numPr>
           <w:ilvl w:val="0"/>
           <w:numId w:val="1021"/>
         </w:numPr>
-      </w:pPr>
-    </w:p>
-    <w:p>
-      <w:pPr>
-        <w:pStyle w:val="Compact"/>
+        <w:pStyle w:val="Compact"/>
+      </w:pPr>
+    </w:p>
+    <w:p>
+      <w:pPr>
         <w:numPr>
           <w:ilvl w:val="1"/>
           <w:numId w:val="1023"/>
         </w:numPr>
+        <w:pStyle w:val="Compact"/>
       </w:pPr>
       <w:r>
         <w:t xml:space="preserve">6/9 = 2/3 · b) 4/10 = 2/5 · c) 3/6 = 1/2 · d) 5/8</w:t>
       </w:r>
     </w:p>
-    <w:bookmarkEnd w:id="43"/>
-    <w:bookmarkStart w:id="44" w:name="sección-4-ahora-tú"/>
+    <w:bookmarkEnd w:id="62"/>
+    <w:bookmarkStart w:id="63" w:name="sección-4-ahora-tú"/>
     <w:p>
       <w:pPr>
         <w:pStyle w:val="Heading2"/>
@@ -3329,20 +4035,20 @@
     </w:p>
     <w:p>
       <w:pPr>
-        <w:pStyle w:val="Compact"/>
         <w:numPr>
           <w:ilvl w:val="0"/>
           <w:numId w:val="1024"/>
         </w:numPr>
-      </w:pPr>
-    </w:p>
-    <w:p>
-      <w:pPr>
-        <w:pStyle w:val="Compact"/>
+        <w:pStyle w:val="Compact"/>
+      </w:pPr>
+    </w:p>
+    <w:p>
+      <w:pPr>
         <w:numPr>
           <w:ilvl w:val="1"/>
           <w:numId w:val="1025"/>
         </w:numPr>
+        <w:pStyle w:val="Compact"/>
       </w:pPr>
       <w:r>
         <w:t xml:space="preserve">0,7 · b) 0,45 · c) 0,008 · d) 0,25</w:t>
@@ -3350,20 +4056,20 @@
     </w:p>
     <w:p>
       <w:pPr>
-        <w:pStyle w:val="Compact"/>
         <w:numPr>
           <w:ilvl w:val="0"/>
           <w:numId w:val="1024"/>
         </w:numPr>
-      </w:pPr>
-    </w:p>
-    <w:p>
-      <w:pPr>
-        <w:pStyle w:val="Compact"/>
+        <w:pStyle w:val="Compact"/>
+      </w:pPr>
+    </w:p>
+    <w:p>
+      <w:pPr>
         <w:numPr>
           <w:ilvl w:val="1"/>
           <w:numId w:val="1026"/>
         </w:numPr>
+        <w:pStyle w:val="Compact"/>
       </w:pPr>
       <w:r>
         <w:t xml:space="preserve">3/5 · b) 1/4 · c) 1/8</w:t>
@@ -3371,11 +4077,11 @@
     </w:p>
     <w:p>
       <w:pPr>
-        <w:pStyle w:val="Compact"/>
         <w:numPr>
           <w:ilvl w:val="0"/>
           <w:numId w:val="1024"/>
         </w:numPr>
+        <w:pStyle w:val="Compact"/>
       </w:pPr>
       <w:r>
         <w:t xml:space="preserve">5 centésimos, es decir 0,05</w:t>
@@ -3383,11 +4089,11 @@
     </w:p>
     <w:p>
       <w:pPr>
-        <w:pStyle w:val="Compact"/>
         <w:numPr>
           <w:ilvl w:val="0"/>
           <w:numId w:val="1024"/>
         </w:numPr>
+        <w:pStyle w:val="Compact"/>
       </w:pPr>
       <w:r>
         <w:t xml:space="preserve">0,09 · 0,19 · 0,9 · 0,901</w:t>
@@ -3395,20 +4101,20 @@
     </w:p>
     <w:p>
       <w:pPr>
-        <w:pStyle w:val="Compact"/>
         <w:numPr>
           <w:ilvl w:val="0"/>
           <w:numId w:val="1024"/>
         </w:numPr>
-      </w:pPr>
-    </w:p>
-    <w:p>
-      <w:pPr>
-        <w:pStyle w:val="Compact"/>
+        <w:pStyle w:val="Compact"/>
+      </w:pPr>
+    </w:p>
+    <w:p>
+      <w:pPr>
         <w:numPr>
           <w:ilvl w:val="1"/>
           <w:numId w:val="1027"/>
         </w:numPr>
+        <w:pStyle w:val="Compact"/>
       </w:pPr>
       <w:r>
         <w:t xml:space="preserve">18,54 · b) 12,65 · c) 5,45 · d) 4,34</w:t>
@@ -3416,18 +4122,18 @@
     </w:p>
     <w:p>
       <w:pPr>
-        <w:pStyle w:val="Compact"/>
         <w:numPr>
           <w:ilvl w:val="0"/>
           <w:numId w:val="1024"/>
         </w:numPr>
+        <w:pStyle w:val="Compact"/>
       </w:pPr>
       <w:r>
         <w:t xml:space="preserve">Total 6,25 km. El miércoles corrió 0,65 km más.</w:t>
       </w:r>
     </w:p>
-    <w:bookmarkEnd w:id="44"/>
-    <w:bookmarkStart w:id="45" w:name="práctica-graduada-1"/>
+    <w:bookmarkEnd w:id="63"/>
+    <w:bookmarkStart w:id="64" w:name="práctica-graduada-1"/>
     <w:p>
       <w:pPr>
         <w:pStyle w:val="Heading2"/>
@@ -3442,8 +4148,8 @@
       </w:pPr>
       <w:r>
         <w:rPr>
-          <w:b/>
-          <w:bCs/>
+          <w:bCs/>
+          <w:b/>
         </w:rPr>
         <w:t xml:space="preserve">Nivel 1:</w:t>
       </w:r>
@@ -3460,8 +4166,8 @@
       </w:pPr>
       <w:r>
         <w:rPr>
-          <w:b/>
-          <w:bCs/>
+          <w:bCs/>
+          <w:b/>
         </w:rPr>
         <w:t xml:space="preserve">Nivel 2:</w:t>
       </w:r>
@@ -3478,19 +4184,19 @@
       </w:pPr>
       <w:r>
         <w:rPr>
-          <w:b/>
-          <w:bCs/>
+          <w:bCs/>
+          <w:b/>
         </w:rPr>
         <w:t xml:space="preserve">Nivel 3:</w:t>
       </w:r>
     </w:p>
     <w:p>
       <w:pPr>
-        <w:pStyle w:val="Compact"/>
         <w:numPr>
           <w:ilvl w:val="0"/>
           <w:numId w:val="1028"/>
         </w:numPr>
+        <w:pStyle w:val="Compact"/>
       </w:pPr>
       <w:r>
         <w:t xml:space="preserve">1.245 × 21 = 26.145 km</w:t>
@@ -3498,11 +4204,11 @@
     </w:p>
     <w:p>
       <w:pPr>
-        <w:pStyle w:val="Compact"/>
         <w:numPr>
           <w:ilvl w:val="0"/>
           <w:numId w:val="1028"/>
         </w:numPr>
+        <w:pStyle w:val="Compact"/>
       </w:pPr>
       <w:r>
         <w:t xml:space="preserve">12.480 ÷ 96 = 130 estantes</w:t>
@@ -3510,11 +4216,11 @@
     </w:p>
     <w:p>
       <w:pPr>
-        <w:pStyle w:val="Compact"/>
         <w:numPr>
           <w:ilvl w:val="0"/>
           <w:numId w:val="1028"/>
         </w:numPr>
+        <w:pStyle w:val="Compact"/>
       </w:pPr>
       <w:r>
         <w:t xml:space="preserve">2/5 de 240 = 96 páginas; 1/4 de 240 = 60 páginas; total 156 páginas. Le quedan 240 − 156 = 84 páginas, es decir 7/20 del libro.</w:t>
@@ -3522,11 +4228,11 @@
     </w:p>
     <w:p>
       <w:pPr>
-        <w:pStyle w:val="Compact"/>
         <w:numPr>
           <w:ilvl w:val="0"/>
           <w:numId w:val="1028"/>
         </w:numPr>
+        <w:pStyle w:val="Compact"/>
       </w:pPr>
       <w:r>
         <w:t xml:space="preserve">Total 11,03 km. La primera corrió 1,12 km más que la tercera.</w:t>
@@ -3534,18 +4240,18 @@
     </w:p>
     <w:p>
       <w:pPr>
-        <w:pStyle w:val="Compact"/>
         <w:numPr>
           <w:ilvl w:val="0"/>
           <w:numId w:val="1028"/>
         </w:numPr>
+        <w:pStyle w:val="Compact"/>
       </w:pPr>
       <w:r>
         <w:t xml:space="preserve">0,65 + 0,65 + 0,65 + 0,65 = 2,6 kg</w:t>
       </w:r>
     </w:p>
-    <w:bookmarkEnd w:id="45"/>
-    <w:bookmarkStart w:id="46" w:name="actividad-central"/>
+    <w:bookmarkEnd w:id="64"/>
+    <w:bookmarkStart w:id="65" w:name="actividad-central"/>
     <w:p>
       <w:pPr>
         <w:pStyle w:val="Heading2"/>
@@ -3556,11 +4262,11 @@
     </w:p>
     <w:p>
       <w:pPr>
-        <w:pStyle w:val="Compact"/>
         <w:numPr>
           <w:ilvl w:val="0"/>
           <w:numId w:val="1029"/>
         </w:numPr>
+        <w:pStyle w:val="Compact"/>
       </w:pPr>
       <w:r>
         <w:t xml:space="preserve">6 × $1.290 =</w:t>
@@ -3570,19 +4276,19 @@
       </w:r>
       <w:r>
         <w:rPr>
-          <w:b/>
-          <w:bCs/>
+          <w:bCs/>
+          <w:b/>
         </w:rPr>
         <w:t xml:space="preserve">$7.740</w:t>
       </w:r>
     </w:p>
     <w:p>
       <w:pPr>
-        <w:pStyle w:val="Compact"/>
         <w:numPr>
           <w:ilvl w:val="0"/>
           <w:numId w:val="1029"/>
         </w:numPr>
+        <w:pStyle w:val="Compact"/>
       </w:pPr>
       <w:r>
         <w:t xml:space="preserve">96 ÷ 12 = 8 bolsas · 8 × $2.450 =</w:t>
@@ -3592,19 +4298,19 @@
       </w:r>
       <w:r>
         <w:rPr>
-          <w:b/>
-          <w:bCs/>
+          <w:bCs/>
+          <w:b/>
         </w:rPr>
         <w:t xml:space="preserve">$19.600</w:t>
       </w:r>
     </w:p>
     <w:p>
       <w:pPr>
-        <w:pStyle w:val="Compact"/>
         <w:numPr>
           <w:ilvl w:val="0"/>
           <w:numId w:val="1029"/>
         </w:numPr>
+        <w:pStyle w:val="Compact"/>
       </w:pPr>
       <w:r>
         <w:t xml:space="preserve">3,5 + 2,75 =</w:t>
@@ -3614,19 +4320,19 @@
       </w:r>
       <w:r>
         <w:rPr>
-          <w:b/>
-          <w:bCs/>
+          <w:bCs/>
+          <w:b/>
         </w:rPr>
         <w:t xml:space="preserve">6,25 kg</w:t>
       </w:r>
     </w:p>
     <w:p>
       <w:pPr>
-        <w:pStyle w:val="Compact"/>
         <w:numPr>
           <w:ilvl w:val="0"/>
           <w:numId w:val="1029"/>
         </w:numPr>
+        <w:pStyle w:val="Compact"/>
       </w:pPr>
       <w:r>
         <w:t xml:space="preserve">Durazno: 3/8 de 24 = 9 estudiantes. Naranja: 1/4 de 24 = 6 estudiantes. Manzana: 24 − 15 = 9 estudiantes, que son 9/24 =</w:t>
@@ -3636,8 +4342,8 @@
       </w:r>
       <w:r>
         <w:rPr>
-          <w:b/>
-          <w:bCs/>
+          <w:bCs/>
+          <w:b/>
         </w:rPr>
         <w:t xml:space="preserve">3/8</w:t>
       </w:r>
@@ -3650,11 +4356,11 @@
     </w:p>
     <w:p>
       <w:pPr>
-        <w:pStyle w:val="Compact"/>
         <w:numPr>
           <w:ilvl w:val="0"/>
           <w:numId w:val="1029"/>
         </w:numPr>
+        <w:pStyle w:val="Compact"/>
       </w:pPr>
       <w:r>
         <w:t xml:space="preserve">$7.740 + $19.600 =</w:t>
@@ -3664,19 +4370,19 @@
       </w:r>
       <w:r>
         <w:rPr>
-          <w:b/>
-          <w:bCs/>
+          <w:bCs/>
+          <w:b/>
         </w:rPr>
         <w:t xml:space="preserve">$27.340</w:t>
       </w:r>
     </w:p>
     <w:p>
       <w:pPr>
-        <w:pStyle w:val="Compact"/>
         <w:numPr>
           <w:ilvl w:val="0"/>
           <w:numId w:val="1029"/>
         </w:numPr>
+        <w:pStyle w:val="Compact"/>
       </w:pPr>
       <w:r>
         <w:t xml:space="preserve">24 × $1.500 = $36.000. Sí alcanza: sobran</w:t>
@@ -3686,8 +4392,8 @@
       </w:r>
       <w:r>
         <w:rPr>
-          <w:b/>
-          <w:bCs/>
+          <w:bCs/>
+          <w:b/>
         </w:rPr>
         <w:t xml:space="preserve">$8.660</w:t>
       </w:r>
@@ -3695,8 +4401,8 @@
         <w:t xml:space="preserve">.</w:t>
       </w:r>
     </w:p>
-    <w:bookmarkEnd w:id="46"/>
-    <w:bookmarkStart w:id="47" w:name="evaluación-integradora-1"/>
+    <w:bookmarkEnd w:id="65"/>
+    <w:bookmarkStart w:id="66" w:name="evaluación-integradora-1"/>
     <w:p>
       <w:pPr>
         <w:pStyle w:val="Heading2"/>
@@ -3707,11 +4413,11 @@
     </w:p>
     <w:p>
       <w:pPr>
-        <w:pStyle w:val="Compact"/>
         <w:numPr>
           <w:ilvl w:val="0"/>
           <w:numId w:val="1030"/>
         </w:numPr>
+        <w:pStyle w:val="Compact"/>
       </w:pPr>
       <w:r>
         <w:t xml:space="preserve">Seiscientos treinta mil cuarenta y cinco</w:t>
@@ -3719,11 +4425,11 @@
     </w:p>
     <w:p>
       <w:pPr>
-        <w:pStyle w:val="Compact"/>
         <w:numPr>
           <w:ilvl w:val="0"/>
           <w:numId w:val="1030"/>
         </w:numPr>
+        <w:pStyle w:val="Compact"/>
       </w:pPr>
       <w:r>
         <w:t xml:space="preserve">470.209</w:t>
@@ -3731,11 +4437,11 @@
     </w:p>
     <w:p>
       <w:pPr>
-        <w:pStyle w:val="Compact"/>
         <w:numPr>
           <w:ilvl w:val="0"/>
           <w:numId w:val="1030"/>
         </w:numPr>
+        <w:pStyle w:val="Compact"/>
       </w:pPr>
       <w:r>
         <w:t xml:space="preserve">188.000</w:t>
@@ -3743,11 +4449,11 @@
     </w:p>
     <w:p>
       <w:pPr>
-        <w:pStyle w:val="Compact"/>
         <w:numPr>
           <w:ilvl w:val="0"/>
           <w:numId w:val="1030"/>
         </w:numPr>
+        <w:pStyle w:val="Compact"/>
       </w:pPr>
       <w:r>
         <w:t xml:space="preserve">99.600</w:t>
@@ -3755,11 +4461,11 @@
     </w:p>
     <w:p>
       <w:pPr>
-        <w:pStyle w:val="Compact"/>
         <w:numPr>
           <w:ilvl w:val="0"/>
           <w:numId w:val="1030"/>
         </w:numPr>
+        <w:pStyle w:val="Compact"/>
       </w:pPr>
       <w:r>
         <w:t xml:space="preserve">1.281</w:t>
@@ -3767,11 +4473,11 @@
     </w:p>
     <w:p>
       <w:pPr>
-        <w:pStyle w:val="Compact"/>
         <w:numPr>
           <w:ilvl w:val="0"/>
           <w:numId w:val="1030"/>
         </w:numPr>
+        <w:pStyle w:val="Compact"/>
       </w:pPr>
       <w:r>
         <w:t xml:space="preserve">3 5/6</w:t>
@@ -3779,11 +4485,11 @@
     </w:p>
     <w:p>
       <w:pPr>
-        <w:pStyle w:val="Compact"/>
         <w:numPr>
           <w:ilvl w:val="0"/>
           <w:numId w:val="1030"/>
         </w:numPr>
+        <w:pStyle w:val="Compact"/>
       </w:pPr>
       <w:r>
         <w:t xml:space="preserve">5/8 + 2/8 = 7/8</w:t>
@@ -3791,11 +4497,11 @@
     </w:p>
     <w:p>
       <w:pPr>
-        <w:pStyle w:val="Compact"/>
         <w:numPr>
           <w:ilvl w:val="0"/>
           <w:numId w:val="1030"/>
         </w:numPr>
+        <w:pStyle w:val="Compact"/>
       </w:pPr>
       <w:r>
         <w:t xml:space="preserve">7/9 − 3/9 = 4/9</w:t>
@@ -3803,11 +4509,11 @@
     </w:p>
     <w:p>
       <w:pPr>
-        <w:pStyle w:val="Compact"/>
         <w:numPr>
           <w:ilvl w:val="0"/>
           <w:numId w:val="1030"/>
         </w:numPr>
+        <w:pStyle w:val="Compact"/>
       </w:pPr>
       <w:r>
         <w:t xml:space="preserve">0,95 · 1,05 · 1,055 · 1,5</w:t>
@@ -3815,11 +4521,11 @@
     </w:p>
     <w:p>
       <w:pPr>
-        <w:pStyle w:val="Compact"/>
         <w:numPr>
           <w:ilvl w:val="0"/>
           <w:numId w:val="1030"/>
         </w:numPr>
+        <w:pStyle w:val="Compact"/>
       </w:pPr>
       <w:r>
         <w:t xml:space="preserve">7,42</w:t>
@@ -3827,11 +4533,11 @@
     </w:p>
     <w:p>
       <w:pPr>
-        <w:pStyle w:val="Compact"/>
         <w:numPr>
           <w:ilvl w:val="0"/>
           <w:numId w:val="1030"/>
         </w:numPr>
+        <w:pStyle w:val="Compact"/>
       </w:pPr>
       <w:r>
         <w:t xml:space="preserve">1.350 × 16 = 21.600 cajas</w:t>
@@ -3839,18 +4545,18 @@
     </w:p>
     <w:p>
       <w:pPr>
-        <w:pStyle w:val="Compact"/>
         <w:numPr>
           <w:ilvl w:val="0"/>
           <w:numId w:val="1030"/>
         </w:numPr>
+        <w:pStyle w:val="Compact"/>
       </w:pPr>
       <w:r>
         <w:t xml:space="preserve">3/10 + 4/10 = 7/10 gastado; le quedó 3/10</w:t>
       </w:r>
     </w:p>
-    <w:bookmarkEnd w:id="47"/>
-    <w:bookmarkStart w:id="48" w:name="tabla-de-remediación"/>
+    <w:bookmarkEnd w:id="66"/>
+    <w:bookmarkStart w:id="67" w:name="tabla-de-remediación"/>
     <w:p>
       <w:pPr>
         <w:pStyle w:val="Heading2"/>
@@ -3863,8 +4569,8 @@
       <w:tblPr>
         <w:tblStyle w:val="Table"/>
         <w:tblW w:type="pct" w:w="5000"/>
-        <w:tblLayout w:type="fixed"/>
         <w:tblLook w:firstRow="1" w:lastRow="0" w:firstColumn="0" w:lastColumn="0" w:noHBand="0" w:noVBand="0" w:val="0020"/>
+        <w:jc w:val="start"/>
       </w:tblPr>
       <w:tblGrid>
         <w:gridCol w:w="2640"/>
@@ -3873,13 +4579,14 @@
       </w:tblGrid>
       <w:tr>
         <w:trPr>
-          <w:tblHeader w:val="on"/>
+          <w:tblHeader w:val="true"/>
         </w:trPr>
         <w:tc>
           <w:tcPr/>
           <w:p>
             <w:pPr>
               <w:pStyle w:val="Compact"/>
+              <w:jc w:val="left"/>
             </w:pPr>
             <w:r>
               <w:t xml:space="preserve">Si falló en…</w:t>
@@ -3891,6 +4598,7 @@
           <w:p>
             <w:pPr>
               <w:pStyle w:val="Compact"/>
+              <w:jc w:val="left"/>
             </w:pPr>
             <w:r>
               <w:t xml:space="preserve">Volver a…</w:t>
@@ -3902,6 +4610,7 @@
           <w:p>
             <w:pPr>
               <w:pStyle w:val="Compact"/>
+              <w:jc w:val="left"/>
             </w:pPr>
             <w:r>
               <w:t xml:space="preserve">Refuerzo sugerido</w:t>
@@ -3915,6 +4624,7 @@
           <w:p>
             <w:pPr>
               <w:pStyle w:val="Compact"/>
+              <w:jc w:val="left"/>
             </w:pPr>
             <w:r>
               <w:t xml:space="preserve">Preguntas 1, 2, 3</w:t>
@@ -3926,6 +4636,7 @@
           <w:p>
             <w:pPr>
               <w:pStyle w:val="Compact"/>
+              <w:jc w:val="left"/>
             </w:pPr>
             <w:r>
               <w:t xml:space="preserve">Sección 1</w:t>
@@ -3937,6 +4648,7 @@
           <w:p>
             <w:pPr>
               <w:pStyle w:val="Compact"/>
+              <w:jc w:val="left"/>
             </w:pPr>
             <w:r>
               <w:t xml:space="preserve">Escribir y descomponer 5 números de 6 cifras al día</w:t>
@@ -3950,6 +4662,7 @@
           <w:p>
             <w:pPr>
               <w:pStyle w:val="Compact"/>
+              <w:jc w:val="left"/>
             </w:pPr>
             <w:r>
               <w:t xml:space="preserve">Preguntas 4, 5, 11</w:t>
@@ -3961,6 +4674,7 @@
           <w:p>
             <w:pPr>
               <w:pStyle w:val="Compact"/>
+              <w:jc w:val="left"/>
             </w:pPr>
             <w:r>
               <w:t xml:space="preserve">Sección 2</w:t>
@@ -3972,6 +4686,7 @@
           <w:p>
             <w:pPr>
               <w:pStyle w:val="Compact"/>
+              <w:jc w:val="left"/>
             </w:pPr>
             <w:r>
               <w:t xml:space="preserve">Repasar tablas del 6 al 9 y comprobar divisiones multiplicando</w:t>
@@ -3985,6 +4700,7 @@
           <w:p>
             <w:pPr>
               <w:pStyle w:val="Compact"/>
+              <w:jc w:val="left"/>
             </w:pPr>
             <w:r>
               <w:t xml:space="preserve">Preguntas 6, 7, 8, 12</w:t>
@@ -3996,6 +4712,7 @@
           <w:p>
             <w:pPr>
               <w:pStyle w:val="Compact"/>
+              <w:jc w:val="left"/>
             </w:pPr>
             <w:r>
               <w:t xml:space="preserve">Sección 3</w:t>
@@ -4007,6 +4724,7 @@
           <w:p>
             <w:pPr>
               <w:pStyle w:val="Compact"/>
+              <w:jc w:val="left"/>
             </w:pPr>
             <w:r>
               <w:t xml:space="preserve">Dibujar las fracciones antes de operar</w:t>
@@ -4020,6 +4738,7 @@
           <w:p>
             <w:pPr>
               <w:pStyle w:val="Compact"/>
+              <w:jc w:val="left"/>
             </w:pPr>
             <w:r>
               <w:t xml:space="preserve">Preguntas 9, 10</w:t>
@@ -4031,6 +4750,7 @@
           <w:p>
             <w:pPr>
               <w:pStyle w:val="Compact"/>
+              <w:jc w:val="left"/>
             </w:pPr>
             <w:r>
               <w:t xml:space="preserve">Sección 4</w:t>
@@ -4042,6 +4762,7 @@
           <w:p>
             <w:pPr>
               <w:pStyle w:val="Compact"/>
+              <w:jc w:val="left"/>
             </w:pPr>
             <w:r>
               <w:t xml:space="preserve">Practicar alineación de la coma en papel cuadriculado</w:t>
@@ -4056,8 +4777,8 @@
       </w:pPr>
       <w:r>
         <w:rPr>
-          <w:b/>
-          <w:bCs/>
+          <w:bCs/>
+          <w:b/>
         </w:rPr>
         <w:t xml:space="preserve">Puntaje total: 12 puntos.</w:t>
       </w:r>
@@ -4068,13 +4789,9 @@
         <w:t xml:space="preserve">10 o más indica dominio del contenido; entre 7 y 9, repaso focalizado; menos de 7, rehacer las secciones marcadas.</w:t>
       </w:r>
     </w:p>
-    <w:bookmarkEnd w:id="48"/>
-    <w:bookmarkEnd w:id="49"/>
-    <w:sectPr>
-      <w:footnotePr>
-        <w:numRestart w:val="eachSect"/>
-      </w:footnotePr>
-    </w:sectPr>
+    <w:bookmarkEnd w:id="67"/>
+    <w:bookmarkEnd w:id="68"/>
+    <w:sectPr/>
   </w:body>
 </w:document>
 </file>
@@ -4105,14 +4822,14 @@
 <file path=word/numbering.xml><?xml version="1.0" encoding="utf-8"?>
 <w:numbering xmlns:w="http://schemas.openxmlformats.org/wordprocessingml/2006/main">
   <w:abstractNum w:abstractNumId="990">
-    <w:nsid w:val="0000A990"/>
+    <w:nsid w:val="A990"/>
     <w:multiLevelType w:val="multilevel"/>
     <w:lvl w:ilvl="0">
       <w:numFmt w:val="bullet"/>
       <w:lvlText w:val=" "/>
       <w:lvlJc w:val="left"/>
       <w:pPr>
-        <w:ind w:left="720" w:hanging="360"/>
+        <w:ind w:left="720" w:hanging="480"/>
       </w:pPr>
     </w:lvl>
     <w:lvl w:ilvl="1">
@@ -4120,7 +4837,7 @@
       <w:lvlText w:val=" "/>
       <w:lvlJc w:val="left"/>
       <w:pPr>
-        <w:ind w:left="1440" w:hanging="360"/>
+        <w:ind w:left="1440" w:hanging="480"/>
       </w:pPr>
     </w:lvl>
     <w:lvl w:ilvl="2">
@@ -4128,7 +4845,7 @@
       <w:lvlText w:val=" "/>
       <w:lvlJc w:val="left"/>
       <w:pPr>
-        <w:ind w:left="2160" w:hanging="360"/>
+        <w:ind w:left="2160" w:hanging="480"/>
       </w:pPr>
     </w:lvl>
     <w:lvl w:ilvl="3">
@@ -4136,7 +4853,7 @@
       <w:lvlText w:val=" "/>
       <w:lvlJc w:val="left"/>
       <w:pPr>
-        <w:ind w:left="2880" w:hanging="360"/>
+        <w:ind w:left="2880" w:hanging="480"/>
       </w:pPr>
     </w:lvl>
     <w:lvl w:ilvl="4">
@@ -4144,7 +4861,7 @@
       <w:lvlText w:val=" "/>
       <w:lvlJc w:val="left"/>
       <w:pPr>
-        <w:ind w:left="3600" w:hanging="360"/>
+        <w:ind w:left="3600" w:hanging="480"/>
       </w:pPr>
     </w:lvl>
     <w:lvl w:ilvl="5">
@@ -4152,7 +4869,7 @@
       <w:lvlText w:val=" "/>
       <w:lvlJc w:val="left"/>
       <w:pPr>
-        <w:ind w:left="4320" w:hanging="360"/>
+        <w:ind w:left="4320" w:hanging="480"/>
       </w:pPr>
     </w:lvl>
     <w:lvl w:ilvl="6">
@@ -4160,7 +4877,7 @@
       <w:lvlText w:val=" "/>
       <w:lvlJc w:val="left"/>
       <w:pPr>
-        <w:ind w:left="5040" w:hanging="360"/>
+        <w:ind w:left="5040" w:hanging="480"/>
       </w:pPr>
     </w:lvl>
     <w:lvl w:ilvl="7">
@@ -4168,7 +4885,7 @@
       <w:lvlText w:val=" "/>
       <w:lvlJc w:val="left"/>
       <w:pPr>
-        <w:ind w:left="5760" w:hanging="360"/>
+        <w:ind w:left="5760" w:hanging="480"/>
       </w:pPr>
     </w:lvl>
     <w:lvl w:ilvl="8">
@@ -4176,115 +4893,88 @@
       <w:lvlText w:val=" "/>
       <w:lvlJc w:val="left"/>
       <w:pPr>
-        <w:ind w:left="6480" w:hanging="360"/>
+        <w:ind w:left="6480" w:hanging="480"/>
       </w:pPr>
     </w:lvl>
   </w:abstractNum>
   <w:abstractNum w:abstractNumId="991">
-    <w:nsid w:val="0000A991"/>
+    <w:nsid w:val="A991"/>
     <w:multiLevelType w:val="multilevel"/>
     <w:lvl w:ilvl="0">
       <w:numFmt w:val="bullet"/>
-      <w:lvlText w:val=""/>
+      <w:lvlText w:val="•"/>
       <w:lvlJc w:val="left"/>
       <w:pPr>
-        <w:ind w:left="720" w:hanging="360"/>
-      </w:pPr>
-      <w:rPr>
-        <w:rFonts w:ascii="Symbol" w:hAnsi="Symbol" w:cs="Symbol" w:hint="default"/>
-      </w:rPr>
+        <w:ind w:left="720" w:hanging="480"/>
+      </w:pPr>
     </w:lvl>
     <w:lvl w:ilvl="1">
       <w:numFmt w:val="bullet"/>
-      <w:lvlText w:val="o"/>
+      <w:lvlText w:val="–"/>
       <w:lvlJc w:val="left"/>
       <w:pPr>
-        <w:ind w:left="1440" w:hanging="360"/>
-      </w:pPr>
-      <w:rPr>
-        <w:rFonts w:ascii="Courier New" w:hAnsi="Courier New" w:cs="Courier New" w:hint="default"/>
-      </w:rPr>
+        <w:ind w:left="1440" w:hanging="480"/>
+      </w:pPr>
     </w:lvl>
     <w:lvl w:ilvl="2">
       <w:numFmt w:val="bullet"/>
-      <w:lvlText w:val=""/>
+      <w:lvlText w:val="•"/>
       <w:lvlJc w:val="left"/>
       <w:pPr>
-        <w:ind w:left="2160" w:hanging="360"/>
-      </w:pPr>
-      <w:rPr>
-        <w:rFonts w:ascii="Wingdings" w:hAnsi="Wingdings" w:cs="Wingdings" w:hint="default"/>
-      </w:rPr>
+        <w:ind w:left="2160" w:hanging="480"/>
+      </w:pPr>
     </w:lvl>
     <w:lvl w:ilvl="3">
       <w:numFmt w:val="bullet"/>
-      <w:lvlText w:val=""/>
+      <w:lvlText w:val="–"/>
       <w:lvlJc w:val="left"/>
       <w:pPr>
-        <w:ind w:left="2880" w:hanging="360"/>
-      </w:pPr>
-      <w:rPr>
-        <w:rFonts w:ascii="Symbol" w:hAnsi="Symbol" w:cs="Symbol" w:hint="default"/>
-      </w:rPr>
+        <w:ind w:left="2880" w:hanging="480"/>
+      </w:pPr>
     </w:lvl>
     <w:lvl w:ilvl="4">
       <w:numFmt w:val="bullet"/>
-      <w:lvlText w:val="o"/>
+      <w:lvlText w:val="•"/>
       <w:lvlJc w:val="left"/>
       <w:pPr>
-        <w:ind w:left="3600" w:hanging="360"/>
-      </w:pPr>
-      <w:rPr>
-        <w:rFonts w:ascii="Courier New" w:hAnsi="Courier New" w:cs="Courier New" w:hint="default"/>
-      </w:rPr>
+        <w:ind w:left="3600" w:hanging="480"/>
+      </w:pPr>
     </w:lvl>
     <w:lvl w:ilvl="5">
       <w:numFmt w:val="bullet"/>
-      <w:lvlText w:val=""/>
+      <w:lvlText w:val="–"/>
       <w:lvlJc w:val="left"/>
       <w:pPr>
-        <w:ind w:left="4320" w:hanging="360"/>
-      </w:pPr>
-      <w:rPr>
-        <w:rFonts w:ascii="Wingdings" w:hAnsi="Wingdings" w:cs="Wingdings" w:hint="default"/>
-      </w:rPr>
+        <w:ind w:left="4320" w:hanging="480"/>
+      </w:pPr>
     </w:lvl>
     <w:lvl w:ilvl="6">
       <w:numFmt w:val="bullet"/>
-      <w:lvlText w:val=""/>
+      <w:lvlText w:val="•"/>
       <w:lvlJc w:val="left"/>
       <w:pPr>
-        <w:ind w:left="5040" w:hanging="360"/>
-      </w:pPr>
-      <w:rPr>
-        <w:rFonts w:ascii="Symbol" w:hAnsi="Symbol" w:cs="Symbol" w:hint="default"/>
-      </w:rPr>
+        <w:ind w:left="5040" w:hanging="480"/>
+      </w:pPr>
     </w:lvl>
     <w:lvl w:ilvl="7">
       <w:numFmt w:val="bullet"/>
-      <w:lvlText w:val="o"/>
+      <w:lvlText w:val="–"/>
       <w:lvlJc w:val="left"/>
       <w:pPr>
-        <w:ind w:left="5760" w:hanging="360"/>
-      </w:pPr>
-      <w:rPr>
-        <w:rFonts w:ascii="Courier New" w:hAnsi="Courier New" w:cs="Courier New" w:hint="default"/>
-      </w:rPr>
+        <w:ind w:left="5760" w:hanging="480"/>
+      </w:pPr>
     </w:lvl>
     <w:lvl w:ilvl="8">
       <w:numFmt w:val="bullet"/>
-      <w:lvlText w:val=""/>
+      <w:lvlText w:val="•"/>
       <w:lvlJc w:val="left"/>
       <w:pPr>
-        <w:ind w:left="6480" w:hanging="360"/>
-      </w:pPr>
-      <w:rPr>
-        <w:rFonts w:ascii="Wingdings" w:hAnsi="Wingdings" w:cs="Wingdings" w:hint="default"/>
-      </w:rPr>
+        <w:ind w:left="6480" w:hanging="480"/>
+      </w:pPr>
     </w:lvl>
   </w:abstractNum>
   <w:abstractNum w:abstractNumId="99411">
-    <w:nsid w:val="00A99411"/>
+    <w:nsid w:val="A99411"/>
     <w:multiLevelType w:val="multilevel"/>
     <w:lvl w:ilvl="0">
       <w:start w:val="1"/>
@@ -4292,7 +4982,7 @@
       <w:lvlText w:val="%1."/>
       <w:lvlJc w:val="left"/>
       <w:pPr>
-        <w:ind w:left="720" w:hanging="360"/>
+        <w:ind w:left="720" w:hanging="480"/>
       </w:pPr>
     </w:lvl>
     <w:lvl w:ilvl="1">
@@ -4301,7 +4991,7 @@
       <w:lvlText w:val="%2."/>
       <w:lvlJc w:val="left"/>
       <w:pPr>
-        <w:ind w:left="1440" w:hanging="360"/>
+        <w:ind w:left="1440" w:hanging="480"/>
       </w:pPr>
     </w:lvl>
     <w:lvl w:ilvl="2">
@@ -4310,7 +5000,7 @@
       <w:lvlText w:val="%3."/>
       <w:lvlJc w:val="left"/>
       <w:pPr>
-        <w:ind w:left="2160" w:hanging="360"/>
+        <w:ind w:left="2160" w:hanging="480"/>
       </w:pPr>
     </w:lvl>
     <w:lvl w:ilvl="3">
@@ -4319,7 +5009,7 @@
       <w:lvlText w:val="%4."/>
       <w:lvlJc w:val="left"/>
       <w:pPr>
-        <w:ind w:left="2880" w:hanging="360"/>
+        <w:ind w:left="2880" w:hanging="480"/>
       </w:pPr>
     </w:lvl>
     <w:lvl w:ilvl="4">
@@ -4328,7 +5018,7 @@
       <w:lvlText w:val="%5."/>
       <w:lvlJc w:val="left"/>
       <w:pPr>
-        <w:ind w:left="3600" w:hanging="360"/>
+        <w:ind w:left="3600" w:hanging="480"/>
       </w:pPr>
     </w:lvl>
     <w:lvl w:ilvl="5">
@@ -4337,7 +5027,7 @@
       <w:lvlText w:val="%6."/>
       <w:lvlJc w:val="left"/>
       <w:pPr>
-        <w:ind w:left="4320" w:hanging="360"/>
+        <w:ind w:left="4320" w:hanging="480"/>
       </w:pPr>
     </w:lvl>
     <w:lvl w:ilvl="6">
@@ -4346,7 +5036,7 @@
       <w:lvlText w:val="%7."/>
       <w:lvlJc w:val="left"/>
       <w:pPr>
-        <w:ind w:left="5040" w:hanging="360"/>
+        <w:ind w:left="5040" w:hanging="480"/>
       </w:pPr>
     </w:lvl>
     <w:lvl w:ilvl="7">
@@ -4355,7 +5045,7 @@
       <w:lvlText w:val="%8."/>
       <w:lvlJc w:val="left"/>
       <w:pPr>
-        <w:ind w:left="5760" w:hanging="360"/>
+        <w:ind w:left="5760" w:hanging="480"/>
       </w:pPr>
     </w:lvl>
     <w:lvl w:ilvl="8">
@@ -4364,12 +5054,12 @@
       <w:lvlText w:val="%9."/>
       <w:lvlJc w:val="left"/>
       <w:pPr>
-        <w:ind w:left="6480" w:hanging="360"/>
+        <w:ind w:left="6480" w:hanging="480"/>
       </w:pPr>
     </w:lvl>
   </w:abstractNum>
   <w:abstractNum w:abstractNumId="99721">
-    <w:nsid w:val="00A99721"/>
+    <w:nsid w:val="A99721"/>
     <w:multiLevelType w:val="multilevel"/>
     <w:lvl w:ilvl="0">
       <w:start w:val="1"/>
@@ -4377,7 +5067,7 @@
       <w:lvlText w:val="%1)"/>
       <w:lvlJc w:val="left"/>
       <w:pPr>
-        <w:ind w:left="720" w:hanging="360"/>
+        <w:ind w:left="720" w:hanging="480"/>
       </w:pPr>
     </w:lvl>
     <w:lvl w:ilvl="1">
@@ -4386,7 +5076,7 @@
       <w:lvlText w:val="%2)"/>
       <w:lvlJc w:val="left"/>
       <w:pPr>
-        <w:ind w:left="1440" w:hanging="360"/>
+        <w:ind w:left="1440" w:hanging="480"/>
       </w:pPr>
     </w:lvl>
     <w:lvl w:ilvl="2">
@@ -4395,7 +5085,7 @@
       <w:lvlText w:val="%3)"/>
       <w:lvlJc w:val="left"/>
       <w:pPr>
-        <w:ind w:left="2160" w:hanging="360"/>
+        <w:ind w:left="2160" w:hanging="480"/>
       </w:pPr>
     </w:lvl>
     <w:lvl w:ilvl="3">
@@ -4404,7 +5094,7 @@
       <w:lvlText w:val="%4)"/>
       <w:lvlJc w:val="left"/>
       <w:pPr>
-        <w:ind w:left="2880" w:hanging="360"/>
+        <w:ind w:left="2880" w:hanging="480"/>
       </w:pPr>
     </w:lvl>
     <w:lvl w:ilvl="4">
@@ -4413,7 +5103,7 @@
       <w:lvlText w:val="%5)"/>
       <w:lvlJc w:val="left"/>
       <w:pPr>
-        <w:ind w:left="3600" w:hanging="360"/>
+        <w:ind w:left="3600" w:hanging="480"/>
       </w:pPr>
     </w:lvl>
     <w:lvl w:ilvl="5">
@@ -4422,7 +5112,7 @@
       <w:lvlText w:val="%6)"/>
       <w:lvlJc w:val="left"/>
       <w:pPr>
-        <w:ind w:left="4320" w:hanging="360"/>
+        <w:ind w:left="4320" w:hanging="480"/>
       </w:pPr>
     </w:lvl>
     <w:lvl w:ilvl="6">
@@ -4431,7 +5121,7 @@
       <w:lvlText w:val="%7)"/>
       <w:lvlJc w:val="left"/>
       <w:pPr>
-        <w:ind w:left="5040" w:hanging="360"/>
+        <w:ind w:left="5040" w:hanging="480"/>
       </w:pPr>
     </w:lvl>
     <w:lvl w:ilvl="7">
@@ -4440,7 +5130,7 @@
       <w:lvlText w:val="%8)"/>
       <w:lvlJc w:val="left"/>
       <w:pPr>
-        <w:ind w:left="5760" w:hanging="360"/>
+        <w:ind w:left="5760" w:hanging="480"/>
       </w:pPr>
     </w:lvl>
     <w:lvl w:ilvl="8">
@@ -4449,7 +5139,7 @@
       <w:lvlText w:val="%9)"/>
       <w:lvlJc w:val="left"/>
       <w:pPr>
-        <w:ind w:left="6480" w:hanging="360"/>
+        <w:ind w:left="6480" w:hanging="480"/>
       </w:pPr>
     </w:lvl>
   </w:abstractNum>
@@ -5202,10 +5892,10 @@
   <w:docDefaults>
     <w:rPrDefault>
       <w:rPr>
-        <w:rFonts w:asciiTheme="minorHAnsi" w:cstheme="minorBidi" w:eastAsiaTheme="minorEastAsia" w:hAnsiTheme="minorHAnsi"/>
+        <w:rFonts w:asciiTheme="minorHAnsi" w:cstheme="minorBidi" w:eastAsiaTheme="minorHAnsi" w:hAnsiTheme="minorHAnsi"/>
         <w:sz w:val="24"/>
         <w:szCs w:val="24"/>
-        <w:lang w:bidi="ar-SA" w:eastAsia="zh-CN" w:val="en-US"/>
+        <w:lang w:bidi="ar-SA" w:eastAsia="en-US" w:val="en-US"/>
       </w:rPr>
     </w:rPrDefault>
     <w:pPrDefault>
@@ -5223,10 +5913,10 @@
     <w:name w:val="Body Text"/>
     <w:basedOn w:val="Normal"/>
     <w:link w:val="BodyTextChar"/>
-    <w:qFormat/>
     <w:pPr>
       <w:spacing w:after="180" w:before="180"/>
     </w:pPr>
+    <w:qFormat/>
   </w:style>
   <w:style w:customStyle="1" w:styleId="FirstParagraph" w:type="paragraph">
     <w:name w:val="First Paragraph"/>
@@ -5246,94 +5936,57 @@
     <w:name w:val="Title"/>
     <w:basedOn w:val="Normal"/>
     <w:next w:val="BodyText"/>
-    <w:link w:val="TitleChar"/>
-    <w:uiPriority w:val="10"/>
     <w:qFormat/>
-    <w:rsid w:val="00A10FD9"/>
     <w:pPr>
-      <w:spacing w:after="80" w:line="240" w:lineRule="auto"/>
-      <w:contextualSpacing/>
+      <w:keepNext/>
+      <w:keepLines/>
+      <w:spacing w:after="240" w:before="480"/>
       <w:jc w:val="center"/>
     </w:pPr>
     <w:rPr>
       <w:rFonts w:asciiTheme="majorHAnsi" w:cstheme="majorBidi" w:eastAsiaTheme="majorEastAsia" w:hAnsiTheme="majorHAnsi"/>
-      <w:sz w:val="56"/>
-      <w:szCs w:val="56"/>
-    </w:rPr>
-  </w:style>
-  <w:style w:customStyle="1" w:styleId="TitleChar" w:type="character">
-    <w:name w:val="Title Char"/>
-    <w:basedOn w:val="DefaultParagraphFont"/>
-    <w:link w:val="Title"/>
-    <w:uiPriority w:val="10"/>
-    <w:rsid w:val="00A10FD9"/>
-    <w:rPr>
-      <w:rFonts w:asciiTheme="majorHAnsi" w:cstheme="majorBidi" w:eastAsiaTheme="majorEastAsia" w:hAnsiTheme="majorHAnsi"/>
-      <w:sz w:val="56"/>
-      <w:szCs w:val="56"/>
+      <w:b/>
+      <w:bCs/>
+      <w:color w:themeColor="accent1" w:themeShade="B5" w:val="345A8A"/>
+      <w:sz w:val="36"/>
+      <w:szCs w:val="36"/>
     </w:rPr>
   </w:style>
   <w:style w:styleId="Subtitle" w:type="paragraph">
     <w:name w:val="Subtitle"/>
     <w:basedOn w:val="Title"/>
     <w:next w:val="BodyText"/>
-    <w:link w:val="SubtitleChar"/>
-    <w:uiPriority w:val="11"/>
     <w:qFormat/>
-    <w:rsid w:val="00A10FD9"/>
     <w:pPr>
-      <w:numPr>
-        <w:ilvl w:val="1"/>
-      </w:numPr>
+      <w:keepNext/>
+      <w:keepLines/>
+      <w:spacing w:after="240" w:before="240"/>
+      <w:jc w:val="center"/>
     </w:pPr>
     <w:rPr>
-      <w:rFonts w:cstheme="majorBidi" w:eastAsiaTheme="majorEastAsia"/>
-      <w:spacing w:val="15"/>
-      <w:sz w:val="28"/>
-      <w:szCs w:val="28"/>
-    </w:rPr>
-  </w:style>
-  <w:style w:customStyle="1" w:styleId="SubtitleChar" w:type="character">
-    <w:name w:val="Subtitle Char"/>
-    <w:basedOn w:val="DefaultParagraphFont"/>
-    <w:link w:val="Subtitle"/>
-    <w:uiPriority w:val="11"/>
-    <w:rsid w:val="00A10FD9"/>
-    <w:rPr>
-      <w:rFonts w:cstheme="majorBidi" w:eastAsiaTheme="majorEastAsia"/>
-      <w:color w:themeColor="text1" w:themeTint="A6" w:val="595959"/>
-      <w:spacing w:val="15"/>
-      <w:sz w:val="28"/>
-      <w:szCs w:val="28"/>
+      <w:sz w:val="30"/>
+      <w:szCs w:val="30"/>
     </w:rPr>
   </w:style>
   <w:style w:customStyle="1" w:styleId="Author" w:type="paragraph">
     <w:name w:val="Author"/>
-    <w:basedOn w:val="Title"/>
     <w:next w:val="BodyText"/>
     <w:qFormat/>
     <w:pPr>
       <w:keepNext/>
       <w:keepLines/>
+      <w:jc w:val="center"/>
     </w:pPr>
-    <w:rPr>
-      <w:sz w:val="24"/>
-      <w:szCs w:val="24"/>
-    </w:rPr>
   </w:style>
   <w:style w:styleId="Date" w:type="paragraph">
     <w:name w:val="Date"/>
-    <w:basedOn w:val="Title"/>
     <w:next w:val="BodyText"/>
     <w:qFormat/>
     <w:pPr>
       <w:keepNext/>
       <w:keepLines/>
+      <w:jc w:val="center"/>
     </w:pPr>
-    <w:rPr>
-      <w:sz w:val="24"/>
-      <w:szCs w:val="24"/>
-    </w:rPr>
   </w:style>
   <w:style w:customStyle="1" w:styleId="AbstractTitle" w:type="paragraph">
     <w:name w:val="Abstract Title"/>
@@ -5343,13 +5996,15 @@
     <w:pPr>
       <w:keepNext/>
       <w:keepLines/>
+      <w:jc w:val="center"/>
       <w:spacing w:after="0" w:before="300"/>
-      <w:jc w:val="center"/>
     </w:pPr>
     <w:rPr>
-      <w:b/>
       <w:sz w:val="20"/>
       <w:szCs w:val="20"/>
+      <w:b/>
+      <w:color w:val="345A8A"/>
+      &gt;
     </w:rPr>
   </w:style>
   <w:style w:customStyle="1" w:styleId="Abstract" w:type="paragraph">
@@ -5376,321 +6031,191 @@
     <w:rPr/>
   </w:style>
   <w:style w:styleId="Heading1" w:type="paragraph">
-    <w:name w:val="heading 1"/>
+    <w:name w:val="Heading 1"/>
     <w:basedOn w:val="Normal"/>
     <w:next w:val="BodyText"/>
-    <w:link w:val="Heading1Char"/>
     <w:uiPriority w:val="9"/>
     <w:qFormat/>
-    <w:rsid w:val="00A10FD9"/>
     <w:pPr>
       <w:keepNext/>
       <w:keepLines/>
-      <w:spacing w:after="80" w:before="360"/>
+      <w:spacing w:after="0" w:before="480"/>
       <w:outlineLvl w:val="0"/>
     </w:pPr>
     <w:rPr>
       <w:rFonts w:asciiTheme="majorHAnsi" w:cstheme="majorBidi" w:eastAsiaTheme="majorEastAsia" w:hAnsiTheme="majorHAnsi"/>
-      <w:color w:themeColor="accent1" w:themeShade="BF" w:val="0F4761"/>
-      <w:sz w:val="40"/>
-      <w:szCs w:val="40"/>
+      <w:b/>
+      <w:bCs/>
+      <w:color w:themeColor="accent1" w:val="4F81BD"/>
+      <w:sz w:val="32"/>
+      <w:szCs w:val="32"/>
     </w:rPr>
   </w:style>
   <w:style w:styleId="Heading2" w:type="paragraph">
-    <w:name w:val="heading 2"/>
+    <w:name w:val="Heading 2"/>
     <w:basedOn w:val="Normal"/>
     <w:next w:val="BodyText"/>
-    <w:link w:val="Heading2Char"/>
     <w:uiPriority w:val="9"/>
-    <w:semiHidden/>
     <w:unhideWhenUsed/>
     <w:qFormat/>
-    <w:rsid w:val="00A10FD9"/>
     <w:pPr>
       <w:keepNext/>
       <w:keepLines/>
-      <w:spacing w:after="80" w:before="160"/>
+      <w:spacing w:after="0" w:before="200"/>
       <w:outlineLvl w:val="1"/>
     </w:pPr>
     <w:rPr>
       <w:rFonts w:asciiTheme="majorHAnsi" w:cstheme="majorBidi" w:eastAsiaTheme="majorEastAsia" w:hAnsiTheme="majorHAnsi"/>
-      <w:color w:themeColor="accent1" w:themeShade="BF" w:val="0F4761"/>
-      <w:sz w:val="32"/>
-      <w:szCs w:val="32"/>
-    </w:rPr>
-  </w:style>
-  <w:style w:styleId="Heading3" w:type="paragraph">
-    <w:name w:val="heading 3"/>
-    <w:basedOn w:val="Normal"/>
-    <w:next w:val="BodyText"/>
-    <w:link w:val="Heading3Char"/>
-    <w:uiPriority w:val="9"/>
-    <w:semiHidden/>
-    <w:unhideWhenUsed/>
-    <w:qFormat/>
-    <w:rsid w:val="00A10FD9"/>
-    <w:pPr>
-      <w:keepNext/>
-      <w:keepLines/>
-      <w:spacing w:after="80" w:before="160"/>
-      <w:outlineLvl w:val="2"/>
-    </w:pPr>
-    <w:rPr>
-      <w:rFonts w:cstheme="majorBidi" w:eastAsiaTheme="majorEastAsia"/>
-      <w:color w:themeColor="accent1" w:themeShade="BF" w:val="0F4761"/>
+      <w:b/>
+      <w:bCs/>
+      <w:color w:themeColor="accent1" w:val="4F81BD"/>
       <w:sz w:val="28"/>
       <w:szCs w:val="28"/>
     </w:rPr>
   </w:style>
-  <w:style w:styleId="Heading4" w:type="paragraph">
-    <w:name w:val="heading 4"/>
+  <w:style w:styleId="Heading3" w:type="paragraph">
+    <w:name w:val="Heading 3"/>
     <w:basedOn w:val="Normal"/>
     <w:next w:val="BodyText"/>
-    <w:link w:val="Heading4Char"/>
     <w:uiPriority w:val="9"/>
-    <w:semiHidden/>
     <w:unhideWhenUsed/>
     <w:qFormat/>
-    <w:rsid w:val="00A10FD9"/>
     <w:pPr>
       <w:keepNext/>
       <w:keepLines/>
-      <w:spacing w:after="40" w:before="80"/>
+      <w:spacing w:after="0" w:before="200"/>
+      <w:outlineLvl w:val="2"/>
+    </w:pPr>
+    <w:rPr>
+      <w:rFonts w:asciiTheme="majorHAnsi" w:cstheme="majorBidi" w:eastAsiaTheme="majorEastAsia" w:hAnsiTheme="majorHAnsi"/>
+      <w:b/>
+      <w:bCs/>
+      <w:color w:themeColor="accent1" w:val="4F81BD"/>
+      <w:sz w:val="24"/>
+      <w:szCs w:val="24"/>
+    </w:rPr>
+  </w:style>
+  <w:style w:styleId="Heading4" w:type="paragraph">
+    <w:name w:val="Heading 4"/>
+    <w:basedOn w:val="Normal"/>
+    <w:next w:val="BodyText"/>
+    <w:uiPriority w:val="9"/>
+    <w:unhideWhenUsed/>
+    <w:qFormat/>
+    <w:pPr>
+      <w:keepNext/>
+      <w:keepLines/>
+      <w:spacing w:after="0" w:before="200"/>
       <w:outlineLvl w:val="3"/>
     </w:pPr>
     <w:rPr>
-      <w:rFonts w:cstheme="majorBidi" w:eastAsiaTheme="majorEastAsia"/>
+      <w:rFonts w:asciiTheme="majorHAnsi" w:cstheme="majorBidi" w:eastAsiaTheme="majorEastAsia" w:hAnsiTheme="majorHAnsi"/>
       <w:i/>
-      <w:iCs/>
-      <w:color w:themeColor="accent1" w:themeShade="BF" w:val="0F4761"/>
+      <w:bCs/>
+      <w:color w:themeColor="accent1" w:val="4F81BD"/>
+      <w:sz w:val="24"/>
+      <w:szCs w:val="24"/>
     </w:rPr>
   </w:style>
   <w:style w:styleId="Heading5" w:type="paragraph">
-    <w:name w:val="heading 5"/>
+    <w:name w:val="Heading 5"/>
     <w:basedOn w:val="Normal"/>
     <w:next w:val="BodyText"/>
-    <w:link w:val="Heading5Char"/>
     <w:uiPriority w:val="9"/>
-    <w:semiHidden/>
     <w:unhideWhenUsed/>
     <w:qFormat/>
-    <w:rsid w:val="00A10FD9"/>
     <w:pPr>
       <w:keepNext/>
       <w:keepLines/>
-      <w:spacing w:after="40" w:before="80"/>
+      <w:spacing w:after="0" w:before="200"/>
       <w:outlineLvl w:val="4"/>
     </w:pPr>
     <w:rPr>
-      <w:rFonts w:cstheme="majorBidi" w:eastAsiaTheme="majorEastAsia"/>
-      <w:color w:themeColor="accent1" w:themeShade="BF" w:val="0F4761"/>
+      <w:rFonts w:asciiTheme="majorHAnsi" w:cstheme="majorBidi" w:eastAsiaTheme="majorEastAsia" w:hAnsiTheme="majorHAnsi"/>
+      <w:iCs/>
+      <w:color w:themeColor="accent1" w:val="4F81BD"/>
+      <w:sz w:val="24"/>
+      <w:szCs w:val="24"/>
     </w:rPr>
   </w:style>
   <w:style w:styleId="Heading6" w:type="paragraph">
-    <w:name w:val="heading 6"/>
+    <w:name w:val="Heading 6"/>
     <w:basedOn w:val="Normal"/>
     <w:next w:val="BodyText"/>
-    <w:link w:val="Heading6Char"/>
     <w:uiPriority w:val="9"/>
-    <w:semiHidden/>
     <w:unhideWhenUsed/>
     <w:qFormat/>
-    <w:rsid w:val="00A10FD9"/>
     <w:pPr>
       <w:keepNext/>
       <w:keepLines/>
-      <w:spacing w:after="0" w:before="40"/>
+      <w:spacing w:after="0" w:before="200"/>
       <w:outlineLvl w:val="5"/>
     </w:pPr>
     <w:rPr>
-      <w:rFonts w:cstheme="majorBidi" w:eastAsiaTheme="majorEastAsia"/>
-      <w:i/>
-      <w:iCs/>
-      <w:color w:themeColor="text1" w:themeTint="A6" w:val="595959"/>
+      <w:rFonts w:asciiTheme="majorHAnsi" w:cstheme="majorBidi" w:eastAsiaTheme="majorEastAsia" w:hAnsiTheme="majorHAnsi"/>
+      <w:color w:themeColor="accent1" w:val="4F81BD"/>
+      <w:sz w:val="24"/>
+      <w:szCs w:val="24"/>
     </w:rPr>
   </w:style>
   <w:style w:styleId="Heading7" w:type="paragraph">
-    <w:name w:val="heading 7"/>
+    <w:name w:val="Heading 7"/>
     <w:basedOn w:val="Normal"/>
     <w:next w:val="BodyText"/>
-    <w:link w:val="Heading7Char"/>
     <w:uiPriority w:val="9"/>
-    <w:semiHidden/>
     <w:unhideWhenUsed/>
     <w:qFormat/>
-    <w:rsid w:val="00A10FD9"/>
     <w:pPr>
       <w:keepNext/>
       <w:keepLines/>
-      <w:spacing w:after="0" w:before="40"/>
+      <w:spacing w:after="0" w:before="200"/>
       <w:outlineLvl w:val="6"/>
     </w:pPr>
     <w:rPr>
-      <w:rFonts w:cstheme="majorBidi" w:eastAsiaTheme="majorEastAsia"/>
-      <w:color w:themeColor="text1" w:themeTint="A6" w:val="595959"/>
+      <w:rFonts w:asciiTheme="majorHAnsi" w:cstheme="majorBidi" w:eastAsiaTheme="majorEastAsia" w:hAnsiTheme="majorHAnsi"/>
+      <w:color w:themeColor="accent1" w:val="4F81BD"/>
+      <w:sz w:val="24"/>
+      <w:szCs w:val="24"/>
     </w:rPr>
   </w:style>
   <w:style w:styleId="Heading8" w:type="paragraph">
-    <w:name w:val="heading 8"/>
+    <w:name w:val="Heading 8"/>
     <w:basedOn w:val="Normal"/>
     <w:next w:val="BodyText"/>
-    <w:link w:val="Heading8Char"/>
     <w:uiPriority w:val="9"/>
-    <w:semiHidden/>
     <w:unhideWhenUsed/>
     <w:qFormat/>
-    <w:rsid w:val="00A10FD9"/>
     <w:pPr>
       <w:keepNext/>
       <w:keepLines/>
-      <w:spacing w:after="0"/>
+      <w:spacing w:after="0" w:before="200"/>
       <w:outlineLvl w:val="7"/>
     </w:pPr>
     <w:rPr>
-      <w:rFonts w:cstheme="majorBidi" w:eastAsiaTheme="majorEastAsia"/>
-      <w:i/>
-      <w:iCs/>
-      <w:color w:themeColor="text1" w:themeTint="D8" w:val="272727"/>
+      <w:rFonts w:asciiTheme="majorHAnsi" w:cstheme="majorBidi" w:eastAsiaTheme="majorEastAsia" w:hAnsiTheme="majorHAnsi"/>
+      <w:color w:themeColor="accent1" w:val="4F81BD"/>
+      <w:sz w:val="24"/>
+      <w:szCs w:val="24"/>
     </w:rPr>
   </w:style>
   <w:style w:styleId="Heading9" w:type="paragraph">
-    <w:name w:val="heading 9"/>
+    <w:name w:val="Heading 9"/>
     <w:basedOn w:val="Normal"/>
     <w:next w:val="BodyText"/>
-    <w:link w:val="Heading9Char"/>
     <w:uiPriority w:val="9"/>
-    <w:semiHidden/>
     <w:unhideWhenUsed/>
     <w:qFormat/>
-    <w:rsid w:val="00A10FD9"/>
     <w:pPr>
       <w:keepNext/>
       <w:keepLines/>
-      <w:spacing w:after="0"/>
+      <w:spacing w:after="0" w:before="200"/>
       <w:outlineLvl w:val="8"/>
     </w:pPr>
     <w:rPr>
-      <w:rFonts w:cstheme="majorBidi" w:eastAsiaTheme="majorEastAsia"/>
-      <w:color w:themeColor="text1" w:themeTint="D8" w:val="272727"/>
-    </w:rPr>
-  </w:style>
-  <w:style w:customStyle="1" w:styleId="Heading1Char" w:type="character">
-    <w:name w:val="Heading 1 Char"/>
-    <w:basedOn w:val="DefaultParagraphFont"/>
-    <w:link w:val="Heading1"/>
-    <w:uiPriority w:val="9"/>
-    <w:rsid w:val="00A10FD9"/>
-    <w:rPr>
       <w:rFonts w:asciiTheme="majorHAnsi" w:cstheme="majorBidi" w:eastAsiaTheme="majorEastAsia" w:hAnsiTheme="majorHAnsi"/>
-      <w:color w:themeColor="accent1" w:themeShade="BF" w:val="0F4761"/>
-      <w:sz w:val="40"/>
-      <w:szCs w:val="40"/>
-    </w:rPr>
-  </w:style>
-  <w:style w:customStyle="1" w:styleId="Heading2Char" w:type="character">
-    <w:name w:val="Heading 2 Char"/>
-    <w:basedOn w:val="DefaultParagraphFont"/>
-    <w:link w:val="Heading2"/>
-    <w:uiPriority w:val="9"/>
-    <w:semiHidden/>
-    <w:rsid w:val="00A10FD9"/>
-    <w:rPr>
-      <w:rFonts w:asciiTheme="majorHAnsi" w:cstheme="majorBidi" w:eastAsiaTheme="majorEastAsia" w:hAnsiTheme="majorHAnsi"/>
-      <w:color w:themeColor="accent1" w:themeShade="BF" w:val="0F4761"/>
-      <w:sz w:val="32"/>
-      <w:szCs w:val="32"/>
-    </w:rPr>
-  </w:style>
-  <w:style w:customStyle="1" w:styleId="Heading3Char" w:type="character">
-    <w:name w:val="Heading 3 Char"/>
-    <w:basedOn w:val="DefaultParagraphFont"/>
-    <w:link w:val="Heading3"/>
-    <w:uiPriority w:val="9"/>
-    <w:semiHidden/>
-    <w:rsid w:val="00A10FD9"/>
-    <w:rPr>
-      <w:rFonts w:cstheme="majorBidi" w:eastAsiaTheme="majorEastAsia"/>
-      <w:color w:themeColor="accent1" w:themeShade="BF" w:val="0F4761"/>
-      <w:sz w:val="28"/>
-      <w:szCs w:val="28"/>
-    </w:rPr>
-  </w:style>
-  <w:style w:customStyle="1" w:styleId="Heading4Char" w:type="character">
-    <w:name w:val="Heading 4 Char"/>
-    <w:basedOn w:val="DefaultParagraphFont"/>
-    <w:link w:val="Heading4"/>
-    <w:uiPriority w:val="9"/>
-    <w:semiHidden/>
-    <w:rsid w:val="00A10FD9"/>
-    <w:rPr>
-      <w:rFonts w:cstheme="majorBidi" w:eastAsiaTheme="majorEastAsia"/>
-      <w:i/>
-      <w:iCs/>
-      <w:color w:themeColor="accent1" w:themeShade="BF" w:val="0F4761"/>
-    </w:rPr>
-  </w:style>
-  <w:style w:customStyle="1" w:styleId="Heading5Char" w:type="character">
-    <w:name w:val="Heading 5 Char"/>
-    <w:basedOn w:val="DefaultParagraphFont"/>
-    <w:link w:val="Heading5"/>
-    <w:uiPriority w:val="9"/>
-    <w:semiHidden/>
-    <w:rsid w:val="00A10FD9"/>
-    <w:rPr>
-      <w:rFonts w:cstheme="majorBidi" w:eastAsiaTheme="majorEastAsia"/>
-      <w:color w:themeColor="accent1" w:themeShade="BF" w:val="0F4761"/>
-    </w:rPr>
-  </w:style>
-  <w:style w:customStyle="1" w:styleId="Heading6Char" w:type="character">
-    <w:name w:val="Heading 6 Char"/>
-    <w:basedOn w:val="DefaultParagraphFont"/>
-    <w:link w:val="Heading6"/>
-    <w:uiPriority w:val="9"/>
-    <w:semiHidden/>
-    <w:rsid w:val="00A10FD9"/>
-    <w:rPr>
-      <w:rFonts w:cstheme="majorBidi" w:eastAsiaTheme="majorEastAsia"/>
-      <w:i/>
-      <w:iCs/>
-      <w:color w:themeColor="text1" w:themeTint="A6" w:val="595959"/>
-    </w:rPr>
-  </w:style>
-  <w:style w:customStyle="1" w:styleId="Heading7Char" w:type="character">
-    <w:name w:val="Heading 7 Char"/>
-    <w:basedOn w:val="DefaultParagraphFont"/>
-    <w:link w:val="Heading7"/>
-    <w:uiPriority w:val="9"/>
-    <w:semiHidden/>
-    <w:rsid w:val="00A10FD9"/>
-    <w:rPr>
-      <w:rFonts w:cstheme="majorBidi" w:eastAsiaTheme="majorEastAsia"/>
-      <w:color w:themeColor="text1" w:themeTint="A6" w:val="595959"/>
-    </w:rPr>
-  </w:style>
-  <w:style w:customStyle="1" w:styleId="Heading8Char" w:type="character">
-    <w:name w:val="Heading 8 Char"/>
-    <w:basedOn w:val="DefaultParagraphFont"/>
-    <w:link w:val="Heading8"/>
-    <w:uiPriority w:val="9"/>
-    <w:semiHidden/>
-    <w:rsid w:val="00A10FD9"/>
-    <w:rPr>
-      <w:rFonts w:cstheme="majorBidi" w:eastAsiaTheme="majorEastAsia"/>
-      <w:i/>
-      <w:iCs/>
-      <w:color w:themeColor="text1" w:themeTint="D8" w:val="272727"/>
-    </w:rPr>
-  </w:style>
-  <w:style w:customStyle="1" w:styleId="Heading9Char" w:type="character">
-    <w:name w:val="Heading 9 Char"/>
-    <w:basedOn w:val="DefaultParagraphFont"/>
-    <w:link w:val="Heading9"/>
-    <w:uiPriority w:val="9"/>
-    <w:semiHidden/>
-    <w:rsid w:val="00A10FD9"/>
-    <w:rPr>
-      <w:rFonts w:cstheme="majorBidi" w:eastAsiaTheme="majorEastAsia"/>
-      <w:color w:themeColor="text1" w:themeTint="D8" w:val="272727"/>
+      <w:color w:themeColor="accent1" w:val="4F81BD"/>
+      <w:sz w:val="24"/>
+      <w:szCs w:val="24"/>
     </w:rPr>
   </w:style>
   <w:style w:styleId="BlockText" w:type="paragraph">
@@ -5713,18 +6238,6 @@
     <w:unhideWhenUsed/>
     <w:qFormat/>
   </w:style>
-  <w:style w:styleId="FootnoteBlockText" w:type="paragraph">
-    <w:name w:val="Footnote Block Text"/>
-    <w:basedOn w:val="FootnoteText"/>
-    <w:next w:val="FootnoteText"/>
-    <w:uiPriority w:val="9"/>
-    <w:unhideWhenUsed/>
-    <w:qFormat/>
-    <w:pPr>
-      <w:spacing w:after="100" w:before="100"/>
-      <w:ind w:firstLine="0" w:left="480" w:right="480"/>
-    </w:pPr>
-  </w:style>
   <w:style w:default="1" w:styleId="DefaultParagraphFont" w:type="character">
     <w:name w:val="Default Paragraph Font"/>
     <w:semiHidden/>
@@ -5746,11 +6259,18 @@
       </w:tblCellMar>
     </w:tblPr>
     <w:tblStylePr w:type="firstRow">
+      <w:tblPr>
+        <w:jc w:val="left"/>
+        <w:tblInd w:type="dxa" w:w="0"/>
+      </w:tblPr>
+      <w:trPr>
+        <w:jc w:val="left"/>
+      </w:trPr>
       <w:tcPr>
+        <w:vAlign w:val="bottom"/>
         <w:tcBorders>
           <w:bottom w:val="single"/>
         </w:tcBorders>
-        <w:vAlign w:val="bottom"/>
       </w:tcPr>
     </w:tblStylePr>
   </w:style>
@@ -5865,8 +6385,8 @@
     <w:name w:val="KeywordTok"/>
     <w:basedOn w:val="VerbatimChar"/>
     <w:rPr>
+      <w:color w:val="007020"/>
       <w:b/>
-      <w:color w:val="007020"/>
     </w:rPr>
   </w:style>
   <w:style w:type="character" w:customStyle="1" w:styleId="DataTypeTok">
@@ -5943,42 +6463,42 @@
     <w:name w:val="ImportTok"/>
     <w:basedOn w:val="VerbatimChar"/>
     <w:rPr>
+      <w:color w:val="008000"/>
       <w:b/>
-      <w:color w:val="008000"/>
     </w:rPr>
   </w:style>
   <w:style w:type="character" w:customStyle="1" w:styleId="CommentTok">
     <w:name w:val="CommentTok"/>
     <w:basedOn w:val="VerbatimChar"/>
     <w:rPr>
+      <w:color w:val="60a0b0"/>
       <w:i/>
-      <w:color w:val="60a0b0"/>
     </w:rPr>
   </w:style>
   <w:style w:type="character" w:customStyle="1" w:styleId="DocumentationTok">
     <w:name w:val="DocumentationTok"/>
     <w:basedOn w:val="VerbatimChar"/>
     <w:rPr>
+      <w:color w:val="ba2121"/>
       <w:i/>
-      <w:color w:val="ba2121"/>
     </w:rPr>
   </w:style>
   <w:style w:type="character" w:customStyle="1" w:styleId="AnnotationTok">
     <w:name w:val="AnnotationTok"/>
     <w:basedOn w:val="VerbatimChar"/>
     <w:rPr>
+      <w:color w:val="60a0b0"/>
       <w:b/>
       <w:i/>
-      <w:color w:val="60a0b0"/>
     </w:rPr>
   </w:style>
   <w:style w:type="character" w:customStyle="1" w:styleId="CommentVarTok">
     <w:name w:val="CommentVarTok"/>
     <w:basedOn w:val="VerbatimChar"/>
     <w:rPr>
+      <w:color w:val="60a0b0"/>
       <w:b/>
       <w:i/>
-      <w:color w:val="60a0b0"/>
     </w:rPr>
   </w:style>
   <w:style w:type="character" w:customStyle="1" w:styleId="OtherTok">
@@ -6006,8 +6526,8 @@
     <w:name w:val="ControlFlowTok"/>
     <w:basedOn w:val="VerbatimChar"/>
     <w:rPr>
+      <w:color w:val="007020"/>
       <w:b/>
-      <w:color w:val="007020"/>
     </w:rPr>
   </w:style>
   <w:style w:type="character" w:customStyle="1" w:styleId="OperatorTok">
@@ -6052,34 +6572,34 @@
     <w:name w:val="InformationTok"/>
     <w:basedOn w:val="VerbatimChar"/>
     <w:rPr>
+      <w:color w:val="60a0b0"/>
       <w:b/>
       <w:i/>
-      <w:color w:val="60a0b0"/>
     </w:rPr>
   </w:style>
   <w:style w:type="character" w:customStyle="1" w:styleId="WarningTok">
     <w:name w:val="WarningTok"/>
     <w:basedOn w:val="VerbatimChar"/>
     <w:rPr>
+      <w:color w:val="60a0b0"/>
       <w:b/>
       <w:i/>
-      <w:color w:val="60a0b0"/>
     </w:rPr>
   </w:style>
   <w:style w:type="character" w:customStyle="1" w:styleId="AlertTok">
     <w:name w:val="AlertTok"/>
     <w:basedOn w:val="VerbatimChar"/>
     <w:rPr>
+      <w:color w:val="ff0000"/>
       <w:b/>
-      <w:color w:val="ff0000"/>
     </w:rPr>
   </w:style>
   <w:style w:type="character" w:customStyle="1" w:styleId="ErrorTok">
     <w:name w:val="ErrorTok"/>
     <w:basedOn w:val="VerbatimChar"/>
     <w:rPr>
+      <w:color w:val="ff0000"/>
       <w:b/>
-      <w:color w:val="ff0000"/>
     </w:rPr>
   </w:style>
   <w:style w:type="character" w:customStyle="1" w:styleId="NormalTok">
@@ -6101,44 +6621,44 @@
         <a:sysClr val="window" lastClr="FFFFFF"/>
       </a:lt1>
       <a:dk2>
-        <a:srgbClr val="0E2841"/>
+        <a:srgbClr val="1F497D"/>
       </a:dk2>
       <a:lt2>
-        <a:srgbClr val="E8E8E8"/>
+        <a:srgbClr val="EEECE1"/>
       </a:lt2>
       <a:accent1>
-        <a:srgbClr val="156082"/>
+        <a:srgbClr val="4F81BD"/>
       </a:accent1>
       <a:accent2>
-        <a:srgbClr val="E97132"/>
+        <a:srgbClr val="C0504D"/>
       </a:accent2>
       <a:accent3>
-        <a:srgbClr val="196B24"/>
+        <a:srgbClr val="9BBB59"/>
       </a:accent3>
       <a:accent4>
-        <a:srgbClr val="0F9ED5"/>
+        <a:srgbClr val="8064A2"/>
       </a:accent4>
       <a:accent5>
-        <a:srgbClr val="A02B93"/>
+        <a:srgbClr val="4BACC6"/>
       </a:accent5>
       <a:accent6>
-        <a:srgbClr val="4EA72E"/>
+        <a:srgbClr val="F79646"/>
       </a:accent6>
       <a:hlink>
-        <a:srgbClr val="467886"/>
+        <a:srgbClr val="0000FF"/>
       </a:hlink>
       <a:folHlink>
-        <a:srgbClr val="96607D"/>
+        <a:srgbClr val="800080"/>
       </a:folHlink>
     </a:clrScheme>
     <a:fontScheme name="Office">
       <a:majorFont>
-        <a:latin typeface="Aptos Display" panose="02110004020202020204"/>
+        <a:latin typeface="Calibri"/>
         <a:ea typeface=""/>
         <a:cs typeface=""/>
-        <a:font script="Jpan" typeface="游ゴシック Light"/>
+        <a:font script="Jpan" typeface="ＭＳ ゴシック"/>
         <a:font script="Hang" typeface="맑은 고딕"/>
-        <a:font script="Hans" typeface="等线 Light"/>
+        <a:font script="Hans" typeface="宋体"/>
         <a:font script="Hant" typeface="新細明體"/>
         <a:font script="Arab" typeface="Times New Roman"/>
         <a:font script="Hebr" typeface="Times New Roman"/>
@@ -6165,32 +6685,14 @@
         <a:font script="Mong" typeface="Mongolian Baiti"/>
         <a:font script="Viet" typeface="Times New Roman"/>
         <a:font script="Uigh" typeface="Microsoft Uighur"/>
-        <a:font script="Geor" typeface="Sylfaen"/>
-        <a:font script="Armn" typeface="Arial"/>
-        <a:font script="Bugi" typeface="Leelawadee UI"/>
-        <a:font script="Bopo" typeface="Microsoft JhengHei"/>
-        <a:font script="Java" typeface="Javanese Text"/>
-        <a:font script="Lisu" typeface="Segoe UI"/>
-        <a:font script="Mymr" typeface="Myanmar Text"/>
-        <a:font script="Nkoo" typeface="Ebrima"/>
-        <a:font script="Olck" typeface="Nirmala UI"/>
-        <a:font script="Osma" typeface="Ebrima"/>
-        <a:font script="Phag" typeface="Phagspa"/>
-        <a:font script="Syrn" typeface="Estrangelo Edessa"/>
-        <a:font script="Syrj" typeface="Estrangelo Edessa"/>
-        <a:font script="Syre" typeface="Estrangelo Edessa"/>
-        <a:font script="Sora" typeface="Nirmala UI"/>
-        <a:font script="Tale" typeface="Microsoft Tai Le"/>
-        <a:font script="Talu" typeface="Microsoft New Tai Lue"/>
-        <a:font script="Tfng" typeface="Ebrima"/>
       </a:majorFont>
       <a:minorFont>
-        <a:latin typeface="Aptos" panose="02110004020202020204"/>
+        <a:latin typeface="Cambria"/>
         <a:ea typeface=""/>
         <a:cs typeface=""/>
-        <a:font script="Jpan" typeface="游明朝"/>
+        <a:font script="Jpan" typeface="ＭＳ 明朝"/>
         <a:font script="Hang" typeface="맑은 고딕"/>
-        <a:font script="Hans" typeface="等线"/>
+        <a:font script="Hans" typeface="宋体"/>
         <a:font script="Hant" typeface="新細明體"/>
         <a:font script="Arab" typeface="Arial"/>
         <a:font script="Hebr" typeface="Arial"/>
@@ -6217,24 +6719,6 @@
         <a:font script="Mong" typeface="Mongolian Baiti"/>
         <a:font script="Viet" typeface="Arial"/>
         <a:font script="Uigh" typeface="Microsoft Uighur"/>
-        <a:font script="Geor" typeface="Sylfaen"/>
-        <a:font script="Armn" typeface="Arial"/>
-        <a:font script="Bugi" typeface="Leelawadee UI"/>
-        <a:font script="Bopo" typeface="Microsoft JhengHei"/>
-        <a:font script="Java" typeface="Javanese Text"/>
-        <a:font script="Lisu" typeface="Segoe UI"/>
-        <a:font script="Mymr" typeface="Myanmar Text"/>
-        <a:font script="Nkoo" typeface="Ebrima"/>
-        <a:font script="Olck" typeface="Nirmala UI"/>
-        <a:font script="Osma" typeface="Ebrima"/>
-        <a:font script="Phag" typeface="Phagspa"/>
-        <a:font script="Syrn" typeface="Estrangelo Edessa"/>
-        <a:font script="Syrj" typeface="Estrangelo Edessa"/>
-        <a:font script="Syre" typeface="Estrangelo Edessa"/>
-        <a:font script="Sora" typeface="Nirmala UI"/>
-        <a:font script="Tale" typeface="Microsoft Tai Le"/>
-        <a:font script="Talu" typeface="Microsoft New Tai Lue"/>
-        <a:font script="Tfng" typeface="Ebrima"/>
       </a:minorFont>
     </a:fontScheme>
     <a:fmtScheme name="Office">
@@ -6246,141 +6730,200 @@
           <a:gsLst>
             <a:gs pos="0">
               <a:schemeClr val="phClr">
-                <a:lumMod val="110000"/>
-                <a:satMod val="105000"/>
-                <a:tint val="67000"/>
+                <a:tint val="50000"/>
+                <a:satMod val="300000"/>
               </a:schemeClr>
             </a:gs>
-            <a:gs pos="50000">
+            <a:gs pos="35000">
               <a:schemeClr val="phClr">
-                <a:lumMod val="105000"/>
-                <a:satMod val="103000"/>
-                <a:tint val="73000"/>
+                <a:tint val="37000"/>
+                <a:satMod val="300000"/>
               </a:schemeClr>
             </a:gs>
             <a:gs pos="100000">
               <a:schemeClr val="phClr">
-                <a:lumMod val="105000"/>
-                <a:satMod val="109000"/>
-                <a:tint val="81000"/>
+                <a:tint val="15000"/>
+                <a:satMod val="350000"/>
               </a:schemeClr>
             </a:gs>
           </a:gsLst>
-          <a:lin ang="5400000" scaled="0"/>
+          <a:lin ang="16200000" scaled="1"/>
         </a:gradFill>
         <a:gradFill rotWithShape="1">
           <a:gsLst>
             <a:gs pos="0">
               <a:schemeClr val="phClr">
-                <a:satMod val="103000"/>
-                <a:lumMod val="102000"/>
-                <a:tint val="94000"/>
-              </a:schemeClr>
-            </a:gs>
-            <a:gs pos="50000">
-              <a:schemeClr val="phClr">
-                <a:satMod val="110000"/>
-                <a:lumMod val="100000"/>
+                <a:tint val="100000"/>
                 <a:shade val="100000"/>
+                <a:satMod val="130000"/>
               </a:schemeClr>
             </a:gs>
             <a:gs pos="100000">
               <a:schemeClr val="phClr">
-                <a:lumMod val="99000"/>
-                <a:satMod val="120000"/>
-                <a:shade val="78000"/>
+                <a:tint val="50000"/>
+                <a:shade val="100000"/>
+                <a:satMod val="350000"/>
               </a:schemeClr>
             </a:gs>
           </a:gsLst>
-          <a:lin ang="5400000" scaled="0"/>
+          <a:lin ang="16200000" scaled="0"/>
         </a:gradFill>
       </a:fillStyleLst>
       <a:lnStyleLst>
-        <a:ln w="6350" cap="flat" cmpd="sng" algn="ctr">
+        <a:ln w="9525" cap="flat" cmpd="sng" algn="ctr">
+          <a:solidFill>
+            <a:schemeClr val="phClr">
+              <a:shade val="95000"/>
+              <a:satMod val="105000"/>
+            </a:schemeClr>
+          </a:solidFill>
+          <a:prstDash val="solid"/>
+        </a:ln>
+        <a:ln w="25400" cap="flat" cmpd="sng" algn="ctr">
           <a:solidFill>
             <a:schemeClr val="phClr"/>
           </a:solidFill>
           <a:prstDash val="solid"/>
-          <a:miter lim="800000"/>
         </a:ln>
-        <a:ln w="12700" cap="flat" cmpd="sng" algn="ctr">
+        <a:ln w="38100" cap="flat" cmpd="sng" algn="ctr">
           <a:solidFill>
             <a:schemeClr val="phClr"/>
           </a:solidFill>
           <a:prstDash val="solid"/>
-          <a:miter lim="800000"/>
-        </a:ln>
-        <a:ln w="19050" cap="flat" cmpd="sng" algn="ctr">
-          <a:solidFill>
-            <a:schemeClr val="phClr"/>
-          </a:solidFill>
-          <a:prstDash val="solid"/>
-          <a:miter lim="800000"/>
         </a:ln>
       </a:lnStyleLst>
       <a:effectStyleLst>
         <a:effectStyle>
-          <a:effectLst/>
-        </a:effectStyle>
-        <a:effectStyle>
-          <a:effectLst/>
+          <a:effectLst>
+            <a:outerShdw blurRad="40000" dist="20000" dir="5400000" rotWithShape="0">
+              <a:srgbClr val="000000">
+                <a:alpha val="38000"/>
+              </a:srgbClr>
+            </a:outerShdw>
+          </a:effectLst>
         </a:effectStyle>
         <a:effectStyle>
           <a:effectLst>
-            <a:outerShdw blurRad="57150" dist="19050" dir="5400000" algn="ctr" rotWithShape="0">
+            <a:outerShdw blurRad="40000" dist="23000" dir="5400000" rotWithShape="0">
               <a:srgbClr val="000000">
-                <a:alpha val="63000"/>
+                <a:alpha val="35000"/>
               </a:srgbClr>
             </a:outerShdw>
           </a:effectLst>
+        </a:effectStyle>
+        <a:effectStyle>
+          <a:effectLst>
+            <a:outerShdw blurRad="40000" dist="23000" dir="5400000" rotWithShape="0">
+              <a:srgbClr val="000000">
+                <a:alpha val="35000"/>
+              </a:srgbClr>
+            </a:outerShdw>
+          </a:effectLst>
+          <a:scene3d>
+            <a:camera prst="orthographicFront">
+              <a:rot lat="0" lon="0" rev="0"/>
+            </a:camera>
+            <a:lightRig rig="threePt" dir="t">
+              <a:rot lat="0" lon="0" rev="1200000"/>
+            </a:lightRig>
+          </a:scene3d>
+          <a:sp3d>
+            <a:bevelT w="63500" h="25400"/>
+          </a:sp3d>
         </a:effectStyle>
       </a:effectStyleLst>
       <a:bgFillStyleLst>
         <a:solidFill>
           <a:schemeClr val="phClr"/>
         </a:solidFill>
-        <a:solidFill>
-          <a:schemeClr val="phClr">
-            <a:tint val="95000"/>
-            <a:satMod val="170000"/>
-          </a:schemeClr>
-        </a:solidFill>
         <a:gradFill rotWithShape="1">
           <a:gsLst>
             <a:gs pos="0">
               <a:schemeClr val="phClr">
-                <a:tint val="93000"/>
-                <a:satMod val="150000"/>
-                <a:shade val="98000"/>
-                <a:lumMod val="102000"/>
+                <a:tint val="40000"/>
+                <a:satMod val="350000"/>
               </a:schemeClr>
             </a:gs>
-            <a:gs pos="50000">
+            <a:gs pos="40000">
               <a:schemeClr val="phClr">
-                <a:tint val="98000"/>
-                <a:satMod val="130000"/>
-                <a:shade val="90000"/>
-                <a:lumMod val="103000"/>
+                <a:tint val="45000"/>
+                <a:shade val="99000"/>
+                <a:satMod val="350000"/>
               </a:schemeClr>
             </a:gs>
             <a:gs pos="100000">
               <a:schemeClr val="phClr">
-                <a:shade val="63000"/>
-                <a:satMod val="120000"/>
+                <a:shade val="20000"/>
+                <a:satMod val="255000"/>
               </a:schemeClr>
             </a:gs>
           </a:gsLst>
-          <a:lin ang="5400000" scaled="0"/>
+          <a:path path="circle">
+            <a:fillToRect l="50000" t="-80000" r="50000" b="180000"/>
+          </a:path>
+        </a:gradFill>
+        <a:gradFill rotWithShape="1">
+          <a:gsLst>
+            <a:gs pos="0">
+              <a:schemeClr val="phClr">
+                <a:tint val="80000"/>
+                <a:satMod val="300000"/>
+              </a:schemeClr>
+            </a:gs>
+            <a:gs pos="100000">
+              <a:schemeClr val="phClr">
+                <a:shade val="30000"/>
+                <a:satMod val="200000"/>
+              </a:schemeClr>
+            </a:gs>
+          </a:gsLst>
+          <a:path path="circle">
+            <a:fillToRect l="50000" t="50000" r="50000" b="50000"/>
+          </a:path>
         </a:gradFill>
       </a:bgFillStyleLst>
     </a:fmtScheme>
   </a:themeElements>
-  <a:objectDefaults/>
+  <a:objectDefaults>
+    <a:spDef>
+      <a:spPr/>
+      <a:bodyPr/>
+      <a:lstStyle/>
+      <a:style>
+        <a:lnRef idx="1">
+          <a:schemeClr val="accent1"/>
+        </a:lnRef>
+        <a:fillRef idx="3">
+          <a:schemeClr val="accent1"/>
+        </a:fillRef>
+        <a:effectRef idx="2">
+          <a:schemeClr val="accent1"/>
+        </a:effectRef>
+        <a:fontRef idx="minor">
+          <a:schemeClr val="lt1"/>
+        </a:fontRef>
+      </a:style>
+    </a:spDef>
+    <a:lnDef>
+      <a:spPr/>
+      <a:bodyPr/>
+      <a:lstStyle/>
+      <a:style>
+        <a:lnRef idx="2">
+          <a:schemeClr val="accent1"/>
+        </a:lnRef>
+        <a:fillRef idx="0">
+          <a:schemeClr val="accent1"/>
+        </a:fillRef>
+        <a:effectRef idx="1">
+          <a:schemeClr val="accent1"/>
+        </a:effectRef>
+        <a:fontRef idx="minor">
+          <a:schemeClr val="tx1"/>
+        </a:fontRef>
+      </a:style>
+    </a:lnDef>
+  </a:objectDefaults>
   <a:extraClrSchemeLst/>
-  <a:extLst>
-    <a:ext uri="{05A4C25C-085E-4340-85A3-A5531E510DB2}">
-      <thm15:themeFamily xmlns:thm15="http://schemas.microsoft.com/office/thememl/2012/main" name="Office Theme" id="{2E142A2C-CD16-42D6-873A-C26D2A0506FA}" vid="{1BDDFF52-6CD6-40A5-AB3C-68EB2F1E4D0A}"/>
-    </a:ext>
-  </a:extLst>
 </a:theme>
 </file>